--- a/facility_level_heat_battery_potential_draft_v0.docx
+++ b/facility_level_heat_battery_potential_draft_v0.docx
@@ -304,23 +304,7 @@
           <w:rFonts w:ascii="Times New Roman" w:hAnsi="Times New Roman" w:cs="Times New Roman"/>
           <w:color w:val="000000" w:themeColor="text1"/>
         </w:rPr>
-        <w:t>/</w:t>
-      </w:r>
-      <w:proofErr w:type="spellStart"/>
-      <w:r>
-        <w:rPr>
-          <w:rFonts w:ascii="Times New Roman" w:hAnsi="Times New Roman" w:cs="Times New Roman"/>
-          <w:color w:val="000000" w:themeColor="text1"/>
-        </w:rPr>
-        <w:t>IndustryHeat</w:t>
-      </w:r>
-      <w:proofErr w:type="spellEnd"/>
-      <w:r>
-        <w:rPr>
-          <w:rFonts w:ascii="Times New Roman" w:hAnsi="Times New Roman" w:cs="Times New Roman"/>
-          <w:color w:val="000000" w:themeColor="text1"/>
-        </w:rPr>
-        <w:t>-EU</w:t>
+        <w:t>/IndustryHeat-EU</w:t>
       </w:r>
       <w:r>
         <w:rPr>
@@ -547,17 +531,8 @@
           <w:rFonts w:ascii="Times New Roman" w:hAnsi="Times New Roman" w:cs="Times New Roman"/>
           <w:color w:val="000000" w:themeColor="text1"/>
         </w:rPr>
-        <w:t xml:space="preserve"> </w:t>
-      </w:r>
-      <w:proofErr w:type="spellStart"/>
-      <w:r>
-        <w:rPr>
-          <w:rFonts w:ascii="Times New Roman" w:hAnsi="Times New Roman" w:cs="Times New Roman"/>
-          <w:color w:val="000000" w:themeColor="text1"/>
-        </w:rPr>
-        <w:t>flatblock</w:t>
-      </w:r>
-      <w:proofErr w:type="spellEnd"/>
+        <w:t xml:space="preserve"> flatblock</w:t>
+      </w:r>
       <w:r>
         <w:rPr>
           <w:rFonts w:ascii="Times New Roman" w:hAnsi="Times New Roman" w:cs="Times New Roman"/>
@@ -584,23 +559,7 @@
           <w:rFonts w:ascii="Times New Roman" w:hAnsi="Times New Roman" w:cs="Times New Roman"/>
           <w:color w:val="000000" w:themeColor="text1"/>
         </w:rPr>
-        <w:t xml:space="preserve"> used optimization methods to gather the optimal sizing of </w:t>
-      </w:r>
-      <w:proofErr w:type="spellStart"/>
-      <w:r>
-        <w:rPr>
-          <w:rFonts w:ascii="Times New Roman" w:hAnsi="Times New Roman" w:cs="Times New Roman"/>
-          <w:color w:val="000000" w:themeColor="text1"/>
-        </w:rPr>
-        <w:t>solar+IHB</w:t>
-      </w:r>
-      <w:proofErr w:type="spellEnd"/>
-      <w:r>
-        <w:rPr>
-          <w:rFonts w:ascii="Times New Roman" w:hAnsi="Times New Roman" w:cs="Times New Roman"/>
-          <w:color w:val="000000" w:themeColor="text1"/>
-        </w:rPr>
-        <w:t xml:space="preserve"> system the LCOH per site. </w:t>
+        <w:t xml:space="preserve"> used optimization methods to gather the optimal sizing of solar+IHB system the LCOH per site. </w:t>
       </w:r>
       <w:r>
         <w:rPr>
@@ -1009,25 +968,7 @@
           <w:noProof/>
           <w:color w:val="000000" w:themeColor="text1"/>
         </w:rPr>
-        <w:t>(</w:t>
-      </w:r>
-      <w:proofErr w:type="spellStart"/>
-      <w:r>
-        <w:rPr>
-          <w:rFonts w:ascii="Times New Roman" w:hAnsi="Times New Roman" w:cs="Times New Roman"/>
-          <w:noProof/>
-          <w:color w:val="000000" w:themeColor="text1"/>
-        </w:rPr>
-        <w:t>Pezzutto</w:t>
-      </w:r>
-      <w:proofErr w:type="spellEnd"/>
-      <w:r>
-        <w:rPr>
-          <w:rFonts w:ascii="Times New Roman" w:hAnsi="Times New Roman" w:cs="Times New Roman"/>
-          <w:noProof/>
-          <w:color w:val="000000" w:themeColor="text1"/>
-        </w:rPr>
-        <w:t xml:space="preserve"> et al., n.d.)</w:t>
+        <w:t>(Pezzutto et al., n.d.)</w:t>
       </w:r>
       <w:r>
         <w:rPr>
@@ -1337,21 +1278,12 @@
                 <w:color w:val="000000" w:themeColor="text1"/>
               </w:rPr>
             </w:pPr>
-            <w:proofErr w:type="spellStart"/>
             <w:r>
               <w:rPr>
                 <w:rFonts w:ascii="Times New Roman" w:hAnsi="Times New Roman" w:cs="Times New Roman"/>
                 <w:color w:val="000000" w:themeColor="text1"/>
               </w:rPr>
-              <w:t>fuel_energy</w:t>
-            </w:r>
-            <w:proofErr w:type="spellEnd"/>
-            <w:r>
-              <w:rPr>
-                <w:rFonts w:ascii="Times New Roman" w:hAnsi="Times New Roman" w:cs="Times New Roman"/>
-                <w:color w:val="000000" w:themeColor="text1"/>
-              </w:rPr>
-              <w:t xml:space="preserve"> = production × SEC/1000</w:t>
+              <w:t>fuel_energy = production × SEC/1000</w:t>
             </w:r>
           </w:p>
           <w:p>
@@ -1361,47 +1293,13 @@
                 <w:color w:val="000000" w:themeColor="text1"/>
               </w:rPr>
             </w:pPr>
-            <w:proofErr w:type="spellStart"/>
             <w:r>
               <w:rPr>
                 <w:rFonts w:ascii="Times New Roman" w:hAnsi="Times New Roman" w:cs="Times New Roman"/>
                 <w:color w:val="000000" w:themeColor="text1"/>
               </w:rPr>
-              <w:t>useful_heat</w:t>
-            </w:r>
-            <w:proofErr w:type="spellEnd"/>
-            <w:r>
-              <w:rPr>
-                <w:rFonts w:ascii="Times New Roman" w:hAnsi="Times New Roman" w:cs="Times New Roman"/>
-                <w:color w:val="000000" w:themeColor="text1"/>
-              </w:rPr>
-              <w:t xml:space="preserve"> = </w:t>
-            </w:r>
-            <w:proofErr w:type="spellStart"/>
-            <w:r>
-              <w:rPr>
-                <w:rFonts w:ascii="Times New Roman" w:hAnsi="Times New Roman" w:cs="Times New Roman"/>
-                <w:color w:val="000000" w:themeColor="text1"/>
-              </w:rPr>
-              <w:t>fuel_energy</w:t>
-            </w:r>
-            <w:proofErr w:type="spellEnd"/>
-            <w:r>
-              <w:rPr>
-                <w:rFonts w:ascii="Times New Roman" w:hAnsi="Times New Roman" w:cs="Times New Roman"/>
-                <w:color w:val="000000" w:themeColor="text1"/>
-              </w:rPr>
-              <w:t xml:space="preserve"> * </w:t>
-            </w:r>
-            <w:proofErr w:type="spellStart"/>
-            <w:r>
-              <w:rPr>
-                <w:rFonts w:ascii="Times New Roman" w:hAnsi="Times New Roman" w:cs="Times New Roman"/>
-                <w:color w:val="000000" w:themeColor="text1"/>
-              </w:rPr>
-              <w:t>η_process</w:t>
-            </w:r>
-            <w:proofErr w:type="spellEnd"/>
+              <w:t>useful_heat = fuel_energy * η_process</w:t>
+            </w:r>
           </w:p>
         </w:tc>
       </w:tr>
@@ -1437,63 +1335,20 @@
                 <w:color w:val="000000" w:themeColor="text1"/>
               </w:rPr>
             </w:pPr>
-            <w:proofErr w:type="spellStart"/>
             <w:r>
               <w:rPr>
                 <w:rFonts w:ascii="Times New Roman" w:hAnsi="Times New Roman" w:cs="Times New Roman"/>
                 <w:color w:val="000000" w:themeColor="text1"/>
               </w:rPr>
-              <w:t>fuel_energy</w:t>
-            </w:r>
-            <w:proofErr w:type="spellEnd"/>
+              <w:t xml:space="preserve">fuel_energy = (CO₂e × combustion_share) / </w:t>
+            </w:r>
             <w:r>
               <w:rPr>
                 <w:rFonts w:ascii="Times New Roman" w:hAnsi="Times New Roman" w:cs="Times New Roman"/>
                 <w:color w:val="000000" w:themeColor="text1"/>
               </w:rPr>
-              <w:t xml:space="preserve"> = (</w:t>
-            </w:r>
-            <w:proofErr w:type="spellStart"/>
-            <w:r>
-              <w:rPr>
-                <w:rFonts w:ascii="Times New Roman" w:hAnsi="Times New Roman" w:cs="Times New Roman"/>
-                <w:color w:val="000000" w:themeColor="text1"/>
-              </w:rPr>
-              <w:t>CO₂e</w:t>
-            </w:r>
-            <w:proofErr w:type="spellEnd"/>
-            <w:r>
-              <w:rPr>
-                <w:rFonts w:ascii="Times New Roman" w:hAnsi="Times New Roman" w:cs="Times New Roman"/>
-                <w:color w:val="000000" w:themeColor="text1"/>
-              </w:rPr>
-              <w:t xml:space="preserve"> × </w:t>
-            </w:r>
-            <w:proofErr w:type="spellStart"/>
-            <w:r>
-              <w:rPr>
-                <w:rFonts w:ascii="Times New Roman" w:hAnsi="Times New Roman" w:cs="Times New Roman"/>
-                <w:color w:val="000000" w:themeColor="text1"/>
-              </w:rPr>
-              <w:t>combustion_share</w:t>
-            </w:r>
-            <w:proofErr w:type="spellEnd"/>
-            <w:r>
-              <w:rPr>
-                <w:rFonts w:ascii="Times New Roman" w:hAnsi="Times New Roman" w:cs="Times New Roman"/>
-                <w:color w:val="000000" w:themeColor="text1"/>
-              </w:rPr>
-              <w:t xml:space="preserve">) / </w:t>
-            </w:r>
-            <w:proofErr w:type="spellStart"/>
-            <w:r>
-              <w:rPr>
-                <w:rFonts w:ascii="Times New Roman" w:hAnsi="Times New Roman" w:cs="Times New Roman"/>
-                <w:color w:val="000000" w:themeColor="text1"/>
-              </w:rPr>
               <w:t>emissions_factor</w:t>
             </w:r>
-            <w:proofErr w:type="spellEnd"/>
           </w:p>
           <w:p>
             <w:pPr>
@@ -1502,48 +1357,14 @@
                 <w:color w:val="000000" w:themeColor="text1"/>
               </w:rPr>
             </w:pPr>
-            <w:proofErr w:type="spellStart"/>
             <w:r>
               <w:rPr>
                 <w:rFonts w:ascii="Times New Roman" w:hAnsi="Times New Roman" w:cs="Times New Roman"/>
                 <w:color w:val="000000" w:themeColor="text1"/>
               </w:rPr>
               <w:lastRenderedPageBreak/>
-              <w:t>useful_heat</w:t>
-            </w:r>
-            <w:proofErr w:type="spellEnd"/>
-            <w:r>
-              <w:rPr>
-                <w:rFonts w:ascii="Times New Roman" w:hAnsi="Times New Roman" w:cs="Times New Roman"/>
-                <w:color w:val="000000" w:themeColor="text1"/>
-              </w:rPr>
-              <w:t xml:space="preserve"> = </w:t>
-            </w:r>
-            <w:proofErr w:type="spellStart"/>
-            <w:r>
-              <w:rPr>
-                <w:rFonts w:ascii="Times New Roman" w:hAnsi="Times New Roman" w:cs="Times New Roman"/>
-                <w:color w:val="000000" w:themeColor="text1"/>
-              </w:rPr>
-              <w:t>fuel_energy</w:t>
-            </w:r>
-            <w:proofErr w:type="spellEnd"/>
-            <w:r>
-              <w:rPr>
-                <w:rFonts w:ascii="Times New Roman" w:hAnsi="Times New Roman" w:cs="Times New Roman"/>
-                <w:color w:val="000000" w:themeColor="text1"/>
-              </w:rPr>
-              <w:t xml:space="preserve"> × </w:t>
-            </w:r>
-            <w:proofErr w:type="spellStart"/>
-            <w:r>
-              <w:rPr>
-                <w:rFonts w:ascii="Times New Roman" w:hAnsi="Times New Roman" w:cs="Times New Roman"/>
-                <w:color w:val="000000" w:themeColor="text1"/>
-              </w:rPr>
-              <w:t>η_boiler</w:t>
-            </w:r>
-            <w:proofErr w:type="spellEnd"/>
+              <w:t>useful_heat = fuel_energy × η_boiler</w:t>
+            </w:r>
           </w:p>
         </w:tc>
       </w:tr>
@@ -1580,47 +1401,13 @@
                 <w:color w:val="000000" w:themeColor="text1"/>
               </w:rPr>
             </w:pPr>
-            <w:proofErr w:type="spellStart"/>
             <w:r>
               <w:rPr>
                 <w:rFonts w:ascii="Times New Roman" w:hAnsi="Times New Roman" w:cs="Times New Roman"/>
                 <w:color w:val="000000" w:themeColor="text1"/>
               </w:rPr>
-              <w:t>replaceable_heat</w:t>
-            </w:r>
-            <w:proofErr w:type="spellEnd"/>
-            <w:r>
-              <w:rPr>
-                <w:rFonts w:ascii="Times New Roman" w:hAnsi="Times New Roman" w:cs="Times New Roman"/>
-                <w:color w:val="000000" w:themeColor="text1"/>
-              </w:rPr>
-              <w:t xml:space="preserve"> = </w:t>
-            </w:r>
-            <w:proofErr w:type="spellStart"/>
-            <w:r>
-              <w:rPr>
-                <w:rFonts w:ascii="Times New Roman" w:hAnsi="Times New Roman" w:cs="Times New Roman"/>
-                <w:color w:val="000000" w:themeColor="text1"/>
-              </w:rPr>
-              <w:t>useful_heat</w:t>
-            </w:r>
-            <w:proofErr w:type="spellEnd"/>
-            <w:r>
-              <w:rPr>
-                <w:rFonts w:ascii="Times New Roman" w:hAnsi="Times New Roman" w:cs="Times New Roman"/>
-                <w:color w:val="000000" w:themeColor="text1"/>
-              </w:rPr>
-              <w:t xml:space="preserve"> × </w:t>
-            </w:r>
-            <w:proofErr w:type="spellStart"/>
-            <w:r>
-              <w:rPr>
-                <w:rFonts w:ascii="Times New Roman" w:hAnsi="Times New Roman" w:cs="Times New Roman"/>
-                <w:color w:val="000000" w:themeColor="text1"/>
-              </w:rPr>
-              <w:t>fossil_share</w:t>
-            </w:r>
-            <w:proofErr w:type="spellEnd"/>
+              <w:t>replaceable_heat = useful_heat × fossil_share</w:t>
+            </w:r>
           </w:p>
         </w:tc>
       </w:tr>
@@ -1788,13 +1575,25 @@
         <w:rPr>
           <w:rFonts w:ascii="Times New Roman" w:hAnsi="Times New Roman" w:cs="Times New Roman"/>
         </w:rPr>
-        <w:t xml:space="preserve">heat </w:t>
-      </w:r>
-      <w:r>
-        <w:rPr>
-          <w:rFonts w:ascii="Times New Roman" w:hAnsi="Times New Roman" w:cs="Times New Roman"/>
-        </w:rPr>
-        <w:t>estimates</w:t>
+        <w:t>H</w:t>
+      </w:r>
+      <w:r>
+        <w:rPr>
+          <w:rFonts w:ascii="Times New Roman" w:hAnsi="Times New Roman" w:cs="Times New Roman"/>
+        </w:rPr>
+        <w:t>eat</w:t>
+      </w:r>
+      <w:r>
+        <w:rPr>
+          <w:rFonts w:ascii="Times New Roman" w:hAnsi="Times New Roman" w:cs="Times New Roman"/>
+        </w:rPr>
+        <w:t xml:space="preserve"> E</w:t>
+      </w:r>
+      <w:r>
+        <w:rPr>
+          <w:rFonts w:ascii="Times New Roman" w:hAnsi="Times New Roman" w:cs="Times New Roman"/>
+        </w:rPr>
+        <w:t>stimates</w:t>
       </w:r>
     </w:p>
     <w:p>
@@ -2021,25 +1820,7 @@
           <w:noProof/>
           <w:color w:val="000000" w:themeColor="text1"/>
         </w:rPr>
-        <w:t>(</w:t>
-      </w:r>
-      <w:proofErr w:type="spellStart"/>
-      <w:r>
-        <w:rPr>
-          <w:rFonts w:ascii="Times New Roman" w:hAnsi="Times New Roman" w:cs="Times New Roman"/>
-          <w:noProof/>
-          <w:color w:val="000000" w:themeColor="text1"/>
-        </w:rPr>
-        <w:t>Gjorgievski</w:t>
-      </w:r>
-      <w:proofErr w:type="spellEnd"/>
-      <w:r>
-        <w:rPr>
-          <w:rFonts w:ascii="Times New Roman" w:hAnsi="Times New Roman" w:cs="Times New Roman"/>
-          <w:noProof/>
-          <w:color w:val="000000" w:themeColor="text1"/>
-        </w:rPr>
-        <w:t xml:space="preserve"> et al., 2025)</w:t>
+        <w:t>(Gjorgievski et al., 2025)</w:t>
       </w:r>
       <w:r>
         <w:rPr>
@@ -2300,63 +2081,13 @@
           <w:color w:val="000000" w:themeColor="text1"/>
         </w:rPr>
       </w:pPr>
-      <w:proofErr w:type="spellStart"/>
-      <w:r>
-        <w:rPr>
-          <w:rFonts w:ascii="Times New Roman" w:hAnsi="Times New Roman" w:cs="Times New Roman"/>
-          <w:color w:val="000000" w:themeColor="text1"/>
-        </w:rPr>
-        <w:t>fossil_share</w:t>
-      </w:r>
-      <w:proofErr w:type="spellEnd"/>
-      <w:r>
-        <w:rPr>
-          <w:rFonts w:ascii="Times New Roman" w:hAnsi="Times New Roman" w:cs="Times New Roman"/>
-          <w:color w:val="000000" w:themeColor="text1"/>
-        </w:rPr>
-        <w:t xml:space="preserve"> = </w:t>
-      </w:r>
-      <w:proofErr w:type="spellStart"/>
-      <w:r>
-        <w:rPr>
-          <w:rFonts w:ascii="Times New Roman" w:hAnsi="Times New Roman" w:cs="Times New Roman"/>
-          <w:color w:val="000000" w:themeColor="text1"/>
-        </w:rPr>
-        <w:t>fossil_fuel</w:t>
-      </w:r>
-      <w:proofErr w:type="spellEnd"/>
-      <w:r>
-        <w:rPr>
-          <w:rFonts w:ascii="Times New Roman" w:hAnsi="Times New Roman" w:cs="Times New Roman"/>
-          <w:color w:val="000000" w:themeColor="text1"/>
-        </w:rPr>
-        <w:t xml:space="preserve"> / (</w:t>
-      </w:r>
-      <w:proofErr w:type="spellStart"/>
-      <w:r>
-        <w:rPr>
-          <w:rFonts w:ascii="Times New Roman" w:hAnsi="Times New Roman" w:cs="Times New Roman"/>
-          <w:color w:val="000000" w:themeColor="text1"/>
-        </w:rPr>
-        <w:t>fossil_fuel</w:t>
-      </w:r>
-      <w:proofErr w:type="spellEnd"/>
-      <w:r>
-        <w:rPr>
-          <w:rFonts w:ascii="Times New Roman" w:hAnsi="Times New Roman" w:cs="Times New Roman"/>
-          <w:color w:val="000000" w:themeColor="text1"/>
-        </w:rPr>
-        <w:t xml:space="preserve"> + </w:t>
-      </w:r>
-      <w:proofErr w:type="spellStart"/>
-      <w:r>
-        <w:rPr>
-          <w:rFonts w:ascii="Times New Roman" w:hAnsi="Times New Roman" w:cs="Times New Roman"/>
-          <w:color w:val="000000" w:themeColor="text1"/>
-        </w:rPr>
-        <w:t>biomass_fuel</w:t>
-      </w:r>
-      <w:proofErr w:type="spellEnd"/>
+      <w:r>
+        <w:rPr>
+          <w:rFonts w:ascii="Times New Roman" w:hAnsi="Times New Roman" w:cs="Times New Roman"/>
+          <w:color w:val="000000" w:themeColor="text1"/>
+        </w:rPr>
+        <w:t>fossil_share = fossil_fuel / (fossil_fuel + biomass_fuel</w:t>
+      </w:r>
       <w:r>
         <w:rPr>
           <w:rFonts w:ascii="Times New Roman" w:hAnsi="Times New Roman" w:cs="Times New Roman"/>
@@ -2399,17 +2130,162 @@
           <w:rFonts w:ascii="Times New Roman" w:hAnsi="Times New Roman" w:cs="Times New Roman"/>
           <w:color w:val="000000" w:themeColor="text1"/>
         </w:rPr>
-        <w:t xml:space="preserve"> compared industrial process heat from our calculated bottom-up figures with the reference figures from JRC-IDEES/</w:t>
-      </w:r>
-      <w:proofErr w:type="spellStart"/>
-      <w:r>
-        <w:rPr>
-          <w:rFonts w:ascii="Times New Roman" w:hAnsi="Times New Roman" w:cs="Times New Roman"/>
-          <w:color w:val="000000" w:themeColor="text1"/>
-        </w:rPr>
-        <w:t>IndustrialHeatEU</w:t>
-      </w:r>
-      <w:proofErr w:type="spellEnd"/>
+        <w:t xml:space="preserve"> compared industrial process heat from our calculated bottom-up figures with the reference figures from JRC-IDEES/IndustrialHeatEU. </w:t>
+      </w:r>
+      <w:r>
+        <w:rPr>
+          <w:rFonts w:ascii="Times New Roman" w:hAnsi="Times New Roman" w:cs="Times New Roman"/>
+          <w:color w:val="000000" w:themeColor="text1"/>
+        </w:rPr>
+        <w:t xml:space="preserve">From </w:t>
+      </w:r>
+      <w:r>
+        <w:rPr>
+          <w:rFonts w:ascii="Times New Roman" w:hAnsi="Times New Roman" w:cs="Times New Roman"/>
+          <w:color w:val="000000" w:themeColor="text1"/>
+        </w:rPr>
+        <w:t>this</w:t>
+      </w:r>
+      <w:r>
+        <w:rPr>
+          <w:rFonts w:ascii="Times New Roman" w:hAnsi="Times New Roman" w:cs="Times New Roman"/>
+          <w:color w:val="000000" w:themeColor="text1"/>
+        </w:rPr>
+        <w:t xml:space="preserve"> dataset, we used </w:t>
+      </w:r>
+      <w:r>
+        <w:rPr>
+          <w:rFonts w:ascii="Times New Roman" w:hAnsi="Times New Roman" w:cs="Times New Roman"/>
+          <w:color w:val="000000" w:themeColor="text1"/>
+        </w:rPr>
+        <w:t xml:space="preserve">the useful energy demand dataset which is the amount of energy that is </w:t>
+      </w:r>
+      <w:r>
+        <w:rPr>
+          <w:rFonts w:ascii="Times New Roman" w:hAnsi="Times New Roman" w:cs="Times New Roman"/>
+          <w:color w:val="000000" w:themeColor="text1"/>
+        </w:rPr>
+        <w:t>used</w:t>
+      </w:r>
+      <w:r>
+        <w:rPr>
+          <w:rFonts w:ascii="Times New Roman" w:hAnsi="Times New Roman" w:cs="Times New Roman"/>
+          <w:color w:val="000000" w:themeColor="text1"/>
+        </w:rPr>
+        <w:t xml:space="preserve"> in the process. </w:t>
+      </w:r>
+      <w:r>
+        <w:rPr>
+          <w:rFonts w:ascii="Times New Roman" w:hAnsi="Times New Roman" w:cs="Times New Roman"/>
+          <w:color w:val="000000" w:themeColor="text1"/>
+        </w:rPr>
+        <w:t>Specifically,</w:t>
+      </w:r>
+      <w:r>
+        <w:rPr>
+          <w:rFonts w:ascii="Times New Roman" w:hAnsi="Times New Roman" w:cs="Times New Roman"/>
+          <w:color w:val="000000" w:themeColor="text1"/>
+        </w:rPr>
+        <w:t xml:space="preserve"> we pulled the </w:t>
+      </w:r>
+      <w:r>
+        <w:rPr>
+          <w:rFonts w:ascii="Times New Roman" w:hAnsi="Times New Roman" w:cs="Times New Roman"/>
+          <w:color w:val="000000" w:themeColor="text1"/>
+        </w:rPr>
+        <w:t>s</w:t>
+      </w:r>
+      <w:r>
+        <w:rPr>
+          <w:rFonts w:ascii="Times New Roman" w:hAnsi="Times New Roman" w:cs="Times New Roman"/>
+          <w:color w:val="000000" w:themeColor="text1"/>
+        </w:rPr>
+        <w:t>team,</w:t>
+      </w:r>
+      <w:r>
+        <w:rPr>
+          <w:rFonts w:ascii="Times New Roman" w:hAnsi="Times New Roman" w:cs="Times New Roman"/>
+          <w:color w:val="000000" w:themeColor="text1"/>
+        </w:rPr>
+        <w:t xml:space="preserve"> n</w:t>
+      </w:r>
+      <w:r>
+        <w:rPr>
+          <w:rFonts w:ascii="Times New Roman" w:hAnsi="Times New Roman" w:cs="Times New Roman"/>
+          <w:color w:val="000000" w:themeColor="text1"/>
+        </w:rPr>
+        <w:t>on-electric process heat &lt;100°C</w:t>
+      </w:r>
+      <w:r>
+        <w:rPr>
+          <w:rFonts w:ascii="Times New Roman" w:hAnsi="Times New Roman" w:cs="Times New Roman"/>
+          <w:color w:val="000000" w:themeColor="text1"/>
+        </w:rPr>
+        <w:t>, n</w:t>
+      </w:r>
+      <w:r>
+        <w:rPr>
+          <w:rFonts w:ascii="Times New Roman" w:hAnsi="Times New Roman" w:cs="Times New Roman"/>
+          <w:color w:val="000000" w:themeColor="text1"/>
+        </w:rPr>
+        <w:t xml:space="preserve">on-electric process heat 100–400°C, </w:t>
+      </w:r>
+      <w:r>
+        <w:rPr>
+          <w:rFonts w:ascii="Times New Roman" w:hAnsi="Times New Roman" w:cs="Times New Roman"/>
+          <w:color w:val="000000" w:themeColor="text1"/>
+        </w:rPr>
+        <w:t>n</w:t>
+      </w:r>
+      <w:r>
+        <w:rPr>
+          <w:rFonts w:ascii="Times New Roman" w:hAnsi="Times New Roman" w:cs="Times New Roman"/>
+          <w:color w:val="000000" w:themeColor="text1"/>
+        </w:rPr>
+        <w:t xml:space="preserve">on-electric process heat 400–1000°C, </w:t>
+      </w:r>
+      <w:r>
+        <w:rPr>
+          <w:rFonts w:ascii="Times New Roman" w:hAnsi="Times New Roman" w:cs="Times New Roman"/>
+          <w:color w:val="000000" w:themeColor="text1"/>
+        </w:rPr>
+        <w:t>and n</w:t>
+      </w:r>
+      <w:r>
+        <w:rPr>
+          <w:rFonts w:ascii="Times New Roman" w:hAnsi="Times New Roman" w:cs="Times New Roman"/>
+          <w:color w:val="000000" w:themeColor="text1"/>
+        </w:rPr>
+        <w:t>on-electric process heat &gt;1000°C</w:t>
+      </w:r>
+      <w:r>
+        <w:rPr>
+          <w:rFonts w:ascii="Times New Roman" w:hAnsi="Times New Roman" w:cs="Times New Roman"/>
+          <w:color w:val="000000" w:themeColor="text1"/>
+        </w:rPr>
+        <w:t xml:space="preserve"> at the country level and at the sector level</w:t>
+      </w:r>
+      <w:r>
+        <w:rPr>
+          <w:rFonts w:ascii="Times New Roman" w:hAnsi="Times New Roman" w:cs="Times New Roman"/>
+          <w:color w:val="000000" w:themeColor="text1"/>
+        </w:rPr>
+        <w:t xml:space="preserve"> to </w:t>
+      </w:r>
+      <w:r>
+        <w:rPr>
+          <w:rFonts w:ascii="Times New Roman" w:hAnsi="Times New Roman" w:cs="Times New Roman"/>
+          <w:color w:val="000000" w:themeColor="text1"/>
+        </w:rPr>
+        <w:t>compare with</w:t>
+      </w:r>
+      <w:r>
+        <w:rPr>
+          <w:rFonts w:ascii="Times New Roman" w:hAnsi="Times New Roman" w:cs="Times New Roman"/>
+          <w:color w:val="000000" w:themeColor="text1"/>
+        </w:rPr>
+        <w:t xml:space="preserve"> our useful heat estimates</w:t>
+      </w:r>
       <w:r>
         <w:rPr>
           <w:rFonts w:ascii="Times New Roman" w:hAnsi="Times New Roman" w:cs="Times New Roman"/>
@@ -2422,154 +2298,28 @@
           <w:rFonts w:ascii="Times New Roman" w:hAnsi="Times New Roman" w:cs="Times New Roman"/>
           <w:color w:val="000000" w:themeColor="text1"/>
         </w:rPr>
-        <w:t xml:space="preserve">From </w:t>
-      </w:r>
-      <w:r>
-        <w:rPr>
-          <w:rFonts w:ascii="Times New Roman" w:hAnsi="Times New Roman" w:cs="Times New Roman"/>
-          <w:color w:val="000000" w:themeColor="text1"/>
-        </w:rPr>
-        <w:t>this</w:t>
-      </w:r>
-      <w:r>
-        <w:rPr>
-          <w:rFonts w:ascii="Times New Roman" w:hAnsi="Times New Roman" w:cs="Times New Roman"/>
-          <w:color w:val="000000" w:themeColor="text1"/>
-        </w:rPr>
-        <w:t xml:space="preserve"> dataset, we used </w:t>
-      </w:r>
-      <w:r>
-        <w:rPr>
-          <w:rFonts w:ascii="Times New Roman" w:hAnsi="Times New Roman" w:cs="Times New Roman"/>
-          <w:color w:val="000000" w:themeColor="text1"/>
-        </w:rPr>
-        <w:t xml:space="preserve">the useful energy demand dataset which is the amount of energy that is </w:t>
-      </w:r>
-      <w:r>
-        <w:rPr>
-          <w:rFonts w:ascii="Times New Roman" w:hAnsi="Times New Roman" w:cs="Times New Roman"/>
-          <w:color w:val="000000" w:themeColor="text1"/>
-        </w:rPr>
-        <w:t>used</w:t>
-      </w:r>
-      <w:r>
-        <w:rPr>
-          <w:rFonts w:ascii="Times New Roman" w:hAnsi="Times New Roman" w:cs="Times New Roman"/>
-          <w:color w:val="000000" w:themeColor="text1"/>
-        </w:rPr>
-        <w:t xml:space="preserve"> in the process. </w:t>
-      </w:r>
-      <w:r>
-        <w:rPr>
-          <w:rFonts w:ascii="Times New Roman" w:hAnsi="Times New Roman" w:cs="Times New Roman"/>
-          <w:color w:val="000000" w:themeColor="text1"/>
-        </w:rPr>
-        <w:t>Specifically,</w:t>
-      </w:r>
-      <w:r>
-        <w:rPr>
-          <w:rFonts w:ascii="Times New Roman" w:hAnsi="Times New Roman" w:cs="Times New Roman"/>
-          <w:color w:val="000000" w:themeColor="text1"/>
-        </w:rPr>
-        <w:t xml:space="preserve"> we pulled the </w:t>
-      </w:r>
-      <w:r>
-        <w:rPr>
-          <w:rFonts w:ascii="Times New Roman" w:hAnsi="Times New Roman" w:cs="Times New Roman"/>
-          <w:color w:val="000000" w:themeColor="text1"/>
-        </w:rPr>
-        <w:t>s</w:t>
-      </w:r>
-      <w:r>
-        <w:rPr>
-          <w:rFonts w:ascii="Times New Roman" w:hAnsi="Times New Roman" w:cs="Times New Roman"/>
-          <w:color w:val="000000" w:themeColor="text1"/>
-        </w:rPr>
-        <w:t>team,</w:t>
-      </w:r>
-      <w:r>
-        <w:rPr>
-          <w:rFonts w:ascii="Times New Roman" w:hAnsi="Times New Roman" w:cs="Times New Roman"/>
-          <w:color w:val="000000" w:themeColor="text1"/>
-        </w:rPr>
-        <w:t xml:space="preserve"> n</w:t>
-      </w:r>
-      <w:r>
-        <w:rPr>
-          <w:rFonts w:ascii="Times New Roman" w:hAnsi="Times New Roman" w:cs="Times New Roman"/>
-          <w:color w:val="000000" w:themeColor="text1"/>
-        </w:rPr>
-        <w:t>on-electric process heat &lt;100°C</w:t>
-      </w:r>
-      <w:r>
-        <w:rPr>
-          <w:rFonts w:ascii="Times New Roman" w:hAnsi="Times New Roman" w:cs="Times New Roman"/>
-          <w:color w:val="000000" w:themeColor="text1"/>
-        </w:rPr>
-        <w:t>, n</w:t>
-      </w:r>
-      <w:r>
-        <w:rPr>
-          <w:rFonts w:ascii="Times New Roman" w:hAnsi="Times New Roman" w:cs="Times New Roman"/>
-          <w:color w:val="000000" w:themeColor="text1"/>
-        </w:rPr>
-        <w:t xml:space="preserve">on-electric process heat 100–400°C, </w:t>
-      </w:r>
-      <w:r>
-        <w:rPr>
-          <w:rFonts w:ascii="Times New Roman" w:hAnsi="Times New Roman" w:cs="Times New Roman"/>
-          <w:color w:val="000000" w:themeColor="text1"/>
-        </w:rPr>
-        <w:t>n</w:t>
-      </w:r>
-      <w:r>
-        <w:rPr>
-          <w:rFonts w:ascii="Times New Roman" w:hAnsi="Times New Roman" w:cs="Times New Roman"/>
-          <w:color w:val="000000" w:themeColor="text1"/>
-        </w:rPr>
-        <w:t xml:space="preserve">on-electric process heat 400–1000°C, </w:t>
-      </w:r>
-      <w:r>
-        <w:rPr>
-          <w:rFonts w:ascii="Times New Roman" w:hAnsi="Times New Roman" w:cs="Times New Roman"/>
-          <w:color w:val="000000" w:themeColor="text1"/>
-        </w:rPr>
-        <w:t>and n</w:t>
-      </w:r>
-      <w:r>
-        <w:rPr>
-          <w:rFonts w:ascii="Times New Roman" w:hAnsi="Times New Roman" w:cs="Times New Roman"/>
-          <w:color w:val="000000" w:themeColor="text1"/>
-        </w:rPr>
-        <w:t>on-electric process heat &gt;1000°C</w:t>
-      </w:r>
-      <w:r>
-        <w:rPr>
-          <w:rFonts w:ascii="Times New Roman" w:hAnsi="Times New Roman" w:cs="Times New Roman"/>
-          <w:color w:val="000000" w:themeColor="text1"/>
-        </w:rPr>
-        <w:t xml:space="preserve"> at the country level and at the sector level</w:t>
-      </w:r>
-      <w:r>
-        <w:rPr>
-          <w:rFonts w:ascii="Times New Roman" w:hAnsi="Times New Roman" w:cs="Times New Roman"/>
-          <w:color w:val="000000" w:themeColor="text1"/>
-        </w:rPr>
-        <w:t xml:space="preserve"> to </w:t>
-      </w:r>
-      <w:r>
-        <w:rPr>
-          <w:rFonts w:ascii="Times New Roman" w:hAnsi="Times New Roman" w:cs="Times New Roman"/>
-          <w:color w:val="000000" w:themeColor="text1"/>
-        </w:rPr>
-        <w:t>compare with</w:t>
-      </w:r>
-      <w:r>
-        <w:rPr>
-          <w:rFonts w:ascii="Times New Roman" w:hAnsi="Times New Roman" w:cs="Times New Roman"/>
-          <w:color w:val="000000" w:themeColor="text1"/>
-        </w:rPr>
-        <w:t xml:space="preserve"> our useful heat estimates</w:t>
+        <w:t xml:space="preserve">We matched the IndustrialHeatEU subsectors </w:t>
+      </w:r>
+      <w:r>
+        <w:rPr>
+          <w:rFonts w:ascii="Times New Roman" w:hAnsi="Times New Roman" w:cs="Times New Roman"/>
+          <w:color w:val="000000" w:themeColor="text1"/>
+        </w:rPr>
+        <w:t xml:space="preserve">categories </w:t>
+      </w:r>
+      <w:r>
+        <w:rPr>
+          <w:rFonts w:ascii="Times New Roman" w:hAnsi="Times New Roman" w:cs="Times New Roman"/>
+          <w:color w:val="000000" w:themeColor="text1"/>
+        </w:rPr>
+        <w:t>to the Climate Trace sector</w:t>
+      </w:r>
+      <w:r>
+        <w:rPr>
+          <w:rFonts w:ascii="Times New Roman" w:hAnsi="Times New Roman" w:cs="Times New Roman"/>
+          <w:color w:val="000000" w:themeColor="text1"/>
+        </w:rPr>
+        <w:t xml:space="preserve"> categories, which is shown in the appendix</w:t>
       </w:r>
       <w:r>
         <w:rPr>
@@ -2578,49 +2328,132 @@
         </w:rPr>
         <w:t xml:space="preserve">. </w:t>
       </w:r>
-      <w:r>
-        <w:rPr>
-          <w:rFonts w:ascii="Times New Roman" w:hAnsi="Times New Roman" w:cs="Times New Roman"/>
-          <w:color w:val="000000" w:themeColor="text1"/>
-        </w:rPr>
-        <w:t xml:space="preserve">We matched the </w:t>
-      </w:r>
-      <w:proofErr w:type="spellStart"/>
-      <w:r>
-        <w:rPr>
-          <w:rFonts w:ascii="Times New Roman" w:hAnsi="Times New Roman" w:cs="Times New Roman"/>
-          <w:color w:val="000000" w:themeColor="text1"/>
-        </w:rPr>
-        <w:t>IndustrialHeatEU</w:t>
-      </w:r>
-      <w:proofErr w:type="spellEnd"/>
-      <w:r>
-        <w:rPr>
-          <w:rFonts w:ascii="Times New Roman" w:hAnsi="Times New Roman" w:cs="Times New Roman"/>
-          <w:color w:val="000000" w:themeColor="text1"/>
-        </w:rPr>
-        <w:t xml:space="preserve"> subsectors </w:t>
-      </w:r>
-      <w:r>
-        <w:rPr>
-          <w:rFonts w:ascii="Times New Roman" w:hAnsi="Times New Roman" w:cs="Times New Roman"/>
-          <w:color w:val="000000" w:themeColor="text1"/>
-        </w:rPr>
-        <w:t xml:space="preserve">categories </w:t>
-      </w:r>
-      <w:r>
-        <w:rPr>
-          <w:rFonts w:ascii="Times New Roman" w:hAnsi="Times New Roman" w:cs="Times New Roman"/>
-          <w:color w:val="000000" w:themeColor="text1"/>
-        </w:rPr>
-        <w:t>to the Climate Trace sector</w:t>
-      </w:r>
-      <w:r>
-        <w:rPr>
-          <w:rFonts w:ascii="Times New Roman" w:hAnsi="Times New Roman" w:cs="Times New Roman"/>
-          <w:color w:val="000000" w:themeColor="text1"/>
-        </w:rPr>
-        <w:t xml:space="preserve"> categories, which is shown in the appendix</w:t>
+    </w:p>
+    <w:p>
+      <w:pPr>
+        <w:rPr>
+          <w:rFonts w:ascii="Times New Roman" w:hAnsi="Times New Roman" w:cs="Times New Roman"/>
+          <w:color w:val="000000" w:themeColor="text1"/>
+        </w:rPr>
+      </w:pPr>
+      <w:r>
+        <w:rPr>
+          <w:rFonts w:ascii="Times New Roman" w:hAnsi="Times New Roman" w:cs="Times New Roman"/>
+          <w:color w:val="000000" w:themeColor="text1"/>
+        </w:rPr>
+        <w:t>Overall, the facility bottom-up reproduces the country picture well</w:t>
+      </w:r>
+      <w:r>
+        <w:rPr>
+          <w:rFonts w:ascii="Times New Roman" w:hAnsi="Times New Roman" w:cs="Times New Roman"/>
+          <w:color w:val="000000" w:themeColor="text1"/>
+        </w:rPr>
+        <w:t>. T</w:t>
+      </w:r>
+      <w:r>
+        <w:rPr>
+          <w:rFonts w:ascii="Times New Roman" w:hAnsi="Times New Roman" w:cs="Times New Roman"/>
+          <w:color w:val="000000" w:themeColor="text1"/>
+        </w:rPr>
+        <w:t>he EU-26</w:t>
+      </w:r>
+      <w:r>
+        <w:rPr>
+          <w:rFonts w:ascii="Times New Roman" w:hAnsi="Times New Roman" w:cs="Times New Roman"/>
+          <w:color w:val="000000" w:themeColor="text1"/>
+        </w:rPr>
+        <w:t xml:space="preserve"> </w:t>
+      </w:r>
+      <w:r>
+        <w:rPr>
+          <w:rFonts w:ascii="Times New Roman" w:hAnsi="Times New Roman" w:cs="Times New Roman"/>
+          <w:color w:val="000000" w:themeColor="text1"/>
+        </w:rPr>
+        <w:t>covered-sector total is 556 TWh vs 794 TWh reference (70%), and the largest</w:t>
+      </w:r>
+      <w:r>
+        <w:rPr>
+          <w:rFonts w:ascii="Times New Roman" w:hAnsi="Times New Roman" w:cs="Times New Roman"/>
+          <w:color w:val="000000" w:themeColor="text1"/>
+        </w:rPr>
+        <w:t xml:space="preserve"> </w:t>
+      </w:r>
+      <w:r>
+        <w:rPr>
+          <w:rFonts w:ascii="Times New Roman" w:hAnsi="Times New Roman" w:cs="Times New Roman"/>
+          <w:color w:val="000000" w:themeColor="text1"/>
+        </w:rPr>
+        <w:t>industrial countries all land in a plausible band</w:t>
+      </w:r>
+      <w:r>
+        <w:rPr>
+          <w:rFonts w:ascii="Times New Roman" w:hAnsi="Times New Roman" w:cs="Times New Roman"/>
+          <w:color w:val="000000" w:themeColor="text1"/>
+        </w:rPr>
+        <w:t>:</w:t>
+      </w:r>
+      <w:r>
+        <w:rPr>
+          <w:rFonts w:ascii="Times New Roman" w:hAnsi="Times New Roman" w:cs="Times New Roman"/>
+          <w:color w:val="000000" w:themeColor="text1"/>
+        </w:rPr>
+        <w:t xml:space="preserve"> DE 71%, FR 82%, ES 73%,</w:t>
+      </w:r>
+      <w:r>
+        <w:rPr>
+          <w:rFonts w:ascii="Times New Roman" w:hAnsi="Times New Roman" w:cs="Times New Roman"/>
+          <w:color w:val="000000" w:themeColor="text1"/>
+        </w:rPr>
+        <w:t xml:space="preserve"> </w:t>
+      </w:r>
+      <w:r>
+        <w:rPr>
+          <w:rFonts w:ascii="Times New Roman" w:hAnsi="Times New Roman" w:cs="Times New Roman"/>
+          <w:color w:val="000000" w:themeColor="text1"/>
+        </w:rPr>
+        <w:t>IT 58%, PL 68%, NL 83%.</w:t>
+      </w:r>
+      <w:r>
+        <w:rPr>
+          <w:rFonts w:ascii="Times New Roman" w:hAnsi="Times New Roman" w:cs="Times New Roman"/>
+          <w:color w:val="000000" w:themeColor="text1"/>
+        </w:rPr>
+        <w:t xml:space="preserve"> </w:t>
+      </w:r>
+      <w:r>
+        <w:rPr>
+          <w:rFonts w:ascii="Times New Roman" w:hAnsi="Times New Roman" w:cs="Times New Roman"/>
+          <w:color w:val="000000" w:themeColor="text1"/>
+        </w:rPr>
+        <w:t xml:space="preserve">The calculated totals are slightly under </w:t>
+      </w:r>
+      <w:r>
+        <w:rPr>
+          <w:rFonts w:ascii="Times New Roman" w:hAnsi="Times New Roman" w:cs="Times New Roman"/>
+          <w:color w:val="000000" w:themeColor="text1"/>
+        </w:rPr>
+        <w:t xml:space="preserve">the reference totals which is explainable because Climate Trace </w:t>
+      </w:r>
+      <w:r>
+        <w:rPr>
+          <w:rFonts w:ascii="Times New Roman" w:hAnsi="Times New Roman" w:cs="Times New Roman"/>
+          <w:color w:val="000000" w:themeColor="text1"/>
+        </w:rPr>
+        <w:t xml:space="preserve">does not account for </w:t>
+      </w:r>
+      <w:r>
+        <w:rPr>
+          <w:rFonts w:ascii="Times New Roman" w:hAnsi="Times New Roman" w:cs="Times New Roman"/>
+          <w:color w:val="000000" w:themeColor="text1"/>
+        </w:rPr>
+        <w:t>all</w:t>
+      </w:r>
+      <w:r>
+        <w:rPr>
+          <w:rFonts w:ascii="Times New Roman" w:hAnsi="Times New Roman" w:cs="Times New Roman"/>
+          <w:color w:val="000000" w:themeColor="text1"/>
+        </w:rPr>
+        <w:t xml:space="preserve"> the facilities</w:t>
       </w:r>
       <w:r>
         <w:rPr>
@@ -2629,34 +2462,212 @@
         </w:rPr>
         <w:t xml:space="preserve">. </w:t>
       </w:r>
-    </w:p>
-    <w:p>
-      <w:pPr>
-        <w:rPr>
-          <w:rFonts w:ascii="Times New Roman" w:hAnsi="Times New Roman" w:cs="Times New Roman"/>
-          <w:color w:val="000000" w:themeColor="text1"/>
-        </w:rPr>
-      </w:pPr>
-      <w:r>
-        <w:rPr>
-          <w:rFonts w:ascii="Times New Roman" w:hAnsi="Times New Roman" w:cs="Times New Roman"/>
-          <w:color w:val="000000" w:themeColor="text1"/>
-        </w:rPr>
-        <w:t>Overall, the facility bottom-up reproduces the country picture well</w:t>
-      </w:r>
-      <w:r>
-        <w:rPr>
-          <w:rFonts w:ascii="Times New Roman" w:hAnsi="Times New Roman" w:cs="Times New Roman"/>
-          <w:color w:val="000000" w:themeColor="text1"/>
-        </w:rPr>
-        <w:t>. T</w:t>
-      </w:r>
-      <w:r>
-        <w:rPr>
-          <w:rFonts w:ascii="Times New Roman" w:hAnsi="Times New Roman" w:cs="Times New Roman"/>
-          <w:color w:val="000000" w:themeColor="text1"/>
-        </w:rPr>
-        <w:t>he EU-26</w:t>
+      <w:r>
+        <w:rPr>
+          <w:rFonts w:ascii="Times New Roman" w:hAnsi="Times New Roman" w:cs="Times New Roman"/>
+          <w:color w:val="000000" w:themeColor="text1"/>
+        </w:rPr>
+        <w:t xml:space="preserve">Overall, the calculated totals </w:t>
+      </w:r>
+      <w:r>
+        <w:rPr>
+          <w:rFonts w:ascii="Times New Roman" w:hAnsi="Times New Roman" w:cs="Times New Roman"/>
+          <w:color w:val="000000" w:themeColor="text1"/>
+        </w:rPr>
+        <w:t>do</w:t>
+      </w:r>
+      <w:r>
+        <w:rPr>
+          <w:rFonts w:ascii="Times New Roman" w:hAnsi="Times New Roman" w:cs="Times New Roman"/>
+          <w:color w:val="000000" w:themeColor="text1"/>
+        </w:rPr>
+        <w:t xml:space="preserve"> not go over 50% of the </w:t>
+      </w:r>
+      <w:r>
+        <w:rPr>
+          <w:rFonts w:ascii="Times New Roman" w:hAnsi="Times New Roman" w:cs="Times New Roman"/>
+          <w:color w:val="000000" w:themeColor="text1"/>
+        </w:rPr>
+        <w:t xml:space="preserve">reference </w:t>
+      </w:r>
+      <w:r>
+        <w:rPr>
+          <w:rFonts w:ascii="Times New Roman" w:hAnsi="Times New Roman" w:cs="Times New Roman"/>
+          <w:color w:val="000000" w:themeColor="text1"/>
+        </w:rPr>
+        <w:t>useful energy</w:t>
+      </w:r>
+      <w:r>
+        <w:rPr>
+          <w:rFonts w:ascii="Times New Roman" w:hAnsi="Times New Roman" w:cs="Times New Roman"/>
+          <w:color w:val="000000" w:themeColor="text1"/>
+        </w:rPr>
+        <w:t xml:space="preserve">. </w:t>
+      </w:r>
+    </w:p>
+    <w:p>
+      <w:pPr>
+        <w:rPr>
+          <w:rFonts w:ascii="Times New Roman" w:hAnsi="Times New Roman" w:cs="Times New Roman"/>
+          <w:color w:val="000000" w:themeColor="text1"/>
+        </w:rPr>
+      </w:pPr>
+      <w:commentRangeStart w:id="0"/>
+      <w:r>
+        <w:rPr>
+          <w:rFonts w:ascii="Times New Roman" w:hAnsi="Times New Roman" w:cs="Times New Roman"/>
+          <w:color w:val="000000" w:themeColor="text1"/>
+        </w:rPr>
+        <w:t xml:space="preserve">The sector-level totals also match the reference well except for pulp &amp; paper and ceramics &amp; glass. For pulp &amp; paper, Climate TRACE lists 79 pulp mills covering 21.8 Mt of the </w:t>
+      </w:r>
+      <w:r>
+        <w:rPr>
+          <w:rFonts w:ascii="Times New Roman" w:hAnsi="Times New Roman" w:cs="Times New Roman"/>
+          <w:color w:val="000000" w:themeColor="text1"/>
+        </w:rPr>
+        <w:t>73.9</w:t>
+      </w:r>
+      <w:r>
+        <w:rPr>
+          <w:rFonts w:ascii="Times New Roman" w:hAnsi="Times New Roman" w:cs="Times New Roman"/>
+          <w:color w:val="000000" w:themeColor="text1"/>
+        </w:rPr>
+        <w:t xml:space="preserve"> Mt EU pulp production </w:t>
+      </w:r>
+      <w:r>
+        <w:rPr>
+          <w:rFonts w:ascii="Times New Roman" w:hAnsi="Times New Roman" w:cs="Times New Roman"/>
+          <w:color w:val="000000" w:themeColor="text1"/>
+        </w:rPr>
+        <w:fldChar w:fldCharType="begin"/>
+      </w:r>
+      <w:r>
+        <w:rPr>
+          <w:rFonts w:ascii="Times New Roman" w:hAnsi="Times New Roman" w:cs="Times New Roman"/>
+          <w:color w:val="000000" w:themeColor="text1"/>
+        </w:rPr>
+        <w:instrText xml:space="preserve"> ADDIN ZOTERO_ITEM CSL_CITATION {"citationID":"Nd4KoeEq","properties":{"unsorted":false,"formattedCitation":"(CEPI, 2023)","plainCitation":"(CEPI, 2023)","noteIndex":0},"citationItems":[{"id":316,"uris":["http://zotero.org/users/20280584/items/IHFAVYBD"],"itemData":{"id":316,"type":"webpage","citation-key":"European pulp &amp; paper industry","publisher":"CEPI","title":"European pulp &amp; paper industry","URL":"https://www.cepi.org/wp-content/uploads/2024/09/Key-Statistics-2023-FINAL-2.pdf","accessed":{"date-parts":[["2026",7,16]]},"issued":{"date-parts":[["2023"]]}}}],"schema":"https://github.com/citation-style-language/schema/raw/master/csl-citation.json"} </w:instrText>
+      </w:r>
+      <w:r>
+        <w:rPr>
+          <w:rFonts w:ascii="Times New Roman" w:hAnsi="Times New Roman" w:cs="Times New Roman"/>
+          <w:color w:val="000000" w:themeColor="text1"/>
+        </w:rPr>
+        <w:fldChar w:fldCharType="separate"/>
+      </w:r>
+      <w:r>
+        <w:rPr>
+          <w:rFonts w:ascii="Times New Roman" w:hAnsi="Times New Roman" w:cs="Times New Roman"/>
+          <w:noProof/>
+          <w:color w:val="000000" w:themeColor="text1"/>
+        </w:rPr>
+        <w:t>(CEPI, 2023)</w:t>
+      </w:r>
+      <w:r>
+        <w:rPr>
+          <w:rFonts w:ascii="Times New Roman" w:hAnsi="Times New Roman" w:cs="Times New Roman"/>
+          <w:color w:val="000000" w:themeColor="text1"/>
+        </w:rPr>
+        <w:fldChar w:fldCharType="end"/>
+      </w:r>
+      <w:r>
+        <w:rPr>
+          <w:rFonts w:ascii="Times New Roman" w:hAnsi="Times New Roman" w:cs="Times New Roman"/>
+          <w:color w:val="000000" w:themeColor="text1"/>
+        </w:rPr>
+        <w:t xml:space="preserve">, but none of the 716 separate paper &amp; board mills </w:t>
+      </w:r>
+      <w:r>
+        <w:rPr>
+          <w:rFonts w:ascii="Times New Roman" w:hAnsi="Times New Roman" w:cs="Times New Roman"/>
+          <w:color w:val="000000" w:themeColor="text1"/>
+        </w:rPr>
+        <w:fldChar w:fldCharType="begin"/>
+      </w:r>
+      <w:r>
+        <w:rPr>
+          <w:rFonts w:ascii="Times New Roman" w:hAnsi="Times New Roman" w:cs="Times New Roman"/>
+          <w:color w:val="000000" w:themeColor="text1"/>
+        </w:rPr>
+        <w:instrText xml:space="preserve"> ADDIN ZOTERO_ITEM CSL_CITATION {"citationID":"2m2pOjdB","properties":{"unsorted":false,"formattedCitation":"(CEPI, 2023)","plainCitation":"(CEPI, 2023)","noteIndex":0},"citationItems":[{"id":316,"uris":["http://zotero.org/users/20280584/items/IHFAVYBD"],"itemData":{"id":316,"type":"webpage","citation-key":"European pulp &amp; paper industry","publisher":"CEPI","title":"European pulp &amp; paper industry","URL":"https://www.cepi.org/wp-content/uploads/2024/09/Key-Statistics-2023-FINAL-2.pdf","accessed":{"date-parts":[["2026",7,16]]},"issued":{"date-parts":[["2023"]]}}}],"schema":"https://github.com/citation-style-language/schema/raw/master/csl-citation.json"} </w:instrText>
+      </w:r>
+      <w:r>
+        <w:rPr>
+          <w:rFonts w:ascii="Times New Roman" w:hAnsi="Times New Roman" w:cs="Times New Roman"/>
+          <w:color w:val="000000" w:themeColor="text1"/>
+        </w:rPr>
+        <w:fldChar w:fldCharType="separate"/>
+      </w:r>
+      <w:r>
+        <w:rPr>
+          <w:rFonts w:ascii="Times New Roman" w:hAnsi="Times New Roman" w:cs="Times New Roman"/>
+          <w:noProof/>
+          <w:color w:val="000000" w:themeColor="text1"/>
+        </w:rPr>
+        <w:t>(CEPI, 2023)</w:t>
+      </w:r>
+      <w:r>
+        <w:rPr>
+          <w:rFonts w:ascii="Times New Roman" w:hAnsi="Times New Roman" w:cs="Times New Roman"/>
+          <w:color w:val="000000" w:themeColor="text1"/>
+        </w:rPr>
+        <w:fldChar w:fldCharType="end"/>
+      </w:r>
+      <w:r>
+        <w:rPr>
+          <w:rFonts w:ascii="Times New Roman" w:hAnsi="Times New Roman" w:cs="Times New Roman"/>
+          <w:color w:val="000000" w:themeColor="text1"/>
+        </w:rPr>
+        <w:t>. Because the IndustryHeat-EU reference spans the whole pulp-and-paper sector</w:t>
+      </w:r>
+      <w:r>
+        <w:rPr>
+          <w:rFonts w:ascii="Times New Roman" w:hAnsi="Times New Roman" w:cs="Times New Roman"/>
+          <w:color w:val="000000" w:themeColor="text1"/>
+        </w:rPr>
+        <w:t xml:space="preserve">, </w:t>
+      </w:r>
+      <w:r>
+        <w:rPr>
+          <w:rFonts w:ascii="Times New Roman" w:hAnsi="Times New Roman" w:cs="Times New Roman"/>
+          <w:color w:val="000000" w:themeColor="text1"/>
+        </w:rPr>
+        <w:t xml:space="preserve">pulp and paper-drying </w:t>
+      </w:r>
+      <w:r>
+        <w:rPr>
+          <w:rFonts w:ascii="Times New Roman" w:hAnsi="Times New Roman" w:cs="Times New Roman"/>
+          <w:color w:val="000000" w:themeColor="text1"/>
+        </w:rPr>
+        <w:t>steam,</w:t>
+      </w:r>
+      <w:r>
+        <w:rPr>
+          <w:rFonts w:ascii="Times New Roman" w:hAnsi="Times New Roman" w:cs="Times New Roman"/>
+          <w:color w:val="000000" w:themeColor="text1"/>
+        </w:rPr>
+        <w:t xml:space="preserve"> the bottom-up captures 27% of its heat, the shortfall being the uncovered paper sector. For ceramics &amp; glass, Climate TRACE lists only glass facilities, covering ~55% of EU glass production 20 of ~3</w:t>
+      </w:r>
+      <w:r>
+        <w:rPr>
+          <w:rFonts w:ascii="Times New Roman" w:hAnsi="Times New Roman" w:cs="Times New Roman"/>
+          <w:color w:val="000000" w:themeColor="text1"/>
+        </w:rPr>
+        <w:t>7</w:t>
+      </w:r>
+      <w:r>
+        <w:rPr>
+          <w:rFonts w:ascii="Times New Roman" w:hAnsi="Times New Roman" w:cs="Times New Roman"/>
+          <w:color w:val="000000" w:themeColor="text1"/>
+        </w:rPr>
+        <w:t>.5</w:t>
+      </w:r>
+      <w:r>
+        <w:rPr>
+          <w:rFonts w:ascii="Times New Roman" w:hAnsi="Times New Roman" w:cs="Times New Roman"/>
+          <w:color w:val="000000" w:themeColor="text1"/>
+        </w:rPr>
+        <w:t xml:space="preserve"> Mt</w:t>
       </w:r>
       <w:r>
         <w:rPr>
@@ -2670,7 +2681,50 @@
           <w:rFonts w:ascii="Times New Roman" w:hAnsi="Times New Roman" w:cs="Times New Roman"/>
           <w:color w:val="000000" w:themeColor="text1"/>
         </w:rPr>
-        <w:t>covered-sector total is 556 TWh vs 794 TWh reference (70%), and the largest</w:t>
+        <w:fldChar w:fldCharType="begin"/>
+      </w:r>
+      <w:r>
+        <w:rPr>
+          <w:rFonts w:ascii="Times New Roman" w:hAnsi="Times New Roman" w:cs="Times New Roman"/>
+          <w:color w:val="000000" w:themeColor="text1"/>
+        </w:rPr>
+        <w:instrText xml:space="preserve"> ADDIN ZOTERO_ITEM CSL_CITATION {"citationID":"JFqAAqVc","properties":{"unsorted":false,"formattedCitation":"(GAE STATISTICAL REPORT 2025-2026, n.d.)","plainCitation":"(GAE STATISTICAL REPORT 2025-2026, n.d.)","noteIndex":0},"citationItems":[{"id":318,"uris":["http://zotero.org/users/20280584/items/7XCHDTJS"],"itemData":{"id":318,"type":"report","citation-key":"GAESTATISTICALREPORT","publisher":"Glass Alliance Europe","title":"GAE STATISTICAL REPORT 2025-2026","URL":"https://www.wko.at/oe/industrie/glasindustrie/statistical-report-glass-alliance-europe.pdf","accessed":{"date-parts":[["2026",7,16]]}}}],"schema":"https://github.com/citation-style-language/schema/raw/master/csl-citation.json"} </w:instrText>
+      </w:r>
+      <w:r>
+        <w:rPr>
+          <w:rFonts w:ascii="Times New Roman" w:hAnsi="Times New Roman" w:cs="Times New Roman"/>
+          <w:color w:val="000000" w:themeColor="text1"/>
+        </w:rPr>
+        <w:fldChar w:fldCharType="separate"/>
+      </w:r>
+      <w:r>
+        <w:rPr>
+          <w:rFonts w:ascii="Times New Roman" w:hAnsi="Times New Roman" w:cs="Times New Roman"/>
+          <w:noProof/>
+          <w:color w:val="000000" w:themeColor="text1"/>
+        </w:rPr>
+        <w:t>(GAE STATISTICAL REPORT 2025-2026, n.d.)</w:t>
+      </w:r>
+      <w:r>
+        <w:rPr>
+          <w:rFonts w:ascii="Times New Roman" w:hAnsi="Times New Roman" w:cs="Times New Roman"/>
+          <w:color w:val="000000" w:themeColor="text1"/>
+        </w:rPr>
+        <w:fldChar w:fldCharType="end"/>
+      </w:r>
+      <w:r>
+        <w:rPr>
+          <w:rFonts w:ascii="Times New Roman" w:hAnsi="Times New Roman" w:cs="Times New Roman"/>
+          <w:color w:val="000000" w:themeColor="text1"/>
+        </w:rPr>
+        <w:t>. Glass itself matches reasonably</w:t>
+      </w:r>
+      <w:r>
+        <w:rPr>
+          <w:rFonts w:ascii="Times New Roman" w:hAnsi="Times New Roman" w:cs="Times New Roman"/>
+          <w:color w:val="000000" w:themeColor="text1"/>
+        </w:rPr>
+        <w:t>.</w:t>
       </w:r>
       <w:r>
         <w:rPr>
@@ -2684,21 +2738,35 @@
           <w:rFonts w:ascii="Times New Roman" w:hAnsi="Times New Roman" w:cs="Times New Roman"/>
           <w:color w:val="000000" w:themeColor="text1"/>
         </w:rPr>
-        <w:t>industrial countries all land in a plausible band</w:t>
-      </w:r>
-      <w:r>
-        <w:rPr>
-          <w:rFonts w:ascii="Times New Roman" w:hAnsi="Times New Roman" w:cs="Times New Roman"/>
-          <w:color w:val="000000" w:themeColor="text1"/>
-        </w:rPr>
-        <w:t>:</w:t>
-      </w:r>
-      <w:r>
-        <w:rPr>
-          <w:rFonts w:ascii="Times New Roman" w:hAnsi="Times New Roman" w:cs="Times New Roman"/>
-          <w:color w:val="000000" w:themeColor="text1"/>
-        </w:rPr>
-        <w:t xml:space="preserve"> DE 71%, FR 82%, ES 73%,</w:t>
+        <w:t>T</w:t>
+      </w:r>
+      <w:r>
+        <w:rPr>
+          <w:rFonts w:ascii="Times New Roman" w:hAnsi="Times New Roman" w:cs="Times New Roman"/>
+          <w:color w:val="000000" w:themeColor="text1"/>
+        </w:rPr>
+        <w:t xml:space="preserve">he reference column also bundles ceramics, brick and refractories </w:t>
+      </w:r>
+      <w:r>
+        <w:rPr>
+          <w:rFonts w:ascii="Times New Roman" w:hAnsi="Times New Roman" w:cs="Times New Roman"/>
+          <w:color w:val="000000" w:themeColor="text1"/>
+        </w:rPr>
+        <w:t xml:space="preserve">which is </w:t>
+      </w:r>
+      <w:r>
+        <w:rPr>
+          <w:rFonts w:ascii="Times New Roman" w:hAnsi="Times New Roman" w:cs="Times New Roman"/>
+          <w:color w:val="000000" w:themeColor="text1"/>
+        </w:rPr>
+        <w:t>~85% of its heat, mostly &gt;1000 °C kiln firing</w:t>
+      </w:r>
+      <w:r>
+        <w:rPr>
+          <w:rFonts w:ascii="Times New Roman" w:hAnsi="Times New Roman" w:cs="Times New Roman"/>
+          <w:color w:val="000000" w:themeColor="text1"/>
+        </w:rPr>
+        <w:t>,</w:t>
       </w:r>
       <w:r>
         <w:rPr>
@@ -2712,7 +2780,14 @@
           <w:rFonts w:ascii="Times New Roman" w:hAnsi="Times New Roman" w:cs="Times New Roman"/>
           <w:color w:val="000000" w:themeColor="text1"/>
         </w:rPr>
-        <w:t>IT 58%, PL 68%, NL 83%.</w:t>
+        <w:t>that</w:t>
+      </w:r>
+      <w:r>
+        <w:rPr>
+          <w:rFonts w:ascii="Times New Roman" w:hAnsi="Times New Roman" w:cs="Times New Roman"/>
+          <w:color w:val="000000" w:themeColor="text1"/>
+        </w:rPr>
+        <w:t xml:space="preserve"> we do not model.</w:t>
       </w:r>
       <w:r>
         <w:rPr>
@@ -2726,397 +2801,6 @@
           <w:rFonts w:ascii="Times New Roman" w:hAnsi="Times New Roman" w:cs="Times New Roman"/>
           <w:color w:val="000000" w:themeColor="text1"/>
         </w:rPr>
-        <w:t xml:space="preserve">The calculated totals are slightly under </w:t>
-      </w:r>
-      <w:r>
-        <w:rPr>
-          <w:rFonts w:ascii="Times New Roman" w:hAnsi="Times New Roman" w:cs="Times New Roman"/>
-          <w:color w:val="000000" w:themeColor="text1"/>
-        </w:rPr>
-        <w:t xml:space="preserve">the reference totals which is explainable because Climate Trace </w:t>
-      </w:r>
-      <w:r>
-        <w:rPr>
-          <w:rFonts w:ascii="Times New Roman" w:hAnsi="Times New Roman" w:cs="Times New Roman"/>
-          <w:color w:val="000000" w:themeColor="text1"/>
-        </w:rPr>
-        <w:t xml:space="preserve">does not account for </w:t>
-      </w:r>
-      <w:r>
-        <w:rPr>
-          <w:rFonts w:ascii="Times New Roman" w:hAnsi="Times New Roman" w:cs="Times New Roman"/>
-          <w:color w:val="000000" w:themeColor="text1"/>
-        </w:rPr>
-        <w:t>all</w:t>
-      </w:r>
-      <w:r>
-        <w:rPr>
-          <w:rFonts w:ascii="Times New Roman" w:hAnsi="Times New Roman" w:cs="Times New Roman"/>
-          <w:color w:val="000000" w:themeColor="text1"/>
-        </w:rPr>
-        <w:t xml:space="preserve"> the facilities</w:t>
-      </w:r>
-      <w:r>
-        <w:rPr>
-          <w:rFonts w:ascii="Times New Roman" w:hAnsi="Times New Roman" w:cs="Times New Roman"/>
-          <w:color w:val="000000" w:themeColor="text1"/>
-        </w:rPr>
-        <w:t xml:space="preserve">. </w:t>
-      </w:r>
-      <w:r>
-        <w:rPr>
-          <w:rFonts w:ascii="Times New Roman" w:hAnsi="Times New Roman" w:cs="Times New Roman"/>
-          <w:color w:val="000000" w:themeColor="text1"/>
-        </w:rPr>
-        <w:t xml:space="preserve">Overall, the calculated totals </w:t>
-      </w:r>
-      <w:r>
-        <w:rPr>
-          <w:rFonts w:ascii="Times New Roman" w:hAnsi="Times New Roman" w:cs="Times New Roman"/>
-          <w:color w:val="000000" w:themeColor="text1"/>
-        </w:rPr>
-        <w:t>do</w:t>
-      </w:r>
-      <w:r>
-        <w:rPr>
-          <w:rFonts w:ascii="Times New Roman" w:hAnsi="Times New Roman" w:cs="Times New Roman"/>
-          <w:color w:val="000000" w:themeColor="text1"/>
-        </w:rPr>
-        <w:t xml:space="preserve"> not go over 50% of the </w:t>
-      </w:r>
-      <w:r>
-        <w:rPr>
-          <w:rFonts w:ascii="Times New Roman" w:hAnsi="Times New Roman" w:cs="Times New Roman"/>
-          <w:color w:val="000000" w:themeColor="text1"/>
-        </w:rPr>
-        <w:t xml:space="preserve">reference </w:t>
-      </w:r>
-      <w:r>
-        <w:rPr>
-          <w:rFonts w:ascii="Times New Roman" w:hAnsi="Times New Roman" w:cs="Times New Roman"/>
-          <w:color w:val="000000" w:themeColor="text1"/>
-        </w:rPr>
-        <w:t>useful energy</w:t>
-      </w:r>
-      <w:r>
-        <w:rPr>
-          <w:rFonts w:ascii="Times New Roman" w:hAnsi="Times New Roman" w:cs="Times New Roman"/>
-          <w:color w:val="000000" w:themeColor="text1"/>
-        </w:rPr>
-        <w:t xml:space="preserve">. </w:t>
-      </w:r>
-    </w:p>
-    <w:p>
-      <w:pPr>
-        <w:rPr>
-          <w:rFonts w:ascii="Times New Roman" w:hAnsi="Times New Roman" w:cs="Times New Roman"/>
-          <w:color w:val="000000" w:themeColor="text1"/>
-        </w:rPr>
-      </w:pPr>
-      <w:r>
-        <w:rPr>
-          <w:rFonts w:ascii="Times New Roman" w:hAnsi="Times New Roman" w:cs="Times New Roman"/>
-          <w:color w:val="000000" w:themeColor="text1"/>
-        </w:rPr>
-        <w:t xml:space="preserve">The sector-level totals also match the reference well except for pulp &amp; paper and ceramics &amp; glass. For pulp &amp; paper, Climate TRACE lists 79 pulp mills covering 21.8 Mt of the </w:t>
-      </w:r>
-      <w:r>
-        <w:rPr>
-          <w:rFonts w:ascii="Times New Roman" w:hAnsi="Times New Roman" w:cs="Times New Roman"/>
-          <w:color w:val="000000" w:themeColor="text1"/>
-        </w:rPr>
-        <w:t>73.9</w:t>
-      </w:r>
-      <w:r>
-        <w:rPr>
-          <w:rFonts w:ascii="Times New Roman" w:hAnsi="Times New Roman" w:cs="Times New Roman"/>
-          <w:color w:val="000000" w:themeColor="text1"/>
-        </w:rPr>
-        <w:t xml:space="preserve"> Mt EU pulp production </w:t>
-      </w:r>
-      <w:r>
-        <w:rPr>
-          <w:rFonts w:ascii="Times New Roman" w:hAnsi="Times New Roman" w:cs="Times New Roman"/>
-          <w:color w:val="000000" w:themeColor="text1"/>
-        </w:rPr>
-        <w:fldChar w:fldCharType="begin"/>
-      </w:r>
-      <w:r>
-        <w:rPr>
-          <w:rFonts w:ascii="Times New Roman" w:hAnsi="Times New Roman" w:cs="Times New Roman"/>
-          <w:color w:val="000000" w:themeColor="text1"/>
-        </w:rPr>
-        <w:instrText xml:space="preserve"> ADDIN ZOTERO_ITEM CSL_CITATION {"citationID":"Nd4KoeEq","properties":{"unsorted":false,"formattedCitation":"(CEPI, 2023)","plainCitation":"(CEPI, 2023)","noteIndex":0},"citationItems":[{"id":316,"uris":["http://zotero.org/users/20280584/items/IHFAVYBD"],"itemData":{"id":316,"type":"webpage","citation-key":"European pulp &amp; paper industry","publisher":"CEPI","title":"European pulp &amp; paper industry","URL":"https://www.cepi.org/wp-content/uploads/2024/09/Key-Statistics-2023-FINAL-2.pdf","accessed":{"date-parts":[["2026",7,16]]},"issued":{"date-parts":[["2023"]]}}}],"schema":"https://github.com/citation-style-language/schema/raw/master/csl-citation.json"} </w:instrText>
-      </w:r>
-      <w:r>
-        <w:rPr>
-          <w:rFonts w:ascii="Times New Roman" w:hAnsi="Times New Roman" w:cs="Times New Roman"/>
-          <w:color w:val="000000" w:themeColor="text1"/>
-        </w:rPr>
-        <w:fldChar w:fldCharType="separate"/>
-      </w:r>
-      <w:r>
-        <w:rPr>
-          <w:rFonts w:ascii="Times New Roman" w:hAnsi="Times New Roman" w:cs="Times New Roman"/>
-          <w:noProof/>
-          <w:color w:val="000000" w:themeColor="text1"/>
-        </w:rPr>
-        <w:t>(CEPI, 2023)</w:t>
-      </w:r>
-      <w:r>
-        <w:rPr>
-          <w:rFonts w:ascii="Times New Roman" w:hAnsi="Times New Roman" w:cs="Times New Roman"/>
-          <w:color w:val="000000" w:themeColor="text1"/>
-        </w:rPr>
-        <w:fldChar w:fldCharType="end"/>
-      </w:r>
-      <w:r>
-        <w:rPr>
-          <w:rFonts w:ascii="Times New Roman" w:hAnsi="Times New Roman" w:cs="Times New Roman"/>
-          <w:color w:val="000000" w:themeColor="text1"/>
-        </w:rPr>
-        <w:t xml:space="preserve">, but none of the 716 separate paper &amp; board mills </w:t>
-      </w:r>
-      <w:r>
-        <w:rPr>
-          <w:rFonts w:ascii="Times New Roman" w:hAnsi="Times New Roman" w:cs="Times New Roman"/>
-          <w:color w:val="000000" w:themeColor="text1"/>
-        </w:rPr>
-        <w:fldChar w:fldCharType="begin"/>
-      </w:r>
-      <w:r>
-        <w:rPr>
-          <w:rFonts w:ascii="Times New Roman" w:hAnsi="Times New Roman" w:cs="Times New Roman"/>
-          <w:color w:val="000000" w:themeColor="text1"/>
-        </w:rPr>
-        <w:instrText xml:space="preserve"> ADDIN ZOTERO_ITEM CSL_CITATION {"citationID":"2m2pOjdB","properties":{"unsorted":false,"formattedCitation":"(CEPI, 2023)","plainCitation":"(CEPI, 2023)","noteIndex":0},"citationItems":[{"id":316,"uris":["http://zotero.org/users/20280584/items/IHFAVYBD"],"itemData":{"id":316,"type":"webpage","citation-key":"European pulp &amp; paper industry","publisher":"CEPI","title":"European pulp &amp; paper industry","URL":"https://www.cepi.org/wp-content/uploads/2024/09/Key-Statistics-2023-FINAL-2.pdf","accessed":{"date-parts":[["2026",7,16]]},"issued":{"date-parts":[["2023"]]}}}],"schema":"https://github.com/citation-style-language/schema/raw/master/csl-citation.json"} </w:instrText>
-      </w:r>
-      <w:r>
-        <w:rPr>
-          <w:rFonts w:ascii="Times New Roman" w:hAnsi="Times New Roman" w:cs="Times New Roman"/>
-          <w:color w:val="000000" w:themeColor="text1"/>
-        </w:rPr>
-        <w:fldChar w:fldCharType="separate"/>
-      </w:r>
-      <w:r>
-        <w:rPr>
-          <w:rFonts w:ascii="Times New Roman" w:hAnsi="Times New Roman" w:cs="Times New Roman"/>
-          <w:noProof/>
-          <w:color w:val="000000" w:themeColor="text1"/>
-        </w:rPr>
-        <w:t>(CEPI, 2023)</w:t>
-      </w:r>
-      <w:r>
-        <w:rPr>
-          <w:rFonts w:ascii="Times New Roman" w:hAnsi="Times New Roman" w:cs="Times New Roman"/>
-          <w:color w:val="000000" w:themeColor="text1"/>
-        </w:rPr>
-        <w:fldChar w:fldCharType="end"/>
-      </w:r>
-      <w:r>
-        <w:rPr>
-          <w:rFonts w:ascii="Times New Roman" w:hAnsi="Times New Roman" w:cs="Times New Roman"/>
-          <w:color w:val="000000" w:themeColor="text1"/>
-        </w:rPr>
-        <w:t xml:space="preserve">. Because the </w:t>
-      </w:r>
-      <w:proofErr w:type="spellStart"/>
-      <w:r>
-        <w:rPr>
-          <w:rFonts w:ascii="Times New Roman" w:hAnsi="Times New Roman" w:cs="Times New Roman"/>
-          <w:color w:val="000000" w:themeColor="text1"/>
-        </w:rPr>
-        <w:t>IndustryHeat</w:t>
-      </w:r>
-      <w:proofErr w:type="spellEnd"/>
-      <w:r>
-        <w:rPr>
-          <w:rFonts w:ascii="Times New Roman" w:hAnsi="Times New Roman" w:cs="Times New Roman"/>
-          <w:color w:val="000000" w:themeColor="text1"/>
-        </w:rPr>
-        <w:t>-EU reference spans the whole pulp-and-paper sector</w:t>
-      </w:r>
-      <w:r>
-        <w:rPr>
-          <w:rFonts w:ascii="Times New Roman" w:hAnsi="Times New Roman" w:cs="Times New Roman"/>
-          <w:color w:val="000000" w:themeColor="text1"/>
-        </w:rPr>
-        <w:t xml:space="preserve">, </w:t>
-      </w:r>
-      <w:r>
-        <w:rPr>
-          <w:rFonts w:ascii="Times New Roman" w:hAnsi="Times New Roman" w:cs="Times New Roman"/>
-          <w:color w:val="000000" w:themeColor="text1"/>
-        </w:rPr>
-        <w:t xml:space="preserve">pulp and paper-drying </w:t>
-      </w:r>
-      <w:r>
-        <w:rPr>
-          <w:rFonts w:ascii="Times New Roman" w:hAnsi="Times New Roman" w:cs="Times New Roman"/>
-          <w:color w:val="000000" w:themeColor="text1"/>
-        </w:rPr>
-        <w:t>steam,</w:t>
-      </w:r>
-      <w:r>
-        <w:rPr>
-          <w:rFonts w:ascii="Times New Roman" w:hAnsi="Times New Roman" w:cs="Times New Roman"/>
-          <w:color w:val="000000" w:themeColor="text1"/>
-        </w:rPr>
-        <w:t xml:space="preserve"> the bottom-up captures 27% of its heat, the shortfall being the uncovered paper sector. For ceramics &amp; glass, Climate TRACE lists only glass facilities, covering ~55% of EU glass production 20 of ~3</w:t>
-      </w:r>
-      <w:r>
-        <w:rPr>
-          <w:rFonts w:ascii="Times New Roman" w:hAnsi="Times New Roman" w:cs="Times New Roman"/>
-          <w:color w:val="000000" w:themeColor="text1"/>
-        </w:rPr>
-        <w:t>7</w:t>
-      </w:r>
-      <w:r>
-        <w:rPr>
-          <w:rFonts w:ascii="Times New Roman" w:hAnsi="Times New Roman" w:cs="Times New Roman"/>
-          <w:color w:val="000000" w:themeColor="text1"/>
-        </w:rPr>
-        <w:t>.5</w:t>
-      </w:r>
-      <w:r>
-        <w:rPr>
-          <w:rFonts w:ascii="Times New Roman" w:hAnsi="Times New Roman" w:cs="Times New Roman"/>
-          <w:color w:val="000000" w:themeColor="text1"/>
-        </w:rPr>
-        <w:t xml:space="preserve"> Mt</w:t>
-      </w:r>
-      <w:r>
-        <w:rPr>
-          <w:rFonts w:ascii="Times New Roman" w:hAnsi="Times New Roman" w:cs="Times New Roman"/>
-          <w:color w:val="000000" w:themeColor="text1"/>
-        </w:rPr>
-        <w:t xml:space="preserve"> </w:t>
-      </w:r>
-      <w:r>
-        <w:rPr>
-          <w:rFonts w:ascii="Times New Roman" w:hAnsi="Times New Roman" w:cs="Times New Roman"/>
-          <w:color w:val="000000" w:themeColor="text1"/>
-        </w:rPr>
-        <w:fldChar w:fldCharType="begin"/>
-      </w:r>
-      <w:r>
-        <w:rPr>
-          <w:rFonts w:ascii="Times New Roman" w:hAnsi="Times New Roman" w:cs="Times New Roman"/>
-          <w:color w:val="000000" w:themeColor="text1"/>
-        </w:rPr>
-        <w:instrText xml:space="preserve"> ADDIN ZOTERO_ITEM CSL_CITATION {"citationID":"JFqAAqVc","properties":{"unsorted":false,"formattedCitation":"(GAE STATISTICAL REPORT 2025-2026, n.d.)","plainCitation":"(GAE STATISTICAL REPORT 2025-2026, n.d.)","noteIndex":0},"citationItems":[{"id":318,"uris":["http://zotero.org/users/20280584/items/7XCHDTJS"],"itemData":{"id":318,"type":"report","citation-key":"GAESTATISTICALREPORT","publisher":"Glass Alliance Europe","title":"GAE STATISTICAL REPORT 2025-2026","URL":"https://www.wko.at/oe/industrie/glasindustrie/statistical-report-glass-alliance-europe.pdf","accessed":{"date-parts":[["2026",7,16]]}}}],"schema":"https://github.com/citation-style-language/schema/raw/master/csl-citation.json"} </w:instrText>
-      </w:r>
-      <w:r>
-        <w:rPr>
-          <w:rFonts w:ascii="Times New Roman" w:hAnsi="Times New Roman" w:cs="Times New Roman"/>
-          <w:color w:val="000000" w:themeColor="text1"/>
-        </w:rPr>
-        <w:fldChar w:fldCharType="separate"/>
-      </w:r>
-      <w:r>
-        <w:rPr>
-          <w:rFonts w:ascii="Times New Roman" w:hAnsi="Times New Roman" w:cs="Times New Roman"/>
-          <w:noProof/>
-          <w:color w:val="000000" w:themeColor="text1"/>
-        </w:rPr>
-        <w:t>(GAE STATISTICAL REPORT 2025-2026, n.d.)</w:t>
-      </w:r>
-      <w:r>
-        <w:rPr>
-          <w:rFonts w:ascii="Times New Roman" w:hAnsi="Times New Roman" w:cs="Times New Roman"/>
-          <w:color w:val="000000" w:themeColor="text1"/>
-        </w:rPr>
-        <w:fldChar w:fldCharType="end"/>
-      </w:r>
-      <w:r>
-        <w:rPr>
-          <w:rFonts w:ascii="Times New Roman" w:hAnsi="Times New Roman" w:cs="Times New Roman"/>
-          <w:color w:val="000000" w:themeColor="text1"/>
-        </w:rPr>
-        <w:t>. Glass itself matches reasonably</w:t>
-      </w:r>
-      <w:r>
-        <w:rPr>
-          <w:rFonts w:ascii="Times New Roman" w:hAnsi="Times New Roman" w:cs="Times New Roman"/>
-          <w:color w:val="000000" w:themeColor="text1"/>
-        </w:rPr>
-        <w:t>.</w:t>
-      </w:r>
-      <w:r>
-        <w:rPr>
-          <w:rFonts w:ascii="Times New Roman" w:hAnsi="Times New Roman" w:cs="Times New Roman"/>
-          <w:color w:val="000000" w:themeColor="text1"/>
-        </w:rPr>
-        <w:t xml:space="preserve"> </w:t>
-      </w:r>
-      <w:r>
-        <w:rPr>
-          <w:rFonts w:ascii="Times New Roman" w:hAnsi="Times New Roman" w:cs="Times New Roman"/>
-          <w:color w:val="000000" w:themeColor="text1"/>
-        </w:rPr>
-        <w:t>T</w:t>
-      </w:r>
-      <w:r>
-        <w:rPr>
-          <w:rFonts w:ascii="Times New Roman" w:hAnsi="Times New Roman" w:cs="Times New Roman"/>
-          <w:color w:val="000000" w:themeColor="text1"/>
-        </w:rPr>
-        <w:t xml:space="preserve">he reference column also bundles ceramics, brick and refractories </w:t>
-      </w:r>
-      <w:r>
-        <w:rPr>
-          <w:rFonts w:ascii="Times New Roman" w:hAnsi="Times New Roman" w:cs="Times New Roman"/>
-          <w:color w:val="000000" w:themeColor="text1"/>
-        </w:rPr>
-        <w:t xml:space="preserve">which is </w:t>
-      </w:r>
-      <w:r>
-        <w:rPr>
-          <w:rFonts w:ascii="Times New Roman" w:hAnsi="Times New Roman" w:cs="Times New Roman"/>
-          <w:color w:val="000000" w:themeColor="text1"/>
-        </w:rPr>
-        <w:t>~85% of its heat, mostly &gt;1000 °C kiln firing</w:t>
-      </w:r>
-      <w:r>
-        <w:rPr>
-          <w:rFonts w:ascii="Times New Roman" w:hAnsi="Times New Roman" w:cs="Times New Roman"/>
-          <w:color w:val="000000" w:themeColor="text1"/>
-        </w:rPr>
-        <w:t>,</w:t>
-      </w:r>
-      <w:r>
-        <w:rPr>
-          <w:rFonts w:ascii="Times New Roman" w:hAnsi="Times New Roman" w:cs="Times New Roman"/>
-          <w:color w:val="000000" w:themeColor="text1"/>
-        </w:rPr>
-        <w:t xml:space="preserve"> </w:t>
-      </w:r>
-      <w:r>
-        <w:rPr>
-          <w:rFonts w:ascii="Times New Roman" w:hAnsi="Times New Roman" w:cs="Times New Roman"/>
-          <w:color w:val="000000" w:themeColor="text1"/>
-        </w:rPr>
-        <w:t>that</w:t>
-      </w:r>
-      <w:r>
-        <w:rPr>
-          <w:rFonts w:ascii="Times New Roman" w:hAnsi="Times New Roman" w:cs="Times New Roman"/>
-          <w:color w:val="000000" w:themeColor="text1"/>
-        </w:rPr>
-        <w:t xml:space="preserve"> we do not model.</w:t>
-      </w:r>
-      <w:r>
-        <w:rPr>
-          <w:rFonts w:ascii="Times New Roman" w:hAnsi="Times New Roman" w:cs="Times New Roman"/>
-          <w:color w:val="000000" w:themeColor="text1"/>
-        </w:rPr>
-        <w:t xml:space="preserve"> </w:t>
-      </w:r>
-      <w:r>
-        <w:rPr>
-          <w:rFonts w:ascii="Times New Roman" w:hAnsi="Times New Roman" w:cs="Times New Roman"/>
-          <w:color w:val="000000" w:themeColor="text1"/>
-        </w:rPr>
         <w:t xml:space="preserve">(check </w:t>
       </w:r>
       <w:r>
@@ -3161,6 +2845,17 @@
           <w:color w:val="000000" w:themeColor="text1"/>
         </w:rPr>
         <w:t xml:space="preserve"> emissions data only set the within-country allocation. Textiles keeps its emissions-derived level and so remains an independent (if emissions-dependent) estimate.</w:t>
+      </w:r>
+      <w:commentRangeEnd w:id="0"/>
+      <w:r>
+        <w:rPr>
+          <w:rStyle w:val="CommentReference"/>
+          <w:rFonts w:ascii="Times New Roman" w:hAnsi="Times New Roman" w:cs="Times New Roman"/>
+          <w:color w:val="000000" w:themeColor="text1"/>
+          <w:sz w:val="24"/>
+          <w:szCs w:val="24"/>
+        </w:rPr>
+        <w:commentReference w:id="0"/>
       </w:r>
     </w:p>
     <w:p>
@@ -3193,7 +2888,7 @@
                     <pic:cNvPicPr/>
                   </pic:nvPicPr>
                   <pic:blipFill>
-                    <a:blip r:embed="rId10"/>
+                    <a:blip r:embed="rId14"/>
                     <a:stretch>
                       <a:fillRect/>
                     </a:stretch>
@@ -3243,7 +2938,7 @@
                     <pic:cNvPicPr/>
                   </pic:nvPicPr>
                   <pic:blipFill>
-                    <a:blip r:embed="rId11"/>
+                    <a:blip r:embed="rId15"/>
                     <a:stretch>
                       <a:fillRect/>
                     </a:stretch>
@@ -3276,7 +2971,1127 @@
           <w:rFonts w:ascii="Times New Roman" w:hAnsi="Times New Roman" w:cs="Times New Roman"/>
         </w:rPr>
         <w:lastRenderedPageBreak/>
-        <w:t>2.5 Heat load profile</w:t>
+        <w:t xml:space="preserve">2.5 Heat </w:t>
+      </w:r>
+      <w:r>
+        <w:rPr>
+          <w:rFonts w:ascii="Times New Roman" w:hAnsi="Times New Roman" w:cs="Times New Roman"/>
+        </w:rPr>
+        <w:t xml:space="preserve">generation and </w:t>
+      </w:r>
+      <w:r>
+        <w:rPr>
+          <w:rFonts w:ascii="Times New Roman" w:hAnsi="Times New Roman" w:cs="Times New Roman"/>
+        </w:rPr>
+        <w:t>load profile</w:t>
+      </w:r>
+    </w:p>
+    <w:p>
+      <w:pPr>
+        <w:pStyle w:val="Heading4"/>
+        <w:rPr>
+          <w:rFonts w:ascii="Times New Roman" w:hAnsi="Times New Roman" w:cs="Times New Roman"/>
+        </w:rPr>
+      </w:pPr>
+      <w:r>
+        <w:rPr>
+          <w:rFonts w:ascii="Times New Roman" w:hAnsi="Times New Roman" w:cs="Times New Roman"/>
+        </w:rPr>
+        <w:t xml:space="preserve">2.5.1 </w:t>
+      </w:r>
+      <w:r>
+        <w:rPr>
+          <w:rFonts w:ascii="Times New Roman" w:hAnsi="Times New Roman" w:cs="Times New Roman"/>
+        </w:rPr>
+        <w:t xml:space="preserve">System </w:t>
+      </w:r>
+      <w:r>
+        <w:rPr>
+          <w:rFonts w:ascii="Times New Roman" w:hAnsi="Times New Roman" w:cs="Times New Roman"/>
+        </w:rPr>
+        <w:t>C</w:t>
+      </w:r>
+      <w:r>
+        <w:rPr>
+          <w:rFonts w:ascii="Times New Roman" w:hAnsi="Times New Roman" w:cs="Times New Roman"/>
+        </w:rPr>
+        <w:t>onfiguration</w:t>
+      </w:r>
+    </w:p>
+    <w:p>
+      <w:pPr>
+        <w:rPr>
+          <w:rFonts w:ascii="Times New Roman" w:hAnsi="Times New Roman" w:cs="Times New Roman"/>
+          <w:color w:val="000000" w:themeColor="text1"/>
+        </w:rPr>
+      </w:pPr>
+      <w:r>
+        <w:rPr>
+          <w:rFonts w:ascii="Times New Roman" w:hAnsi="Times New Roman" w:cs="Times New Roman"/>
+          <w:color w:val="000000" w:themeColor="text1"/>
+        </w:rPr>
+        <w:t>Each facility is modelled as a single on-site solar PV array feeding two independent, temperature-split technology chains</w:t>
+      </w:r>
+      <w:r>
+        <w:rPr>
+          <w:rFonts w:ascii="Times New Roman" w:hAnsi="Times New Roman" w:cs="Times New Roman"/>
+          <w:color w:val="000000" w:themeColor="text1"/>
+        </w:rPr>
+        <w:t>: industrial heat pump and industrial heat battery</w:t>
+      </w:r>
+      <w:r>
+        <w:rPr>
+          <w:rFonts w:ascii="Times New Roman" w:hAnsi="Times New Roman" w:cs="Times New Roman"/>
+          <w:color w:val="000000" w:themeColor="text1"/>
+        </w:rPr>
+        <w:t>:</w:t>
+      </w:r>
+      <w:r>
+        <w:rPr>
+          <w:rFonts w:ascii="Times New Roman" w:hAnsi="Times New Roman" w:cs="Times New Roman"/>
+          <w:color w:val="000000" w:themeColor="text1"/>
+        </w:rPr>
+        <w:t xml:space="preserve"> </w:t>
+      </w:r>
+    </w:p>
+    <w:p>
+      <w:pPr>
+        <w:rPr>
+          <w:rFonts w:ascii="Times New Roman" w:hAnsi="Times New Roman" w:cs="Times New Roman" w:hint="eastAsia"/>
+          <w:color w:val="000000" w:themeColor="text1"/>
+        </w:rPr>
+      </w:pPr>
+      <w:r>
+        <w:rPr>
+          <w:rFonts w:ascii="Times New Roman" w:hAnsi="Times New Roman" w:cs="Times New Roman" w:hint="eastAsia"/>
+          <w:color w:val="000000" w:themeColor="text1"/>
+        </w:rPr>
+        <w:t xml:space="preserve">The &gt;200 </w:t>
+      </w:r>
+      <w:r>
+        <w:rPr>
+          <w:rFonts w:ascii="Times New Roman" w:hAnsi="Times New Roman" w:cs="Times New Roman" w:hint="eastAsia"/>
+          <w:color w:val="000000" w:themeColor="text1"/>
+        </w:rPr>
+        <w:t>°</w:t>
+      </w:r>
+      <w:r>
+        <w:rPr>
+          <w:rFonts w:ascii="Times New Roman" w:hAnsi="Times New Roman" w:cs="Times New Roman" w:hint="eastAsia"/>
+          <w:color w:val="000000" w:themeColor="text1"/>
+        </w:rPr>
+        <w:t>C IHB chain</w:t>
+      </w:r>
+      <w:r>
+        <w:rPr>
+          <w:rFonts w:ascii="Times New Roman" w:hAnsi="Times New Roman" w:cs="Times New Roman"/>
+          <w:color w:val="000000" w:themeColor="text1"/>
+        </w:rPr>
+        <w:t>:</w:t>
+      </w:r>
+      <w:r>
+        <w:rPr>
+          <w:rFonts w:ascii="Times New Roman" w:hAnsi="Times New Roman" w:cs="Times New Roman" w:hint="eastAsia"/>
+          <w:color w:val="000000" w:themeColor="text1"/>
+        </w:rPr>
+        <w:t xml:space="preserve"> solar electricity </w:t>
+      </w:r>
+      <w:r>
+        <w:rPr>
+          <w:rFonts w:ascii="Times New Roman" w:hAnsi="Times New Roman" w:cs="Times New Roman" w:hint="eastAsia"/>
+          <w:color w:val="000000" w:themeColor="text1"/>
+        </w:rPr>
+        <w:t>→</w:t>
+      </w:r>
+      <w:r>
+        <w:rPr>
+          <w:rFonts w:ascii="Times New Roman" w:hAnsi="Times New Roman" w:cs="Times New Roman" w:hint="eastAsia"/>
+          <w:color w:val="000000" w:themeColor="text1"/>
+        </w:rPr>
+        <w:t xml:space="preserve"> </w:t>
+      </w:r>
+      <w:r>
+        <w:rPr>
+          <w:rFonts w:ascii="Times New Roman" w:hAnsi="Times New Roman" w:cs="Times New Roman"/>
+          <w:color w:val="000000" w:themeColor="text1"/>
+        </w:rPr>
+        <w:t>IHB</w:t>
+      </w:r>
+      <w:r>
+        <w:rPr>
+          <w:rFonts w:ascii="Times New Roman" w:hAnsi="Times New Roman" w:cs="Times New Roman" w:hint="eastAsia"/>
+          <w:color w:val="000000" w:themeColor="text1"/>
+        </w:rPr>
+        <w:t xml:space="preserve"> </w:t>
+      </w:r>
+    </w:p>
+    <w:p>
+      <w:pPr>
+        <w:rPr>
+          <w:rFonts w:ascii="Times New Roman" w:hAnsi="Times New Roman" w:cs="Times New Roman"/>
+          <w:color w:val="000000" w:themeColor="text1"/>
+        </w:rPr>
+      </w:pPr>
+      <w:r>
+        <w:rPr>
+          <w:rFonts w:ascii="Times New Roman" w:hAnsi="Times New Roman" w:cs="Times New Roman" w:hint="eastAsia"/>
+          <w:color w:val="000000" w:themeColor="text1"/>
+        </w:rPr>
+        <w:t xml:space="preserve">The &lt;200 </w:t>
+      </w:r>
+      <w:r>
+        <w:rPr>
+          <w:rFonts w:ascii="Times New Roman" w:hAnsi="Times New Roman" w:cs="Times New Roman" w:hint="eastAsia"/>
+          <w:color w:val="000000" w:themeColor="text1"/>
+        </w:rPr>
+        <w:t>°</w:t>
+      </w:r>
+      <w:r>
+        <w:rPr>
+          <w:rFonts w:ascii="Times New Roman" w:hAnsi="Times New Roman" w:cs="Times New Roman" w:hint="eastAsia"/>
+          <w:color w:val="000000" w:themeColor="text1"/>
+        </w:rPr>
+        <w:t>C heat-pump chain</w:t>
+      </w:r>
+      <w:r>
+        <w:rPr>
+          <w:rFonts w:ascii="Times New Roman" w:hAnsi="Times New Roman" w:cs="Times New Roman"/>
+          <w:color w:val="000000" w:themeColor="text1"/>
+        </w:rPr>
+        <w:t>:</w:t>
+      </w:r>
+      <w:r>
+        <w:rPr>
+          <w:rFonts w:ascii="Times New Roman" w:hAnsi="Times New Roman" w:cs="Times New Roman" w:hint="eastAsia"/>
+          <w:color w:val="000000" w:themeColor="text1"/>
+        </w:rPr>
+        <w:t xml:space="preserve"> solar </w:t>
+      </w:r>
+      <w:r>
+        <w:rPr>
+          <w:rFonts w:ascii="Times New Roman" w:hAnsi="Times New Roman" w:cs="Times New Roman" w:hint="eastAsia"/>
+          <w:color w:val="000000" w:themeColor="text1"/>
+        </w:rPr>
+        <w:t>→</w:t>
+      </w:r>
+      <w:r>
+        <w:rPr>
+          <w:rFonts w:ascii="Times New Roman" w:hAnsi="Times New Roman" w:cs="Times New Roman" w:hint="eastAsia"/>
+          <w:color w:val="000000" w:themeColor="text1"/>
+        </w:rPr>
+        <w:t xml:space="preserve"> heat pump </w:t>
+      </w:r>
+      <w:r>
+        <w:rPr>
+          <w:rFonts w:ascii="Times New Roman" w:hAnsi="Times New Roman" w:cs="Times New Roman" w:hint="eastAsia"/>
+          <w:color w:val="000000" w:themeColor="text1"/>
+        </w:rPr>
+        <w:t>→</w:t>
+      </w:r>
+      <w:r>
+        <w:rPr>
+          <w:rFonts w:ascii="Times New Roman" w:hAnsi="Times New Roman" w:cs="Times New Roman" w:hint="eastAsia"/>
+          <w:color w:val="000000" w:themeColor="text1"/>
+        </w:rPr>
+        <w:t xml:space="preserve"> warm store</w:t>
+      </w:r>
+    </w:p>
+    <w:tbl>
+      <w:tblPr>
+        <w:tblW w:w="0" w:type="auto"/>
+        <w:tblCellSpacing w:w="15" w:type="dxa"/>
+        <w:tblCellMar>
+          <w:top w:w="15" w:type="dxa"/>
+          <w:left w:w="15" w:type="dxa"/>
+          <w:bottom w:w="15" w:type="dxa"/>
+          <w:right w:w="15" w:type="dxa"/>
+        </w:tblCellMar>
+        <w:tblLook w:val="04A0" w:firstRow="1" w:lastRow="0" w:firstColumn="1" w:lastColumn="0" w:noHBand="0" w:noVBand="1"/>
+      </w:tblPr>
+      <w:tblGrid>
+        <w:gridCol w:w="2012"/>
+        <w:gridCol w:w="3115"/>
+        <w:gridCol w:w="567"/>
+        <w:gridCol w:w="3666"/>
+      </w:tblGrid>
+      <w:tr>
+        <w:trPr>
+          <w:tblHeader/>
+          <w:tblCellSpacing w:w="15" w:type="dxa"/>
+        </w:trPr>
+        <w:tc>
+          <w:tcPr>
+            <w:tcW w:w="0" w:type="auto"/>
+            <w:vAlign w:val="center"/>
+            <w:hideMark/>
+          </w:tcPr>
+          <w:p>
+            <w:pPr>
+              <w:rPr>
+                <w:rFonts w:ascii="Times New Roman" w:hAnsi="Times New Roman" w:cs="Times New Roman"/>
+                <w:b/>
+                <w:bCs/>
+                <w:color w:val="000000" w:themeColor="text1"/>
+              </w:rPr>
+            </w:pPr>
+            <w:r>
+              <w:rPr>
+                <w:rFonts w:ascii="Times New Roman" w:hAnsi="Times New Roman" w:cs="Times New Roman"/>
+                <w:b/>
+                <w:bCs/>
+                <w:color w:val="000000" w:themeColor="text1"/>
+              </w:rPr>
+              <w:t>Heat demand band</w:t>
+            </w:r>
+          </w:p>
+        </w:tc>
+        <w:tc>
+          <w:tcPr>
+            <w:tcW w:w="0" w:type="auto"/>
+            <w:vAlign w:val="center"/>
+            <w:hideMark/>
+          </w:tcPr>
+          <w:p>
+            <w:pPr>
+              <w:rPr>
+                <w:rFonts w:ascii="Times New Roman" w:hAnsi="Times New Roman" w:cs="Times New Roman"/>
+                <w:b/>
+                <w:bCs/>
+                <w:color w:val="000000" w:themeColor="text1"/>
+              </w:rPr>
+            </w:pPr>
+            <w:r>
+              <w:rPr>
+                <w:rFonts w:ascii="Times New Roman" w:hAnsi="Times New Roman" w:cs="Times New Roman"/>
+                <w:b/>
+                <w:bCs/>
+                <w:color w:val="000000" w:themeColor="text1"/>
+              </w:rPr>
+              <w:t>Technology</w:t>
+            </w:r>
+          </w:p>
+        </w:tc>
+        <w:tc>
+          <w:tcPr>
+            <w:tcW w:w="0" w:type="auto"/>
+            <w:vAlign w:val="center"/>
+            <w:hideMark/>
+          </w:tcPr>
+          <w:p>
+            <w:pPr>
+              <w:rPr>
+                <w:rFonts w:ascii="Times New Roman" w:hAnsi="Times New Roman" w:cs="Times New Roman"/>
+                <w:b/>
+                <w:bCs/>
+                <w:color w:val="000000" w:themeColor="text1"/>
+              </w:rPr>
+            </w:pPr>
+            <w:r>
+              <w:rPr>
+                <w:rFonts w:ascii="Times New Roman" w:hAnsi="Times New Roman" w:cs="Times New Roman"/>
+                <w:b/>
+                <w:bCs/>
+                <w:color w:val="000000" w:themeColor="text1"/>
+              </w:rPr>
+              <w:t>COP</w:t>
+            </w:r>
+          </w:p>
+        </w:tc>
+        <w:tc>
+          <w:tcPr>
+            <w:tcW w:w="0" w:type="auto"/>
+            <w:vAlign w:val="center"/>
+            <w:hideMark/>
+          </w:tcPr>
+          <w:p>
+            <w:pPr>
+              <w:rPr>
+                <w:rFonts w:ascii="Times New Roman" w:hAnsi="Times New Roman" w:cs="Times New Roman"/>
+                <w:b/>
+                <w:bCs/>
+                <w:color w:val="000000" w:themeColor="text1"/>
+              </w:rPr>
+            </w:pPr>
+            <w:r>
+              <w:rPr>
+                <w:rFonts w:ascii="Times New Roman" w:hAnsi="Times New Roman" w:cs="Times New Roman"/>
+                <w:b/>
+                <w:bCs/>
+                <w:color w:val="000000" w:themeColor="text1"/>
+              </w:rPr>
+              <w:t>Notes</w:t>
+            </w:r>
+          </w:p>
+        </w:tc>
+      </w:tr>
+      <w:tr>
+        <w:trPr>
+          <w:tblCellSpacing w:w="15" w:type="dxa"/>
+        </w:trPr>
+        <w:tc>
+          <w:tcPr>
+            <w:tcW w:w="0" w:type="auto"/>
+            <w:vAlign w:val="center"/>
+            <w:hideMark/>
+          </w:tcPr>
+          <w:p>
+            <w:pPr>
+              <w:rPr>
+                <w:rFonts w:ascii="Times New Roman" w:hAnsi="Times New Roman" w:cs="Times New Roman"/>
+                <w:color w:val="000000" w:themeColor="text1"/>
+              </w:rPr>
+            </w:pPr>
+            <w:r>
+              <w:rPr>
+                <w:rFonts w:ascii="Times New Roman" w:hAnsi="Times New Roman" w:cs="Times New Roman"/>
+                <w:color w:val="000000" w:themeColor="text1"/>
+              </w:rPr>
+              <w:t>&lt;100°C</w:t>
+            </w:r>
+          </w:p>
+        </w:tc>
+        <w:tc>
+          <w:tcPr>
+            <w:tcW w:w="0" w:type="auto"/>
+            <w:vAlign w:val="center"/>
+            <w:hideMark/>
+          </w:tcPr>
+          <w:p>
+            <w:pPr>
+              <w:rPr>
+                <w:rFonts w:ascii="Times New Roman" w:hAnsi="Times New Roman" w:cs="Times New Roman"/>
+                <w:color w:val="000000" w:themeColor="text1"/>
+              </w:rPr>
+            </w:pPr>
+            <w:r>
+              <w:rPr>
+                <w:rFonts w:ascii="Times New Roman" w:hAnsi="Times New Roman" w:cs="Times New Roman"/>
+                <w:color w:val="000000" w:themeColor="text1"/>
+              </w:rPr>
+              <w:t>Industrial heat pump (low-temperature)</w:t>
+            </w:r>
+          </w:p>
+        </w:tc>
+        <w:tc>
+          <w:tcPr>
+            <w:tcW w:w="0" w:type="auto"/>
+            <w:vAlign w:val="center"/>
+            <w:hideMark/>
+          </w:tcPr>
+          <w:p>
+            <w:pPr>
+              <w:rPr>
+                <w:rFonts w:ascii="Times New Roman" w:hAnsi="Times New Roman" w:cs="Times New Roman"/>
+                <w:color w:val="000000" w:themeColor="text1"/>
+              </w:rPr>
+            </w:pPr>
+            <w:r>
+              <w:rPr>
+                <w:rFonts w:ascii="Times New Roman" w:hAnsi="Times New Roman" w:cs="Times New Roman"/>
+                <w:color w:val="000000" w:themeColor="text1"/>
+              </w:rPr>
+              <w:t>2.7</w:t>
+            </w:r>
+          </w:p>
+        </w:tc>
+        <w:tc>
+          <w:tcPr>
+            <w:tcW w:w="0" w:type="auto"/>
+            <w:vAlign w:val="center"/>
+            <w:hideMark/>
+          </w:tcPr>
+          <w:p>
+            <w:pPr>
+              <w:rPr>
+                <w:rFonts w:ascii="Times New Roman" w:hAnsi="Times New Roman" w:cs="Times New Roman"/>
+                <w:color w:val="000000" w:themeColor="text1"/>
+              </w:rPr>
+            </w:pPr>
+          </w:p>
+        </w:tc>
+      </w:tr>
+      <w:tr>
+        <w:trPr>
+          <w:tblCellSpacing w:w="15" w:type="dxa"/>
+        </w:trPr>
+        <w:tc>
+          <w:tcPr>
+            <w:tcW w:w="0" w:type="auto"/>
+            <w:vAlign w:val="center"/>
+            <w:hideMark/>
+          </w:tcPr>
+          <w:p>
+            <w:pPr>
+              <w:rPr>
+                <w:rFonts w:ascii="Times New Roman" w:hAnsi="Times New Roman" w:cs="Times New Roman"/>
+                <w:color w:val="000000" w:themeColor="text1"/>
+              </w:rPr>
+            </w:pPr>
+            <w:r>
+              <w:rPr>
+                <w:rFonts w:ascii="Times New Roman" w:hAnsi="Times New Roman" w:cs="Times New Roman"/>
+                <w:color w:val="000000" w:themeColor="text1"/>
+              </w:rPr>
+              <w:t>100–200°C</w:t>
+            </w:r>
+          </w:p>
+        </w:tc>
+        <w:tc>
+          <w:tcPr>
+            <w:tcW w:w="0" w:type="auto"/>
+            <w:vAlign w:val="center"/>
+            <w:hideMark/>
+          </w:tcPr>
+          <w:p>
+            <w:pPr>
+              <w:rPr>
+                <w:rFonts w:ascii="Times New Roman" w:hAnsi="Times New Roman" w:cs="Times New Roman"/>
+                <w:color w:val="000000" w:themeColor="text1"/>
+              </w:rPr>
+            </w:pPr>
+            <w:r>
+              <w:rPr>
+                <w:rFonts w:ascii="Times New Roman" w:hAnsi="Times New Roman" w:cs="Times New Roman"/>
+                <w:color w:val="000000" w:themeColor="text1"/>
+              </w:rPr>
+              <w:t>Industrial heat pump (steam)</w:t>
+            </w:r>
+          </w:p>
+        </w:tc>
+        <w:tc>
+          <w:tcPr>
+            <w:tcW w:w="0" w:type="auto"/>
+            <w:vAlign w:val="center"/>
+            <w:hideMark/>
+          </w:tcPr>
+          <w:p>
+            <w:pPr>
+              <w:rPr>
+                <w:rFonts w:ascii="Times New Roman" w:hAnsi="Times New Roman" w:cs="Times New Roman"/>
+                <w:color w:val="000000" w:themeColor="text1"/>
+              </w:rPr>
+            </w:pPr>
+            <w:r>
+              <w:rPr>
+                <w:rFonts w:ascii="Times New Roman" w:hAnsi="Times New Roman" w:cs="Times New Roman"/>
+                <w:color w:val="000000" w:themeColor="text1"/>
+              </w:rPr>
+              <w:t>1.8</w:t>
+            </w:r>
+          </w:p>
+        </w:tc>
+        <w:tc>
+          <w:tcPr>
+            <w:tcW w:w="0" w:type="auto"/>
+            <w:vAlign w:val="center"/>
+            <w:hideMark/>
+          </w:tcPr>
+          <w:p>
+            <w:pPr>
+              <w:rPr>
+                <w:rFonts w:ascii="Times New Roman" w:hAnsi="Times New Roman" w:cs="Times New Roman"/>
+                <w:color w:val="000000" w:themeColor="text1"/>
+              </w:rPr>
+            </w:pPr>
+            <w:r>
+              <w:rPr>
+                <w:rFonts w:ascii="Times New Roman" w:hAnsi="Times New Roman" w:cs="Times New Roman"/>
+                <w:color w:val="000000" w:themeColor="text1"/>
+              </w:rPr>
+              <w:t>Upper limit of the heat-pump pathway (~200°C)</w:t>
+            </w:r>
+          </w:p>
+        </w:tc>
+      </w:tr>
+      <w:tr>
+        <w:trPr>
+          <w:tblCellSpacing w:w="15" w:type="dxa"/>
+        </w:trPr>
+        <w:tc>
+          <w:tcPr>
+            <w:tcW w:w="0" w:type="auto"/>
+            <w:vAlign w:val="center"/>
+            <w:hideMark/>
+          </w:tcPr>
+          <w:p>
+            <w:pPr>
+              <w:rPr>
+                <w:rFonts w:ascii="Times New Roman" w:hAnsi="Times New Roman" w:cs="Times New Roman"/>
+                <w:color w:val="000000" w:themeColor="text1"/>
+              </w:rPr>
+            </w:pPr>
+            <w:r>
+              <w:rPr>
+                <w:rFonts w:ascii="Times New Roman" w:hAnsi="Times New Roman" w:cs="Times New Roman"/>
+                <w:color w:val="000000" w:themeColor="text1"/>
+              </w:rPr>
+              <w:t>&gt;200°C, up to ~1,500°C</w:t>
+            </w:r>
+          </w:p>
+        </w:tc>
+        <w:tc>
+          <w:tcPr>
+            <w:tcW w:w="0" w:type="auto"/>
+            <w:vAlign w:val="center"/>
+            <w:hideMark/>
+          </w:tcPr>
+          <w:p>
+            <w:pPr>
+              <w:rPr>
+                <w:rFonts w:ascii="Times New Roman" w:hAnsi="Times New Roman" w:cs="Times New Roman"/>
+                <w:color w:val="000000" w:themeColor="text1"/>
+              </w:rPr>
+            </w:pPr>
+            <w:r>
+              <w:rPr>
+                <w:rFonts w:ascii="Times New Roman" w:hAnsi="Times New Roman" w:cs="Times New Roman"/>
+                <w:color w:val="000000" w:themeColor="text1"/>
+              </w:rPr>
+              <w:t>I</w:t>
+            </w:r>
+            <w:r>
+              <w:rPr>
+                <w:rFonts w:ascii="Times New Roman" w:hAnsi="Times New Roman" w:cs="Times New Roman"/>
+                <w:color w:val="000000" w:themeColor="text1"/>
+              </w:rPr>
+              <w:t>ndustrial heat battery</w:t>
+            </w:r>
+          </w:p>
+        </w:tc>
+        <w:tc>
+          <w:tcPr>
+            <w:tcW w:w="0" w:type="auto"/>
+            <w:vAlign w:val="center"/>
+            <w:hideMark/>
+          </w:tcPr>
+          <w:p>
+            <w:pPr>
+              <w:rPr>
+                <w:rFonts w:ascii="Times New Roman" w:hAnsi="Times New Roman" w:cs="Times New Roman"/>
+                <w:color w:val="000000" w:themeColor="text1"/>
+              </w:rPr>
+            </w:pPr>
+            <w:r>
+              <w:rPr>
+                <w:rFonts w:ascii="Times New Roman" w:hAnsi="Times New Roman" w:cs="Times New Roman"/>
+                <w:color w:val="000000" w:themeColor="text1"/>
+              </w:rPr>
+              <w:t>1.0</w:t>
+            </w:r>
+          </w:p>
+        </w:tc>
+        <w:tc>
+          <w:tcPr>
+            <w:tcW w:w="0" w:type="auto"/>
+            <w:vAlign w:val="center"/>
+            <w:hideMark/>
+          </w:tcPr>
+          <w:p>
+            <w:pPr>
+              <w:rPr>
+                <w:rFonts w:ascii="Times New Roman" w:hAnsi="Times New Roman" w:cs="Times New Roman"/>
+                <w:color w:val="000000" w:themeColor="text1"/>
+              </w:rPr>
+            </w:pPr>
+            <w:r>
+              <w:rPr>
+                <w:rFonts w:ascii="Times New Roman" w:hAnsi="Times New Roman" w:cs="Times New Roman"/>
+                <w:color w:val="000000" w:themeColor="text1"/>
+              </w:rPr>
+              <w:t>No efficiency multiplier</w:t>
+            </w:r>
+          </w:p>
+        </w:tc>
+      </w:tr>
+    </w:tbl>
+    <w:p>
+      <w:pPr>
+        <w:rPr>
+          <w:rFonts w:ascii="Times New Roman" w:hAnsi="Times New Roman" w:cs="Times New Roman"/>
+          <w:color w:val="000000" w:themeColor="text1"/>
+        </w:rPr>
+      </w:pPr>
+    </w:p>
+    <w:p>
+      <w:pPr>
+        <w:rPr>
+          <w:rFonts w:ascii="Times New Roman" w:hAnsi="Times New Roman" w:cs="Times New Roman"/>
+          <w:color w:val="000000" w:themeColor="text1"/>
+        </w:rPr>
+      </w:pPr>
+      <w:r>
+        <w:rPr>
+          <w:rFonts w:ascii="Times New Roman" w:hAnsi="Times New Roman" w:cs="Times New Roman"/>
+          <w:color w:val="000000" w:themeColor="text1"/>
+        </w:rPr>
+        <w:t>Every facility therefore uses whichever chains its temperature profile requires</w:t>
+      </w:r>
+      <w:r>
+        <w:rPr>
+          <w:rFonts w:ascii="Times New Roman" w:hAnsi="Times New Roman" w:cs="Times New Roman"/>
+          <w:color w:val="000000" w:themeColor="text1"/>
+        </w:rPr>
+        <w:t xml:space="preserve">. A </w:t>
+      </w:r>
+      <w:r>
+        <w:rPr>
+          <w:rFonts w:ascii="Times New Roman" w:hAnsi="Times New Roman" w:cs="Times New Roman"/>
+          <w:color w:val="000000" w:themeColor="text1"/>
+        </w:rPr>
+        <w:t>food plant is served almost entirely by heat pumps, a cement plant almost entirely by the resistive battery.</w:t>
+      </w:r>
+    </w:p>
+    <w:p>
+      <w:pPr>
+        <w:pStyle w:val="Heading4"/>
+        <w:rPr>
+          <w:rFonts w:ascii="Times New Roman" w:hAnsi="Times New Roman" w:cs="Times New Roman"/>
+        </w:rPr>
+      </w:pPr>
+      <w:r>
+        <w:rPr>
+          <w:rFonts w:ascii="Times New Roman" w:hAnsi="Times New Roman" w:cs="Times New Roman"/>
+        </w:rPr>
+        <w:t xml:space="preserve">2.5.2 </w:t>
+      </w:r>
+      <w:r>
+        <w:rPr>
+          <w:rFonts w:ascii="Times New Roman" w:hAnsi="Times New Roman" w:cs="Times New Roman"/>
+        </w:rPr>
+        <w:t xml:space="preserve">Flat </w:t>
+      </w:r>
+      <w:r>
+        <w:rPr>
+          <w:rFonts w:ascii="Times New Roman" w:hAnsi="Times New Roman" w:cs="Times New Roman"/>
+        </w:rPr>
+        <w:t>L</w:t>
+      </w:r>
+      <w:r>
+        <w:rPr>
+          <w:rFonts w:ascii="Times New Roman" w:hAnsi="Times New Roman" w:cs="Times New Roman"/>
+        </w:rPr>
+        <w:t xml:space="preserve">oad </w:t>
+      </w:r>
+      <w:r>
+        <w:rPr>
+          <w:rFonts w:ascii="Times New Roman" w:hAnsi="Times New Roman" w:cs="Times New Roman"/>
+        </w:rPr>
+        <w:t>A</w:t>
+      </w:r>
+      <w:r>
+        <w:rPr>
+          <w:rFonts w:ascii="Times New Roman" w:hAnsi="Times New Roman" w:cs="Times New Roman"/>
+        </w:rPr>
+        <w:t>ssumption</w:t>
+      </w:r>
+    </w:p>
+    <w:p>
+      <w:pPr>
+        <w:rPr>
+          <w:rFonts w:ascii="Times New Roman" w:hAnsi="Times New Roman" w:cs="Times New Roman"/>
+          <w:color w:val="000000" w:themeColor="text1"/>
+        </w:rPr>
+      </w:pPr>
+      <w:r>
+        <w:rPr>
+          <w:rFonts w:ascii="Times New Roman" w:hAnsi="Times New Roman" w:cs="Times New Roman"/>
+          <w:color w:val="000000" w:themeColor="text1"/>
+        </w:rPr>
+        <w:t>Heat demand is estimated only at annual resolution (production × specific energy consumption × fossil share); no facility-level hourly or seasonal load data are available from Climate TRACE or the underlying benchmarks. Replaceable heat is therefore modelled as a flat, constant hourly load equal to the annual replaceable heat divided by 8,760 hours. This implies no diurnal ramping and no seasonal variation, and it treats average load as peak load for sizing purposes. It is a deliberate simplification driven by the annual aggregation step.</w:t>
+      </w:r>
+    </w:p>
+    <w:p>
+      <w:pPr>
+        <w:pStyle w:val="Heading4"/>
+        <w:rPr>
+          <w:rFonts w:ascii="Times New Roman" w:hAnsi="Times New Roman" w:cs="Times New Roman"/>
+        </w:rPr>
+      </w:pPr>
+      <w:r>
+        <w:rPr>
+          <w:rFonts w:ascii="Times New Roman" w:hAnsi="Times New Roman" w:cs="Times New Roman"/>
+        </w:rPr>
+        <w:t xml:space="preserve">2.5.3 </w:t>
+      </w:r>
+      <w:r>
+        <w:rPr>
+          <w:rFonts w:ascii="Times New Roman" w:hAnsi="Times New Roman" w:cs="Times New Roman"/>
+        </w:rPr>
+        <w:t xml:space="preserve">Heat </w:t>
+      </w:r>
+      <w:r>
+        <w:rPr>
+          <w:rFonts w:ascii="Times New Roman" w:hAnsi="Times New Roman" w:cs="Times New Roman"/>
+        </w:rPr>
+        <w:t>D</w:t>
+      </w:r>
+      <w:r>
+        <w:rPr>
+          <w:rFonts w:ascii="Times New Roman" w:hAnsi="Times New Roman" w:cs="Times New Roman"/>
+        </w:rPr>
+        <w:t>emand by</w:t>
+      </w:r>
+      <w:r>
+        <w:rPr>
+          <w:rFonts w:ascii="Times New Roman" w:hAnsi="Times New Roman" w:cs="Times New Roman"/>
+        </w:rPr>
+        <w:t xml:space="preserve"> T</w:t>
+      </w:r>
+      <w:r>
+        <w:rPr>
+          <w:rFonts w:ascii="Times New Roman" w:hAnsi="Times New Roman" w:cs="Times New Roman"/>
+        </w:rPr>
+        <w:t xml:space="preserve">emperature and </w:t>
+      </w:r>
+      <w:r>
+        <w:rPr>
+          <w:rFonts w:ascii="Times New Roman" w:hAnsi="Times New Roman" w:cs="Times New Roman"/>
+        </w:rPr>
+        <w:t>M</w:t>
+      </w:r>
+      <w:r>
+        <w:rPr>
+          <w:rFonts w:ascii="Times New Roman" w:hAnsi="Times New Roman" w:cs="Times New Roman"/>
+        </w:rPr>
+        <w:t xml:space="preserve">apping to </w:t>
+      </w:r>
+      <w:r>
+        <w:rPr>
+          <w:rFonts w:ascii="Times New Roman" w:hAnsi="Times New Roman" w:cs="Times New Roman"/>
+        </w:rPr>
+        <w:t>T</w:t>
+      </w:r>
+      <w:r>
+        <w:rPr>
+          <w:rFonts w:ascii="Times New Roman" w:hAnsi="Times New Roman" w:cs="Times New Roman"/>
+        </w:rPr>
+        <w:t xml:space="preserve">echnology </w:t>
+      </w:r>
+    </w:p>
+    <w:p>
+      <w:pPr>
+        <w:rPr>
+          <w:rFonts w:ascii="Times New Roman" w:hAnsi="Times New Roman" w:cs="Times New Roman"/>
+          <w:color w:val="000000" w:themeColor="text1"/>
+        </w:rPr>
+      </w:pPr>
+      <w:r>
+        <w:rPr>
+          <w:rFonts w:ascii="Times New Roman" w:hAnsi="Times New Roman" w:cs="Times New Roman"/>
+          <w:color w:val="000000" w:themeColor="text1"/>
+        </w:rPr>
+        <w:t>Each facility's heat is split across five temperature bands (&lt;100, 100–200, 200–500, 500–1,000, and &gt;1,000 °C) using process recipes drawn from industry benchmarks</w:t>
+      </w:r>
+      <w:r>
+        <w:rPr>
+          <w:rFonts w:ascii="Times New Roman" w:hAnsi="Times New Roman" w:cs="Times New Roman"/>
+          <w:color w:val="000000" w:themeColor="text1"/>
+        </w:rPr>
+        <w:t xml:space="preserve"> </w:t>
+      </w:r>
+      <w:r>
+        <w:rPr>
+          <w:rFonts w:ascii="Times New Roman" w:hAnsi="Times New Roman" w:cs="Times New Roman"/>
+          <w:color w:val="000000" w:themeColor="text1"/>
+        </w:rPr>
+        <w:fldChar w:fldCharType="begin"/>
+      </w:r>
+      <w:r>
+        <w:rPr>
+          <w:rFonts w:ascii="Times New Roman" w:hAnsi="Times New Roman" w:cs="Times New Roman"/>
+          <w:color w:val="000000" w:themeColor="text1"/>
+        </w:rPr>
+        <w:instrText xml:space="preserve"> ADDIN ZOTERO_ITEM CSL_CITATION {"citationID":"tHFMu9xz","properties":{"unsorted":false,"formattedCitation":"(Pezzutto et al., n.d.)","plainCitation":"(Pezzutto et al., n.d.)","noteIndex":0},"citationItems":[{"id":314,"uris":["http://zotero.org/users/20280584/items/8BSZ4EKV"],"itemData":{"id":314,"type":"article-journal","citation-key":"pezzuttoD23WP2Report","language":"en","source":"Zotero","title":"D2.3 WP2 Report – Open Data Set for the EU28","author":[{"family":"Pezzutto","given":"Prepared Simon"},{"family":"Zambotti","given":"Stefano"},{"family":"Croce","given":"Silvia"},{"family":"Zambelli","given":"Pietro"},{"family":"Scaramuzzino","given":"Chiara"},{"family":"Pascuas","given":"Ramón Pascual"},{"family":"Haas","given":"Franziska"},{"family":"Lucchi","given":"Elena"},{"family":"Valle","given":"Nives Della"},{"family":"Zubaryeva","given":"Alyona"},{"family":"Müller","given":"Andreas"}]}}],"schema":"https://github.com/citation-style-language/schema/raw/master/csl-citation.json"} </w:instrText>
+      </w:r>
+      <w:r>
+        <w:rPr>
+          <w:rFonts w:ascii="Times New Roman" w:hAnsi="Times New Roman" w:cs="Times New Roman"/>
+          <w:color w:val="000000" w:themeColor="text1"/>
+        </w:rPr>
+        <w:fldChar w:fldCharType="separate"/>
+      </w:r>
+      <w:r>
+        <w:rPr>
+          <w:rFonts w:ascii="Times New Roman" w:hAnsi="Times New Roman" w:cs="Times New Roman"/>
+          <w:noProof/>
+          <w:color w:val="000000" w:themeColor="text1"/>
+        </w:rPr>
+        <w:t>(Pezzutto et al., n.d.)</w:t>
+      </w:r>
+      <w:r>
+        <w:rPr>
+          <w:rFonts w:ascii="Times New Roman" w:hAnsi="Times New Roman" w:cs="Times New Roman"/>
+          <w:color w:val="000000" w:themeColor="text1"/>
+        </w:rPr>
+        <w:fldChar w:fldCharType="end"/>
+      </w:r>
+      <w:r>
+        <w:rPr>
+          <w:rFonts w:ascii="Times New Roman" w:hAnsi="Times New Roman" w:cs="Times New Roman"/>
+          <w:color w:val="000000" w:themeColor="text1"/>
+        </w:rPr>
+        <w:t>.</w:t>
+      </w:r>
+      <w:r>
+        <w:rPr>
+          <w:rFonts w:ascii="Times New Roman" w:hAnsi="Times New Roman" w:cs="Times New Roman"/>
+          <w:color w:val="000000" w:themeColor="text1"/>
+        </w:rPr>
+        <w:t xml:space="preserve"> </w:t>
+      </w:r>
+      <w:r>
+        <w:rPr>
+          <w:rFonts w:ascii="Times New Roman" w:hAnsi="Times New Roman" w:cs="Times New Roman"/>
+          <w:color w:val="000000" w:themeColor="text1"/>
+        </w:rPr>
+        <w:t>E</w:t>
+      </w:r>
+      <w:r>
+        <w:rPr>
+          <w:rFonts w:ascii="Times New Roman" w:hAnsi="Times New Roman" w:cs="Times New Roman"/>
+          <w:color w:val="000000" w:themeColor="text1"/>
+        </w:rPr>
+        <w:t>very benchmark process carries both a heat intensity and a characteristic temperature profile, so a facility's total heat is distributed across bands according to the actual thermodynamics of the processes it runs (e.g. cement clinker calcination falls mostly above 1,000 °C, textile finishing mostly below 200 °C). Technology is then assigned band by band</w:t>
+      </w:r>
+      <w:r>
+        <w:rPr>
+          <w:rFonts w:ascii="Times New Roman" w:hAnsi="Times New Roman" w:cs="Times New Roman"/>
+          <w:color w:val="000000" w:themeColor="text1"/>
+        </w:rPr>
+        <w:t>.</w:t>
+      </w:r>
+      <w:r>
+        <w:rPr>
+          <w:rFonts w:ascii="Times New Roman" w:hAnsi="Times New Roman" w:cs="Times New Roman"/>
+          <w:color w:val="000000" w:themeColor="text1"/>
+        </w:rPr>
+        <w:t xml:space="preserve"> </w:t>
+      </w:r>
+      <w:r>
+        <w:rPr>
+          <w:rFonts w:ascii="Times New Roman" w:hAnsi="Times New Roman" w:cs="Times New Roman"/>
+          <w:color w:val="000000" w:themeColor="text1"/>
+        </w:rPr>
+        <w:t>T</w:t>
+      </w:r>
+      <w:r>
+        <w:rPr>
+          <w:rFonts w:ascii="Times New Roman" w:hAnsi="Times New Roman" w:cs="Times New Roman"/>
+          <w:color w:val="000000" w:themeColor="text1"/>
+        </w:rPr>
+        <w:t>he two sub-200 °C bands to the heat pumps and all higher bands to the resistive heat battery</w:t>
+      </w:r>
+      <w:r>
+        <w:rPr>
+          <w:rFonts w:ascii="Times New Roman" w:hAnsi="Times New Roman" w:cs="Times New Roman"/>
+          <w:color w:val="000000" w:themeColor="text1"/>
+        </w:rPr>
+        <w:t xml:space="preserve">. A </w:t>
+      </w:r>
+      <w:r>
+        <w:rPr>
+          <w:rFonts w:ascii="Times New Roman" w:hAnsi="Times New Roman" w:cs="Times New Roman"/>
+          <w:color w:val="000000" w:themeColor="text1"/>
+        </w:rPr>
+        <w:t>single facility is typically served by a mix of both. Across the mapped fleet</w:t>
+      </w:r>
+      <w:r>
+        <w:rPr>
+          <w:rFonts w:ascii="Times New Roman" w:hAnsi="Times New Roman" w:cs="Times New Roman"/>
+          <w:color w:val="000000" w:themeColor="text1"/>
+        </w:rPr>
+        <w:t>,</w:t>
+      </w:r>
+      <w:r>
+        <w:rPr>
+          <w:rFonts w:ascii="Times New Roman" w:hAnsi="Times New Roman" w:cs="Times New Roman"/>
+          <w:color w:val="000000" w:themeColor="text1"/>
+        </w:rPr>
+        <w:t xml:space="preserve"> this places about a quarter of replaceable heat </w:t>
+      </w:r>
+      <w:r>
+        <w:rPr>
+          <w:rFonts w:ascii="Times New Roman" w:hAnsi="Times New Roman" w:cs="Times New Roman"/>
+          <w:color w:val="000000" w:themeColor="text1"/>
+        </w:rPr>
+        <w:lastRenderedPageBreak/>
+        <w:t>(the &lt;200 °C bands) on efficient heat pumps and about three-quarters (&gt;200 °C) on the resistive thermal battery, which is the dominant driver of both cost and the required solar and land.</w:t>
+      </w:r>
+    </w:p>
+    <w:p>
+      <w:pPr>
+        <w:rPr>
+          <w:rFonts w:ascii="Times New Roman" w:hAnsi="Times New Roman" w:cs="Times New Roman"/>
+          <w:color w:val="000000" w:themeColor="text1"/>
+        </w:rPr>
+      </w:pPr>
+      <w:r>
+        <w:rPr>
+          <w:rFonts w:ascii="Times New Roman" w:hAnsi="Times New Roman" w:cs="Times New Roman"/>
+          <w:color w:val="000000" w:themeColor="text1"/>
+        </w:rPr>
+        <w:t>This is the general breakdown of the temperature bands:</w:t>
+      </w:r>
+    </w:p>
+    <w:p>
+      <w:pPr>
+        <w:ind w:firstLine="720"/>
+        <w:rPr>
+          <w:rFonts w:ascii="Times New Roman" w:hAnsi="Times New Roman" w:cs="Times New Roman"/>
+          <w:color w:val="000000" w:themeColor="text1"/>
+        </w:rPr>
+      </w:pPr>
+      <w:r>
+        <w:rPr>
+          <w:rFonts w:ascii="Times New Roman" w:hAnsi="Times New Roman" w:cs="Times New Roman"/>
+          <w:color w:val="000000" w:themeColor="text1"/>
+        </w:rPr>
+        <w:t>E_replaceable, band_b  =  replaceable_heat_mwh  ×  ( heat_band_b / Σ heat_band )</w:t>
+      </w:r>
+    </w:p>
+    <w:p>
+      <w:pPr>
+        <w:rPr>
+          <w:rFonts w:ascii="Times New Roman" w:hAnsi="Times New Roman" w:cs="Times New Roman"/>
+          <w:color w:val="000000" w:themeColor="text1"/>
+        </w:rPr>
+      </w:pPr>
+      <w:r>
+        <w:rPr>
+          <w:rFonts w:ascii="Times New Roman" w:hAnsi="Times New Roman" w:cs="Times New Roman"/>
+          <w:color w:val="000000" w:themeColor="text1"/>
+        </w:rPr>
+        <w:t>Then each band becomes its own flat load stream:</w:t>
+      </w:r>
+    </w:p>
+    <w:p>
+      <w:pPr>
+        <w:ind w:firstLine="720"/>
+        <w:rPr>
+          <w:rFonts w:ascii="Times New Roman" w:hAnsi="Times New Roman" w:cs="Times New Roman"/>
+          <w:color w:val="000000" w:themeColor="text1"/>
+        </w:rPr>
+      </w:pPr>
+      <w:r>
+        <w:rPr>
+          <w:rFonts w:ascii="Times New Roman" w:hAnsi="Times New Roman" w:cs="Times New Roman"/>
+          <w:color w:val="000000" w:themeColor="text1"/>
+        </w:rPr>
+        <w:t>load_b (MW)        = E_replaceable,b / 8760</w:t>
+      </w:r>
+    </w:p>
+    <w:p>
+      <w:pPr>
+        <w:pStyle w:val="Heading3"/>
+        <w:rPr>
+          <w:rFonts w:ascii="Times New Roman" w:hAnsi="Times New Roman" w:cs="Times New Roman"/>
+        </w:rPr>
+      </w:pPr>
+      <w:r>
+        <w:rPr>
+          <w:rFonts w:ascii="Times New Roman" w:hAnsi="Times New Roman" w:cs="Times New Roman"/>
+        </w:rPr>
+        <w:t xml:space="preserve">2.6 Solar </w:t>
+      </w:r>
+      <w:r>
+        <w:rPr>
+          <w:rFonts w:ascii="Times New Roman" w:hAnsi="Times New Roman" w:cs="Times New Roman"/>
+        </w:rPr>
+        <w:t>Radiation per Facility</w:t>
+      </w:r>
+    </w:p>
+    <w:p>
+      <w:pPr>
+        <w:rPr>
+          <w:rFonts w:ascii="Times New Roman" w:hAnsi="Times New Roman" w:cs="Times New Roman"/>
+          <w:color w:val="000000" w:themeColor="text1"/>
+        </w:rPr>
+      </w:pPr>
+      <w:r>
+        <w:rPr>
+          <w:rFonts w:ascii="Times New Roman" w:hAnsi="Times New Roman" w:cs="Times New Roman"/>
+          <w:color w:val="000000" w:themeColor="text1"/>
+        </w:rPr>
+        <w:t>Hourly photovoltaic output for each facility is retrieved from the PVGIS seriescalc API using the PVGIS-ERA5 reanalysis database for the calendar year 2023. Each site is modelled as a 1 kWp system so output is normalized per installed kilowatt-peak; panel tilt is set equal to the site's latitude, azimuth to due south (0° in the Northern Hemisphere, 180° in the Southern), and system losses to zero, giving an idealized resource to which losses can be applied later in sizing. The returned hourly AC power is converted to kW per kWp, its UTC timestamps are converted to the local timezone at each coordinate (via timezonefinder), floored to the hour, de-duplicated, and reindexed to a complete 8,760-hour local series with any missing hours set to zero. Two summary metrics are then derived per facility: the annual yield (the sum of the hourly series, in kWh per kWp per year) and the capacity factor (annual yield / 8,760).</w:t>
+      </w:r>
+    </w:p>
+    <w:p>
+      <w:pPr>
+        <w:rPr>
+          <w:rFonts w:ascii="Times New Roman" w:hAnsi="Times New Roman" w:cs="Times New Roman"/>
+          <w:color w:val="000000" w:themeColor="text1"/>
+        </w:rPr>
+      </w:pPr>
+      <w:r>
+        <w:rPr>
+          <w:rFonts w:ascii="Times New Roman" w:hAnsi="Times New Roman" w:cs="Times New Roman"/>
+          <w:color w:val="000000" w:themeColor="text1"/>
+        </w:rPr>
+        <w:t>Across the mapped facilities the annual yield has a median of 1,333 and a mean of 1,412 kWh/kWp, with every site falling inside the ~900–2,000 kWh/kWp band expected for European latitudes under the stated tilt and loss assumptions. Yield correlates strongly and negatively with latitude (Pearson r ≈ −0.92), and the spatial pattern reproduces the known European solar map — bright across Iberia, Italy and Greece, dark across the Nordics, the UK and the Baltics. The hourly profiles show the correct physical shape: a midday-peaked diurnal cycle with zero output overnight and a summer-peaked seasonal cycle. Representative sites span the resource range, from Cyprus (~2,049 kWh/kWp) through central France (~1,318) to northern Sweden at 67 °N (~967). These profiles supply the solar generation used to size the colocated PV against each facility's heat load, with land-limited capacity set by an assumed utility-scale power density.</w:t>
+      </w:r>
+    </w:p>
+    <w:p>
+      <w:pPr>
+        <w:rPr>
+          <w:rFonts w:ascii="Times New Roman" w:hAnsi="Times New Roman" w:cs="Times New Roman"/>
+          <w:color w:val="000000" w:themeColor="text1"/>
+        </w:rPr>
+      </w:pPr>
+      <w:r>
+        <w:rPr>
+          <w:rFonts w:ascii="Times New Roman" w:hAnsi="Times New Roman" w:cs="Times New Roman"/>
+          <w:color w:val="000000" w:themeColor="text1"/>
+        </w:rPr>
+        <w:lastRenderedPageBreak/>
+        <w:drawing>
+          <wp:inline distT="0" distB="0" distL="0" distR="0" wp14:anchorId="23996EA2" wp14:editId="503610EC">
+            <wp:extent cx="5156200" cy="3733800"/>
+            <wp:effectExtent l="0" t="0" r="0" b="0"/>
+            <wp:docPr id="1602559777" name="Picture 1"/>
+            <wp:cNvGraphicFramePr>
+              <a:graphicFrameLocks xmlns:a="http://schemas.openxmlformats.org/drawingml/2006/main" noChangeAspect="1"/>
+            </wp:cNvGraphicFramePr>
+            <a:graphic xmlns:a="http://schemas.openxmlformats.org/drawingml/2006/main">
+              <a:graphicData uri="http://schemas.openxmlformats.org/drawingml/2006/picture">
+                <pic:pic xmlns:pic="http://schemas.openxmlformats.org/drawingml/2006/picture">
+                  <pic:nvPicPr>
+                    <pic:cNvPr id="1602559777" name=""/>
+                    <pic:cNvPicPr/>
+                  </pic:nvPicPr>
+                  <pic:blipFill>
+                    <a:blip r:embed="rId16"/>
+                    <a:stretch>
+                      <a:fillRect/>
+                    </a:stretch>
+                  </pic:blipFill>
+                  <pic:spPr>
+                    <a:xfrm>
+                      <a:off x="0" y="0"/>
+                      <a:ext cx="5156200" cy="3733800"/>
+                    </a:xfrm>
+                    <a:prstGeom prst="rect">
+                      <a:avLst/>
+                    </a:prstGeom>
+                  </pic:spPr>
+                </pic:pic>
+              </a:graphicData>
+            </a:graphic>
+          </wp:inline>
+        </w:drawing>
+      </w:r>
+    </w:p>
+    <w:p>
+      <w:pPr>
+        <w:pStyle w:val="Heading3"/>
+        <w:rPr>
+          <w:rFonts w:ascii="Times New Roman" w:hAnsi="Times New Roman" w:cs="Times New Roman"/>
+        </w:rPr>
+      </w:pPr>
+      <w:r>
+        <w:rPr>
+          <w:rFonts w:ascii="Times New Roman" w:hAnsi="Times New Roman" w:cs="Times New Roman"/>
+        </w:rPr>
+        <w:t>2.7 Land availability for colocated solar</w:t>
       </w:r>
     </w:p>
     <w:p>
@@ -3291,7 +4106,178 @@
           <w:rFonts w:ascii="Times New Roman" w:hAnsi="Times New Roman" w:cs="Times New Roman"/>
           <w:color w:val="C00000"/>
         </w:rPr>
-        <w:t>Flat hourly load assumption, its derivation from annual aggregation, and its stated limitations (no diurnal/seasonal shape). Carry improved profiles into sensitivity.</w:t>
+        <w:t>GEE zonal statistics; 5 km point buffer (15 km reserved for sensitivity); ESA WorldCover at 30 m.</w:t>
+      </w:r>
+    </w:p>
+    <w:p>
+      <w:pPr>
+        <w:rPr>
+          <w:rFonts w:ascii="Times New Roman" w:hAnsi="Times New Roman" w:cs="Times New Roman"/>
+          <w:color w:val="C00000"/>
+        </w:rPr>
+      </w:pPr>
+      <w:r>
+        <w:rPr>
+          <w:rFonts w:ascii="Times New Roman" w:hAnsi="Times New Roman" w:cs="Times New Roman"/>
+          <w:color w:val="C00000"/>
+        </w:rPr>
+        <w:t>Suitability mask: slope &gt;</w:t>
+      </w:r>
+      <w:r>
+        <w:rPr>
+          <w:rFonts w:ascii="Times New Roman" w:hAnsi="Times New Roman" w:cs="Times New Roman"/>
+          <w:color w:val="C00000"/>
+        </w:rPr>
+        <w:t xml:space="preserve"> </w:t>
+      </w:r>
+      <w:r>
+        <w:rPr>
+          <w:rFonts w:ascii="Times New Roman" w:hAnsi="Times New Roman" w:cs="Times New Roman"/>
+          <w:color w:val="C00000"/>
+        </w:rPr>
+        <w:t>5° (SRTM + Copernicus DEM above 60°N), WDPA + 100 m buffer.</w:t>
+      </w:r>
+    </w:p>
+    <w:p>
+      <w:pPr>
+        <w:rPr>
+          <w:rFonts w:ascii="Times New Roman" w:hAnsi="Times New Roman" w:cs="Times New Roman"/>
+          <w:color w:val="C00000"/>
+        </w:rPr>
+      </w:pPr>
+      <w:r>
+        <w:rPr>
+          <w:rFonts w:ascii="Times New Roman" w:hAnsi="Times New Roman" w:cs="Times New Roman"/>
+          <w:color w:val="C00000"/>
+        </w:rPr>
+        <w:t>Available land = bare/sparse + cropland; exclusions. Screening-metric caveats.</w:t>
+      </w:r>
+    </w:p>
+    <w:p>
+      <w:pPr>
+        <w:rPr>
+          <w:rFonts w:ascii="Times New Roman" w:hAnsi="Times New Roman" w:cs="Times New Roman"/>
+          <w:color w:val="000000" w:themeColor="text1"/>
+        </w:rPr>
+      </w:pPr>
+      <w:r>
+        <w:rPr>
+          <w:rFonts w:ascii="Times New Roman" w:hAnsi="Times New Roman" w:cs="Times New Roman"/>
+          <w:color w:val="000000" w:themeColor="text1"/>
+        </w:rPr>
+        <w:t xml:space="preserve">Land availability is a cap in the optimization. If the full load with 90% reliability and land cap doesn’t solve, then the floor is dropped, unserved is penalized and achieved reliability percentage is given. </w:t>
+      </w:r>
+    </w:p>
+    <w:p>
+      <w:pPr>
+        <w:rPr>
+          <w:rFonts w:ascii="Times New Roman" w:hAnsi="Times New Roman" w:cs="Times New Roman"/>
+          <w:color w:val="000000" w:themeColor="text1"/>
+        </w:rPr>
+      </w:pPr>
+      <w:r>
+        <w:rPr>
+          <w:rFonts w:ascii="Times New Roman" w:hAnsi="Times New Roman" w:cs="Times New Roman"/>
+          <w:color w:val="000000" w:themeColor="text1"/>
+        </w:rPr>
+        <w:t>Each buffers every point, masks out slope &gt; 5° and WDPA protected areas, and sums ESA World</w:t>
+      </w:r>
+      <w:r>
+        <w:rPr>
+          <w:rFonts w:ascii="Times New Roman" w:hAnsi="Times New Roman" w:cs="Times New Roman"/>
+          <w:color w:val="000000" w:themeColor="text1"/>
+        </w:rPr>
+        <w:t xml:space="preserve"> </w:t>
+      </w:r>
+      <w:r>
+        <w:rPr>
+          <w:rFonts w:ascii="Times New Roman" w:hAnsi="Times New Roman" w:cs="Times New Roman"/>
+          <w:color w:val="000000" w:themeColor="text1"/>
+        </w:rPr>
+        <w:t>Cover area by land-cover class. The 15 km run is ~9× the pixels, so it takes noticeably longer.</w:t>
+      </w:r>
+    </w:p>
+    <w:p>
+      <w:pPr>
+        <w:rPr>
+          <w:rFonts w:ascii="Times New Roman" w:hAnsi="Times New Roman" w:cs="Times New Roman"/>
+          <w:color w:val="000000" w:themeColor="text1"/>
+        </w:rPr>
+      </w:pPr>
+      <w:r>
+        <w:rPr>
+          <w:rFonts w:ascii="Times New Roman" w:hAnsi="Times New Roman" w:cs="Times New Roman"/>
+          <w:color w:val="000000" w:themeColor="text1"/>
+        </w:rPr>
+        <w:t>developable / excluded-cover / slope+protected split shown; cropland+grassland dominate developable</w:t>
+      </w:r>
+    </w:p>
+    <w:p>
+      <w:pPr>
+        <w:rPr>
+          <w:rFonts w:ascii="Times New Roman" w:hAnsi="Times New Roman" w:cs="Times New Roman"/>
+          <w:color w:val="000000" w:themeColor="text1"/>
+        </w:rPr>
+      </w:pPr>
+      <w:r>
+        <w:rPr>
+          <w:rFonts w:ascii="Times New Roman" w:hAnsi="Times New Roman" w:cs="Times New Roman"/>
+          <w:color w:val="000000" w:themeColor="text1"/>
+        </w:rPr>
+        <w:t>available land median 24.4, mean 27.2 km²; 26 zero-land sites flagged</w:t>
+      </w:r>
+    </w:p>
+    <w:p>
+      <w:pPr>
+        <w:rPr>
+          <w:rFonts w:ascii="Times New Roman" w:hAnsi="Times New Roman" w:cs="Times New Roman"/>
+          <w:color w:val="000000" w:themeColor="text1"/>
+        </w:rPr>
+      </w:pPr>
+    </w:p>
+    <w:p>
+      <w:pPr>
+        <w:rPr>
+          <w:rFonts w:ascii="Times New Roman" w:hAnsi="Times New Roman" w:cs="Times New Roman"/>
+          <w:color w:val="000000" w:themeColor="text1"/>
+        </w:rPr>
+      </w:pPr>
+      <w:r>
+        <w:rPr>
+          <w:rFonts w:ascii="Times New Roman" w:hAnsi="Times New Roman" w:cs="Times New Roman"/>
+          <w:color w:val="000000" w:themeColor="text1"/>
+        </w:rPr>
+        <w:t xml:space="preserve">For each facility, we computed the land physically available for co-located solar within a 5 km buffer of its coordinates. A 15 km buffer is also computed and held for sensitivity analysis. Land cover comes from Esa World Cover at 30 m resolution using Google Earth Engine zonal </w:t>
+      </w:r>
+      <w:r>
+        <w:rPr>
+          <w:rFonts w:ascii="Times New Roman" w:hAnsi="Times New Roman" w:cs="Times New Roman"/>
+          <w:color w:val="000000" w:themeColor="text1"/>
+        </w:rPr>
+        <w:lastRenderedPageBreak/>
+        <w:t xml:space="preserve">statistics. Two exclusions are applied before summing developable area: slop greater than 5°C and WDPA-protected areas plus a 100m buffer around them. The remaining bare, cropland, grassland, and shrubland is summed as available land (km^2). Forest, built up land, water, wetland, snow/ice, mangroves, moss/lichen are set as not developable for solar. </w:t>
+      </w:r>
+      <w:r>
+        <w:rPr>
+          <w:rFonts w:ascii="Times New Roman" w:hAnsi="Times New Roman" w:cs="Times New Roman"/>
+          <w:color w:val="000000" w:themeColor="text1"/>
+        </w:rPr>
+        <w:t xml:space="preserve">Available land is capped in the optimization. If a full flat load at 90% reliability threshold is not met within the land cap, then the model relaxes the reliability floor and reports whatever reliability was achievable within the site’s footprint. </w:t>
+      </w:r>
+    </w:p>
+    <w:p>
+      <w:pPr>
+        <w:rPr>
+          <w:rFonts w:ascii="Times New Roman" w:hAnsi="Times New Roman" w:cs="Times New Roman"/>
+          <w:color w:val="000000" w:themeColor="text1"/>
+        </w:rPr>
+      </w:pPr>
+      <w:r>
+        <w:rPr>
+          <w:rFonts w:ascii="Times New Roman" w:hAnsi="Times New Roman" w:cs="Times New Roman"/>
+          <w:color w:val="000000" w:themeColor="text1"/>
+        </w:rPr>
+        <w:t xml:space="preserve">All 2,415 facility carry land data and average 48.2 KM^2 per facility, 61% of the possible area in 5 km radius buffer. The remaining 30.3 km^2 is either masked out by slope/protected filters or falls outside WorldCover’s coastal/border coverage. 26 facilities have zero developable land and they concentrate in food, beverage &amp; tobacco, textiles &amp; apparel and pulp &amp; paper sites. These are typically dense or built-up sites that have no open ground within 5km. </w:t>
       </w:r>
     </w:p>
     <w:p>
@@ -3305,7 +4291,7 @@
         <w:rPr>
           <w:rFonts w:ascii="Times New Roman" w:hAnsi="Times New Roman" w:cs="Times New Roman"/>
         </w:rPr>
-        <w:t>2.6 Solar resource</w:t>
+        <w:t>2.8 Technology and cost data</w:t>
       </w:r>
     </w:p>
     <w:p>
@@ -3320,53 +4306,542 @@
           <w:rFonts w:ascii="Times New Roman" w:hAnsi="Times New Roman" w:cs="Times New Roman"/>
           <w:color w:val="C00000"/>
         </w:rPr>
-        <w:t>PVGIS series</w:t>
-      </w:r>
-      <w:r>
+        <w:t>Country-level Bloomberg inputs (solar LCOE, IHB/storage, CCGT). Specify vintage, currency, discount rate, project lifetime, IHB round-trip efficiency — all currently TODOs and required for a methods section.</w:t>
+      </w:r>
+    </w:p>
+    <w:p>
+      <w:pPr>
+        <w:pStyle w:val="Heading3"/>
+        <w:rPr>
+          <w:rFonts w:ascii="Times New Roman" w:hAnsi="Times New Roman" w:cs="Times New Roman"/>
+        </w:rPr>
+      </w:pPr>
+      <w:r>
+        <w:rPr>
+          <w:rFonts w:ascii="Times New Roman" w:hAnsi="Times New Roman" w:cs="Times New Roman"/>
+        </w:rPr>
+        <w:t>2.9 LCOH and system sizing (the biggest gap — currently unwritten)</w:t>
+      </w:r>
+    </w:p>
+    <w:p>
+      <w:pPr>
         <w:rPr>
           <w:rFonts w:ascii="Times New Roman" w:hAnsi="Times New Roman" w:cs="Times New Roman"/>
           <w:color w:val="C00000"/>
         </w:rPr>
-        <w:t xml:space="preserve"> </w:t>
-      </w:r>
+      </w:pPr>
       <w:r>
         <w:rPr>
           <w:rFonts w:ascii="Times New Roman" w:hAnsi="Times New Roman" w:cs="Times New Roman"/>
           <w:color w:val="C00000"/>
         </w:rPr>
-        <w:t xml:space="preserve">calc, ERA5, 2023, 1 </w:t>
-      </w:r>
-      <w:proofErr w:type="spellStart"/>
-      <w:r>
+        <w:t>Solar array + IHB sizing algorithm (hourly matching of flat load to PVGIS output; storage sizing logic).</w:t>
+      </w:r>
+    </w:p>
+    <w:p>
+      <w:pPr>
         <w:rPr>
           <w:rFonts w:ascii="Times New Roman" w:hAnsi="Times New Roman" w:cs="Times New Roman"/>
           <w:color w:val="C00000"/>
         </w:rPr>
-        <w:t>kWp</w:t>
-      </w:r>
-      <w:proofErr w:type="spellEnd"/>
+      </w:pPr>
       <w:r>
         <w:rPr>
           <w:rFonts w:ascii="Times New Roman" w:hAnsi="Times New Roman" w:cs="Times New Roman"/>
           <w:color w:val="C00000"/>
         </w:rPr>
-        <w:t>, tilt = |</w:t>
-      </w:r>
-      <w:proofErr w:type="spellStart"/>
-      <w:r>
+        <w:t>LCOH equation for the renewable path; LCOH equation for the CCGT baseline.</w:t>
+      </w:r>
+    </w:p>
+    <w:p>
+      <w:pPr>
         <w:rPr>
           <w:rFonts w:ascii="Times New Roman" w:hAnsi="Times New Roman" w:cs="Times New Roman"/>
           <w:color w:val="C00000"/>
         </w:rPr>
-        <w:t>lat</w:t>
-      </w:r>
-      <w:proofErr w:type="spellEnd"/>
+      </w:pPr>
       <w:r>
         <w:rPr>
           <w:rFonts w:ascii="Times New Roman" w:hAnsi="Times New Roman" w:cs="Times New Roman"/>
           <w:color w:val="C00000"/>
         </w:rPr>
-        <w:t>|, 0% losses; UTC→local handling. Summary metrics (annual yield, capacity factor) and the observed range.</w:t>
+        <w:t>Land constraint binding vs. non-binding.</w:t>
+      </w:r>
+    </w:p>
+    <w:p>
+      <w:pPr>
+        <w:rPr>
+          <w:rFonts w:ascii="Times New Roman" w:hAnsi="Times New Roman" w:cs="Times New Roman"/>
+          <w:color w:val="000000" w:themeColor="text1"/>
+        </w:rPr>
+      </w:pPr>
+      <w:r>
+        <w:rPr>
+          <w:rFonts w:ascii="Times New Roman" w:hAnsi="Times New Roman" w:cs="Times New Roman"/>
+          <w:color w:val="000000" w:themeColor="text1"/>
+        </w:rPr>
+        <w:t xml:space="preserve">Optimization constraints: list it out. </w:t>
+      </w:r>
+    </w:p>
+    <w:p>
+      <w:pPr>
+        <w:rPr>
+          <w:rFonts w:ascii="Times New Roman" w:hAnsi="Times New Roman" w:cs="Times New Roman"/>
+          <w:color w:val="000000" w:themeColor="text1"/>
+        </w:rPr>
+      </w:pPr>
+      <w:r>
+        <w:rPr>
+          <w:rFonts w:ascii="Times New Roman" w:hAnsi="Times New Roman" w:cs="Times New Roman"/>
+          <w:color w:val="000000" w:themeColor="text1"/>
+        </w:rPr>
+        <w:t>Usable storage fraction = 1 – T_max/T_min</w:t>
+      </w:r>
+    </w:p>
+    <w:p>
+      <w:pPr>
+        <w:rPr>
+          <w:rFonts w:ascii="Times New Roman" w:hAnsi="Times New Roman" w:cs="Times New Roman"/>
+          <w:color w:val="000000" w:themeColor="text1"/>
+        </w:rPr>
+      </w:pPr>
+    </w:p>
+    <w:p>
+      <w:pPr>
+        <w:shd w:val="clear" w:color="auto" w:fill="141414"/>
+        <w:tabs>
+          <w:tab w:val="left" w:pos="916"/>
+          <w:tab w:val="left" w:pos="1832"/>
+          <w:tab w:val="left" w:pos="2748"/>
+          <w:tab w:val="left" w:pos="3664"/>
+          <w:tab w:val="left" w:pos="4580"/>
+          <w:tab w:val="left" w:pos="5496"/>
+          <w:tab w:val="left" w:pos="6412"/>
+          <w:tab w:val="left" w:pos="7328"/>
+          <w:tab w:val="left" w:pos="8244"/>
+          <w:tab w:val="left" w:pos="9160"/>
+          <w:tab w:val="left" w:pos="10076"/>
+          <w:tab w:val="left" w:pos="10992"/>
+          <w:tab w:val="left" w:pos="11908"/>
+          <w:tab w:val="left" w:pos="12824"/>
+          <w:tab w:val="left" w:pos="13740"/>
+          <w:tab w:val="left" w:pos="14656"/>
+        </w:tabs>
+        <w:spacing w:after="0" w:line="240" w:lineRule="auto"/>
+        <w:rPr>
+          <w:rFonts w:ascii="Courier New" w:eastAsia="Times New Roman" w:hAnsi="Courier New" w:cs="Courier New"/>
+          <w:color w:val="88C0D0"/>
+          <w:kern w:val="0"/>
+          <w:sz w:val="18"/>
+          <w:szCs w:val="18"/>
+          <w14:ligatures w14:val="none"/>
+        </w:rPr>
+      </w:pPr>
+      <w:r>
+        <w:rPr>
+          <w:rFonts w:ascii="Courier New" w:eastAsia="Times New Roman" w:hAnsi="Courier New" w:cs="Courier New"/>
+          <w:color w:val="88C0D0"/>
+          <w:kern w:val="0"/>
+          <w:sz w:val="18"/>
+          <w:szCs w:val="18"/>
+          <w14:ligatures w14:val="none"/>
+        </w:rPr>
+        <w:t>current solver                 heat-pump extension (per band b)</w:t>
+      </w:r>
+    </w:p>
+    <w:p>
+      <w:pPr>
+        <w:shd w:val="clear" w:color="auto" w:fill="141414"/>
+        <w:tabs>
+          <w:tab w:val="left" w:pos="916"/>
+          <w:tab w:val="left" w:pos="1832"/>
+          <w:tab w:val="left" w:pos="2748"/>
+          <w:tab w:val="left" w:pos="3664"/>
+          <w:tab w:val="left" w:pos="4580"/>
+          <w:tab w:val="left" w:pos="5496"/>
+          <w:tab w:val="left" w:pos="6412"/>
+          <w:tab w:val="left" w:pos="7328"/>
+          <w:tab w:val="left" w:pos="8244"/>
+          <w:tab w:val="left" w:pos="9160"/>
+          <w:tab w:val="left" w:pos="10076"/>
+          <w:tab w:val="left" w:pos="10992"/>
+          <w:tab w:val="left" w:pos="11908"/>
+          <w:tab w:val="left" w:pos="12824"/>
+          <w:tab w:val="left" w:pos="13740"/>
+          <w:tab w:val="left" w:pos="14656"/>
+        </w:tabs>
+        <w:spacing w:after="0" w:line="240" w:lineRule="auto"/>
+        <w:rPr>
+          <w:rFonts w:ascii="Courier New" w:eastAsia="Times New Roman" w:hAnsi="Courier New" w:cs="Courier New"/>
+          <w:color w:val="88C0D0"/>
+          <w:kern w:val="0"/>
+          <w:sz w:val="18"/>
+          <w:szCs w:val="18"/>
+          <w14:ligatures w14:val="none"/>
+        </w:rPr>
+      </w:pPr>
+      <w:r>
+        <w:rPr>
+          <w:rFonts w:ascii="Courier New" w:eastAsia="Times New Roman" w:hAnsi="Courier New" w:cs="Courier New"/>
+          <w:color w:val="88C0D0"/>
+          <w:kern w:val="0"/>
+          <w:sz w:val="18"/>
+          <w:szCs w:val="18"/>
+          <w14:ligatures w14:val="none"/>
+        </w:rPr>
+        <w:t>──────────────                 ────────────────────────────────</w:t>
+      </w:r>
+    </w:p>
+    <w:p>
+      <w:pPr>
+        <w:shd w:val="clear" w:color="auto" w:fill="141414"/>
+        <w:tabs>
+          <w:tab w:val="left" w:pos="916"/>
+          <w:tab w:val="left" w:pos="1832"/>
+          <w:tab w:val="left" w:pos="2748"/>
+          <w:tab w:val="left" w:pos="3664"/>
+          <w:tab w:val="left" w:pos="4580"/>
+          <w:tab w:val="left" w:pos="5496"/>
+          <w:tab w:val="left" w:pos="6412"/>
+          <w:tab w:val="left" w:pos="7328"/>
+          <w:tab w:val="left" w:pos="8244"/>
+          <w:tab w:val="left" w:pos="9160"/>
+          <w:tab w:val="left" w:pos="10076"/>
+          <w:tab w:val="left" w:pos="10992"/>
+          <w:tab w:val="left" w:pos="11908"/>
+          <w:tab w:val="left" w:pos="12824"/>
+          <w:tab w:val="left" w:pos="13740"/>
+          <w:tab w:val="left" w:pos="14656"/>
+        </w:tabs>
+        <w:spacing w:after="0" w:line="240" w:lineRule="auto"/>
+        <w:rPr>
+          <w:rFonts w:ascii="Courier New" w:eastAsia="Times New Roman" w:hAnsi="Courier New" w:cs="Courier New"/>
+          <w:color w:val="88C0D0"/>
+          <w:kern w:val="0"/>
+          <w:sz w:val="18"/>
+          <w:szCs w:val="18"/>
+          <w14:ligatures w14:val="none"/>
+        </w:rPr>
+      </w:pPr>
+      <w:r>
+        <w:rPr>
+          <w:rFonts w:ascii="Courier New" w:eastAsia="Times New Roman" w:hAnsi="Courier New" w:cs="Courier New"/>
+          <w:color w:val="88C0D0"/>
+          <w:kern w:val="0"/>
+          <w:sz w:val="18"/>
+          <w:szCs w:val="18"/>
+          <w14:ligatures w14:val="none"/>
+        </w:rPr>
+        <w:t>S_MW  (solar)                  S_MW              ← shared across all bands</w:t>
+      </w:r>
+    </w:p>
+    <w:p>
+      <w:pPr>
+        <w:shd w:val="clear" w:color="auto" w:fill="141414"/>
+        <w:tabs>
+          <w:tab w:val="left" w:pos="916"/>
+          <w:tab w:val="left" w:pos="1832"/>
+          <w:tab w:val="left" w:pos="2748"/>
+          <w:tab w:val="left" w:pos="3664"/>
+          <w:tab w:val="left" w:pos="4580"/>
+          <w:tab w:val="left" w:pos="5496"/>
+          <w:tab w:val="left" w:pos="6412"/>
+          <w:tab w:val="left" w:pos="7328"/>
+          <w:tab w:val="left" w:pos="8244"/>
+          <w:tab w:val="left" w:pos="9160"/>
+          <w:tab w:val="left" w:pos="10076"/>
+          <w:tab w:val="left" w:pos="10992"/>
+          <w:tab w:val="left" w:pos="11908"/>
+          <w:tab w:val="left" w:pos="12824"/>
+          <w:tab w:val="left" w:pos="13740"/>
+          <w:tab w:val="left" w:pos="14656"/>
+        </w:tabs>
+        <w:spacing w:after="0" w:line="240" w:lineRule="auto"/>
+        <w:rPr>
+          <w:rFonts w:ascii="Courier New" w:eastAsia="Times New Roman" w:hAnsi="Courier New" w:cs="Courier New"/>
+          <w:color w:val="88C0D0"/>
+          <w:kern w:val="0"/>
+          <w:sz w:val="18"/>
+          <w:szCs w:val="18"/>
+          <w14:ligatures w14:val="none"/>
+        </w:rPr>
+      </w:pPr>
+      <w:r>
+        <w:rPr>
+          <w:rFonts w:ascii="Courier New" w:eastAsia="Times New Roman" w:hAnsi="Courier New" w:cs="Courier New"/>
+          <w:color w:val="88C0D0"/>
+          <w:kern w:val="0"/>
+          <w:sz w:val="18"/>
+          <w:szCs w:val="18"/>
+          <w14:ligatures w14:val="none"/>
+        </w:rPr>
+        <w:t>P_charge, P_discharge          P_charge_b, P_discharge_b</w:t>
+      </w:r>
+    </w:p>
+    <w:p>
+      <w:pPr>
+        <w:shd w:val="clear" w:color="auto" w:fill="141414"/>
+        <w:tabs>
+          <w:tab w:val="left" w:pos="916"/>
+          <w:tab w:val="left" w:pos="1832"/>
+          <w:tab w:val="left" w:pos="2748"/>
+          <w:tab w:val="left" w:pos="3664"/>
+          <w:tab w:val="left" w:pos="4580"/>
+          <w:tab w:val="left" w:pos="5496"/>
+          <w:tab w:val="left" w:pos="6412"/>
+          <w:tab w:val="left" w:pos="7328"/>
+          <w:tab w:val="left" w:pos="8244"/>
+          <w:tab w:val="left" w:pos="9160"/>
+          <w:tab w:val="left" w:pos="10076"/>
+          <w:tab w:val="left" w:pos="10992"/>
+          <w:tab w:val="left" w:pos="11908"/>
+          <w:tab w:val="left" w:pos="12824"/>
+          <w:tab w:val="left" w:pos="13740"/>
+          <w:tab w:val="left" w:pos="14656"/>
+        </w:tabs>
+        <w:spacing w:after="0" w:line="240" w:lineRule="auto"/>
+        <w:rPr>
+          <w:rFonts w:ascii="Courier New" w:eastAsia="Times New Roman" w:hAnsi="Courier New" w:cs="Courier New"/>
+          <w:color w:val="88C0D0"/>
+          <w:kern w:val="0"/>
+          <w:sz w:val="18"/>
+          <w:szCs w:val="18"/>
+          <w14:ligatures w14:val="none"/>
+        </w:rPr>
+      </w:pPr>
+      <w:r>
+        <w:rPr>
+          <w:rFonts w:ascii="Courier New" w:eastAsia="Times New Roman" w:hAnsi="Courier New" w:cs="Courier New"/>
+          <w:color w:val="88C0D0"/>
+          <w:kern w:val="0"/>
+          <w:sz w:val="18"/>
+          <w:szCs w:val="18"/>
+          <w14:ligatures w14:val="none"/>
+        </w:rPr>
+        <w:t>E_TES                          E_TES_b</w:t>
+      </w:r>
+    </w:p>
+    <w:p>
+      <w:pPr>
+        <w:shd w:val="clear" w:color="auto" w:fill="141414"/>
+        <w:tabs>
+          <w:tab w:val="left" w:pos="916"/>
+          <w:tab w:val="left" w:pos="1832"/>
+          <w:tab w:val="left" w:pos="2748"/>
+          <w:tab w:val="left" w:pos="3664"/>
+          <w:tab w:val="left" w:pos="4580"/>
+          <w:tab w:val="left" w:pos="5496"/>
+          <w:tab w:val="left" w:pos="6412"/>
+          <w:tab w:val="left" w:pos="7328"/>
+          <w:tab w:val="left" w:pos="8244"/>
+          <w:tab w:val="left" w:pos="9160"/>
+          <w:tab w:val="left" w:pos="10076"/>
+          <w:tab w:val="left" w:pos="10992"/>
+          <w:tab w:val="left" w:pos="11908"/>
+          <w:tab w:val="left" w:pos="12824"/>
+          <w:tab w:val="left" w:pos="13740"/>
+          <w:tab w:val="left" w:pos="14656"/>
+        </w:tabs>
+        <w:spacing w:after="0" w:line="240" w:lineRule="auto"/>
+        <w:rPr>
+          <w:rFonts w:ascii="Courier New" w:eastAsia="Times New Roman" w:hAnsi="Courier New" w:cs="Courier New"/>
+          <w:color w:val="88C0D0"/>
+          <w:kern w:val="0"/>
+          <w:sz w:val="18"/>
+          <w:szCs w:val="18"/>
+          <w14:ligatures w14:val="none"/>
+        </w:rPr>
+      </w:pPr>
+      <w:r>
+        <w:rPr>
+          <w:rFonts w:ascii="Courier New" w:eastAsia="Times New Roman" w:hAnsi="Courier New" w:cs="Courier New"/>
+          <w:color w:val="88C0D0"/>
+          <w:kern w:val="0"/>
+          <w:sz w:val="18"/>
+          <w:szCs w:val="18"/>
+          <w14:ligatures w14:val="none"/>
+        </w:rPr>
+        <w:t>load (single)                  load_b = band allocation / 8760</w:t>
+      </w:r>
+    </w:p>
+    <w:p>
+      <w:pPr>
+        <w:shd w:val="clear" w:color="auto" w:fill="141414"/>
+        <w:tabs>
+          <w:tab w:val="left" w:pos="916"/>
+          <w:tab w:val="left" w:pos="1832"/>
+          <w:tab w:val="left" w:pos="2748"/>
+          <w:tab w:val="left" w:pos="3664"/>
+          <w:tab w:val="left" w:pos="4580"/>
+          <w:tab w:val="left" w:pos="5496"/>
+          <w:tab w:val="left" w:pos="6412"/>
+          <w:tab w:val="left" w:pos="7328"/>
+          <w:tab w:val="left" w:pos="8244"/>
+          <w:tab w:val="left" w:pos="9160"/>
+          <w:tab w:val="left" w:pos="10076"/>
+          <w:tab w:val="left" w:pos="10992"/>
+          <w:tab w:val="left" w:pos="11908"/>
+          <w:tab w:val="left" w:pos="12824"/>
+          <w:tab w:val="left" w:pos="13740"/>
+          <w:tab w:val="left" w:pos="14656"/>
+        </w:tabs>
+        <w:spacing w:after="0" w:line="240" w:lineRule="auto"/>
+        <w:rPr>
+          <w:rFonts w:ascii="Courier New" w:eastAsia="Times New Roman" w:hAnsi="Courier New" w:cs="Courier New"/>
+          <w:kern w:val="0"/>
+          <w:sz w:val="20"/>
+          <w:szCs w:val="20"/>
+          <w14:ligatures w14:val="none"/>
+        </w:rPr>
+      </w:pPr>
+      <w:r>
+        <w:rPr>
+          <w:rFonts w:ascii="Courier New" w:eastAsia="Times New Roman" w:hAnsi="Courier New" w:cs="Courier New"/>
+          <w:color w:val="88C0D0"/>
+          <w:kern w:val="0"/>
+          <w:sz w:val="18"/>
+          <w:szCs w:val="18"/>
+          <w14:ligatures w14:val="none"/>
+        </w:rPr>
+        <w:t>eta_e2h ≈ 0.97 (resistive)     COP_b = 2.7 (&lt;100°C), 1.8 (100–200°C), 1.0 (&gt;200°C)</w:t>
+      </w:r>
+    </w:p>
+    <w:p>
+      <w:pPr>
+        <w:rPr>
+          <w:rFonts w:ascii="Times New Roman" w:hAnsi="Times New Roman" w:cs="Times New Roman"/>
+          <w:color w:val="000000" w:themeColor="text1"/>
+        </w:rPr>
+      </w:pPr>
+    </w:p>
+    <w:p>
+      <w:pPr>
+        <w:rPr>
+          <w:rFonts w:ascii="Times New Roman" w:hAnsi="Times New Roman" w:cs="Times New Roman"/>
+          <w:color w:val="000000" w:themeColor="text1"/>
+        </w:rPr>
+      </w:pPr>
+      <w:r>
+        <w:rPr>
+          <w:rFonts w:ascii="Times New Roman" w:hAnsi="Times New Roman" w:cs="Times New Roman"/>
+          <w:color w:val="000000" w:themeColor="text1"/>
+        </w:rPr>
+        <w:t>The hourly constraints, per band:</w:t>
+      </w:r>
+    </w:p>
+    <w:p>
+      <w:pPr>
+        <w:pStyle w:val="ListParagraph"/>
+        <w:numPr>
+          <w:ilvl w:val="0"/>
+          <w:numId w:val="4"/>
+        </w:numPr>
+        <w:rPr>
+          <w:rFonts w:ascii="Times New Roman" w:hAnsi="Times New Roman" w:cs="Times New Roman"/>
+          <w:color w:val="000000" w:themeColor="text1"/>
+        </w:rPr>
+      </w:pPr>
+      <w:r>
+        <w:rPr>
+          <w:rFonts w:ascii="Times New Roman" w:hAnsi="Times New Roman" w:cs="Times New Roman"/>
+          <w:color w:val="000000" w:themeColor="text1"/>
+        </w:rPr>
+        <w:t>Solar allocation (the coupling): each hour, the shared array's output is split across the band converters — Σ_b elec_b[t] ≤ S_MW × cf_solar[t].</w:t>
+      </w:r>
+    </w:p>
+    <w:p>
+      <w:pPr>
+        <w:pStyle w:val="ListParagraph"/>
+        <w:numPr>
+          <w:ilvl w:val="0"/>
+          <w:numId w:val="4"/>
+        </w:numPr>
+        <w:rPr>
+          <w:rFonts w:ascii="Times New Roman" w:hAnsi="Times New Roman" w:cs="Times New Roman"/>
+          <w:color w:val="000000" w:themeColor="text1"/>
+        </w:rPr>
+      </w:pPr>
+      <w:r>
+        <w:rPr>
+          <w:rFonts w:ascii="Times New Roman" w:hAnsi="Times New Roman" w:cs="Times New Roman"/>
+          <w:color w:val="000000" w:themeColor="text1"/>
+        </w:rPr>
+        <w:lastRenderedPageBreak/>
+        <w:t>Charge (this is where COP enters): heat into band b's store = elec_b[t] × COP_b × η_charge. The COP multiplier is the entire heat-pump effect.</w:t>
+      </w:r>
+    </w:p>
+    <w:p>
+      <w:pPr>
+        <w:pStyle w:val="ListParagraph"/>
+        <w:numPr>
+          <w:ilvl w:val="0"/>
+          <w:numId w:val="4"/>
+        </w:numPr>
+        <w:rPr>
+          <w:rFonts w:ascii="Times New Roman" w:hAnsi="Times New Roman" w:cs="Times New Roman"/>
+          <w:color w:val="000000" w:themeColor="text1"/>
+        </w:rPr>
+      </w:pPr>
+      <w:r>
+        <w:rPr>
+          <w:rFonts w:ascii="Times New Roman" w:hAnsi="Times New Roman" w:cs="Times New Roman"/>
+          <w:color w:val="000000" w:themeColor="text1"/>
+        </w:rPr>
+        <w:t>Storage dynamics &amp; delivery: soc_b[t] = soc_b[t−1] + charge_b[t] − discharge_b[t]/η_discharge; discharge_b[t] + unserved_b[t] = load_b.</w:t>
+      </w:r>
+    </w:p>
+    <w:p>
+      <w:pPr>
+        <w:pStyle w:val="ListParagraph"/>
+        <w:numPr>
+          <w:ilvl w:val="0"/>
+          <w:numId w:val="4"/>
+        </w:numPr>
+        <w:rPr>
+          <w:rFonts w:ascii="Times New Roman" w:hAnsi="Times New Roman" w:cs="Times New Roman"/>
+          <w:color w:val="000000" w:themeColor="text1"/>
+        </w:rPr>
+      </w:pPr>
+      <w:r>
+        <w:rPr>
+          <w:rFonts w:ascii="Times New Roman" w:hAnsi="Times New Roman" w:cs="Times New Roman"/>
+          <w:color w:val="000000" w:themeColor="text1"/>
+        </w:rPr>
+        <w:t>Land cap (shared): S_MW ≤ available_land × 50.</w:t>
+      </w:r>
+    </w:p>
+    <w:p>
+      <w:pPr>
+        <w:pStyle w:val="ListParagraph"/>
+        <w:numPr>
+          <w:ilvl w:val="0"/>
+          <w:numId w:val="4"/>
+        </w:numPr>
+        <w:rPr>
+          <w:rFonts w:ascii="Times New Roman" w:hAnsi="Times New Roman" w:cs="Times New Roman"/>
+          <w:color w:val="000000" w:themeColor="text1"/>
+        </w:rPr>
+      </w:pPr>
+      <w:r>
+        <w:rPr>
+          <w:rFonts w:ascii="Times New Roman" w:hAnsi="Times New Roman" w:cs="Times New Roman"/>
+          <w:color w:val="000000" w:themeColor="text1"/>
+        </w:rPr>
+        <w:t>Objective: minimize [solar capex·S_MW + Σ_b(converter capex_b + storage capex·E_TES_b) + unserved penalty] / total annual load, at the 90% availability target.</w:t>
+      </w:r>
+    </w:p>
+    <w:p>
+      <w:pPr>
+        <w:pStyle w:val="Heading2"/>
+        <w:rPr>
+          <w:rFonts w:ascii="Times New Roman" w:hAnsi="Times New Roman" w:cs="Times New Roman"/>
+        </w:rPr>
+      </w:pPr>
+      <w:r>
+        <w:rPr>
+          <w:rFonts w:ascii="Times New Roman" w:hAnsi="Times New Roman" w:cs="Times New Roman"/>
+        </w:rPr>
+        <w:t>3. Analysis</w:t>
       </w:r>
     </w:p>
     <w:p>
@@ -3380,21 +4855,25 @@
         <w:rPr>
           <w:rFonts w:ascii="Times New Roman" w:hAnsi="Times New Roman" w:cs="Times New Roman"/>
         </w:rPr>
-        <w:t xml:space="preserve">2.7 Land availability for </w:t>
-      </w:r>
-      <w:proofErr w:type="spellStart"/>
-      <w:r>
-        <w:rPr>
-          <w:rFonts w:ascii="Times New Roman" w:hAnsi="Times New Roman" w:cs="Times New Roman"/>
-        </w:rPr>
-        <w:t>colocated</w:t>
-      </w:r>
-      <w:proofErr w:type="spellEnd"/>
-      <w:r>
-        <w:rPr>
-          <w:rFonts w:ascii="Times New Roman" w:hAnsi="Times New Roman" w:cs="Times New Roman"/>
-        </w:rPr>
-        <w:t xml:space="preserve"> solar</w:t>
+        <w:t>3</w:t>
+      </w:r>
+      <w:r>
+        <w:rPr>
+          <w:rFonts w:ascii="Times New Roman" w:hAnsi="Times New Roman" w:cs="Times New Roman"/>
+        </w:rPr>
+        <w:t>.</w:t>
+      </w:r>
+      <w:r>
+        <w:rPr>
+          <w:rFonts w:ascii="Times New Roman" w:hAnsi="Times New Roman" w:cs="Times New Roman"/>
+        </w:rPr>
+        <w:t>1</w:t>
+      </w:r>
+      <w:r>
+        <w:rPr>
+          <w:rFonts w:ascii="Times New Roman" w:hAnsi="Times New Roman" w:cs="Times New Roman"/>
+        </w:rPr>
+        <w:t xml:space="preserve"> Site screening and candidate classification</w:t>
       </w:r>
     </w:p>
     <w:p>
@@ -3409,82 +4888,22 @@
           <w:rFonts w:ascii="Times New Roman" w:hAnsi="Times New Roman" w:cs="Times New Roman"/>
           <w:color w:val="C00000"/>
         </w:rPr>
-        <w:t xml:space="preserve">GEE zonal statistics; 5 km point buffer (15 km reserved for sensitivity); ESA </w:t>
-      </w:r>
-      <w:proofErr w:type="spellStart"/>
-      <w:r>
+        <w:t>Decision criteria (solar+IHB LCOH &lt; CCGT LCOH; minimum land / yield thresholds).</w:t>
+      </w:r>
+    </w:p>
+    <w:p>
+      <w:pPr>
         <w:rPr>
           <w:rFonts w:ascii="Times New Roman" w:hAnsi="Times New Roman" w:cs="Times New Roman"/>
           <w:color w:val="C00000"/>
         </w:rPr>
-        <w:t>WorldCover</w:t>
-      </w:r>
-      <w:proofErr w:type="spellEnd"/>
+      </w:pPr>
       <w:r>
         <w:rPr>
           <w:rFonts w:ascii="Times New Roman" w:hAnsi="Times New Roman" w:cs="Times New Roman"/>
           <w:color w:val="C00000"/>
         </w:rPr>
-        <w:t xml:space="preserve"> at 30 m.</w:t>
-      </w:r>
-    </w:p>
-    <w:p>
-      <w:pPr>
-        <w:rPr>
-          <w:rFonts w:ascii="Times New Roman" w:hAnsi="Times New Roman" w:cs="Times New Roman"/>
-          <w:color w:val="C00000"/>
-        </w:rPr>
-      </w:pPr>
-      <w:r>
-        <w:rPr>
-          <w:rFonts w:ascii="Times New Roman" w:hAnsi="Times New Roman" w:cs="Times New Roman"/>
-          <w:color w:val="C00000"/>
-        </w:rPr>
-        <w:t>Suitability mask: slope &gt;</w:t>
-      </w:r>
-      <w:r>
-        <w:rPr>
-          <w:rFonts w:ascii="Times New Roman" w:hAnsi="Times New Roman" w:cs="Times New Roman"/>
-          <w:color w:val="C00000"/>
-        </w:rPr>
-        <w:t xml:space="preserve"> </w:t>
-      </w:r>
-      <w:r>
-        <w:rPr>
-          <w:rFonts w:ascii="Times New Roman" w:hAnsi="Times New Roman" w:cs="Times New Roman"/>
-          <w:color w:val="C00000"/>
-        </w:rPr>
-        <w:t>5° (SRTM + Copernicus DEM above 60°N), WDPA + 100 m buffer.</w:t>
-      </w:r>
-    </w:p>
-    <w:p>
-      <w:pPr>
-        <w:rPr>
-          <w:rFonts w:ascii="Times New Roman" w:hAnsi="Times New Roman" w:cs="Times New Roman"/>
-          <w:color w:val="C00000"/>
-        </w:rPr>
-      </w:pPr>
-      <w:r>
-        <w:rPr>
-          <w:rFonts w:ascii="Times New Roman" w:hAnsi="Times New Roman" w:cs="Times New Roman"/>
-          <w:color w:val="C00000"/>
-        </w:rPr>
-        <w:t>Available land = bare/sparse + cropland; exclusions. Screening-metric caveats.</w:t>
-      </w:r>
-    </w:p>
-    <w:p>
-      <w:pPr>
-        <w:rPr>
-          <w:rFonts w:ascii="Times New Roman" w:hAnsi="Times New Roman" w:cs="Times New Roman"/>
-          <w:color w:val="000000" w:themeColor="text1"/>
-        </w:rPr>
-      </w:pPr>
-      <w:r>
-        <w:rPr>
-          <w:rFonts w:ascii="Times New Roman" w:hAnsi="Times New Roman" w:cs="Times New Roman"/>
-          <w:color w:val="000000" w:themeColor="text1"/>
-        </w:rPr>
-        <w:t xml:space="preserve">Land availability is a cap in the optimization. If the full load with 90% reliability and land cap doesn’t solve, then the floor is dropped, unserved is penalized and achieved reliability percentage is given. </w:t>
+        <w:t>Aggregate outputs: replaceable heat, candidate count/share, LCOH-delta distribution, emissions reduction.</w:t>
       </w:r>
     </w:p>
     <w:p>
@@ -3498,202 +4917,6 @@
         <w:rPr>
           <w:rFonts w:ascii="Times New Roman" w:hAnsi="Times New Roman" w:cs="Times New Roman"/>
         </w:rPr>
-        <w:t>2.8 Technology and cost data</w:t>
-      </w:r>
-    </w:p>
-    <w:p>
-      <w:pPr>
-        <w:rPr>
-          <w:rFonts w:ascii="Times New Roman" w:hAnsi="Times New Roman" w:cs="Times New Roman"/>
-          <w:color w:val="C00000"/>
-        </w:rPr>
-      </w:pPr>
-      <w:r>
-        <w:rPr>
-          <w:rFonts w:ascii="Times New Roman" w:hAnsi="Times New Roman" w:cs="Times New Roman"/>
-          <w:color w:val="C00000"/>
-        </w:rPr>
-        <w:t>Country-level Bloomberg inputs (solar LCOE, IHB/storage, CCGT). Specify vintage, currency, discount rate, project lifetime, IHB round-trip efficiency — all currently TODOs and required for a methods section.</w:t>
-      </w:r>
-    </w:p>
-    <w:p>
-      <w:pPr>
-        <w:pStyle w:val="Heading3"/>
-        <w:rPr>
-          <w:rFonts w:ascii="Times New Roman" w:hAnsi="Times New Roman" w:cs="Times New Roman"/>
-        </w:rPr>
-      </w:pPr>
-      <w:r>
-        <w:rPr>
-          <w:rFonts w:ascii="Times New Roman" w:hAnsi="Times New Roman" w:cs="Times New Roman"/>
-        </w:rPr>
-        <w:t>2.9 LCOH and system sizing (the biggest gap — currently unwritten)</w:t>
-      </w:r>
-    </w:p>
-    <w:p>
-      <w:pPr>
-        <w:rPr>
-          <w:rFonts w:ascii="Times New Roman" w:hAnsi="Times New Roman" w:cs="Times New Roman"/>
-          <w:color w:val="C00000"/>
-        </w:rPr>
-      </w:pPr>
-      <w:r>
-        <w:rPr>
-          <w:rFonts w:ascii="Times New Roman" w:hAnsi="Times New Roman" w:cs="Times New Roman"/>
-          <w:color w:val="C00000"/>
-        </w:rPr>
-        <w:t>Solar array + IHB sizing algorithm (hourly matching of flat load to PVGIS output; storage sizing logic).</w:t>
-      </w:r>
-    </w:p>
-    <w:p>
-      <w:pPr>
-        <w:rPr>
-          <w:rFonts w:ascii="Times New Roman" w:hAnsi="Times New Roman" w:cs="Times New Roman"/>
-          <w:color w:val="C00000"/>
-        </w:rPr>
-      </w:pPr>
-      <w:r>
-        <w:rPr>
-          <w:rFonts w:ascii="Times New Roman" w:hAnsi="Times New Roman" w:cs="Times New Roman"/>
-          <w:color w:val="C00000"/>
-        </w:rPr>
-        <w:t>LCOH equation for the renewable path; LCOH equation for the CCGT baseline.</w:t>
-      </w:r>
-    </w:p>
-    <w:p>
-      <w:pPr>
-        <w:rPr>
-          <w:rFonts w:ascii="Times New Roman" w:hAnsi="Times New Roman" w:cs="Times New Roman"/>
-          <w:color w:val="C00000"/>
-        </w:rPr>
-      </w:pPr>
-      <w:r>
-        <w:rPr>
-          <w:rFonts w:ascii="Times New Roman" w:hAnsi="Times New Roman" w:cs="Times New Roman"/>
-          <w:color w:val="C00000"/>
-        </w:rPr>
-        <w:t>Land constraint binding vs. non-binding.</w:t>
-      </w:r>
-    </w:p>
-    <w:p>
-      <w:pPr>
-        <w:rPr>
-          <w:rFonts w:ascii="Times New Roman" w:hAnsi="Times New Roman" w:cs="Times New Roman"/>
-          <w:color w:val="000000" w:themeColor="text1"/>
-        </w:rPr>
-      </w:pPr>
-      <w:r>
-        <w:rPr>
-          <w:rFonts w:ascii="Times New Roman" w:hAnsi="Times New Roman" w:cs="Times New Roman"/>
-          <w:color w:val="000000" w:themeColor="text1"/>
-        </w:rPr>
-        <w:t xml:space="preserve">Optimization constraints: list it out. </w:t>
-      </w:r>
-    </w:p>
-    <w:p>
-      <w:pPr>
-        <w:pStyle w:val="Heading2"/>
-        <w:rPr>
-          <w:rFonts w:ascii="Times New Roman" w:hAnsi="Times New Roman" w:cs="Times New Roman"/>
-        </w:rPr>
-      </w:pPr>
-      <w:r>
-        <w:rPr>
-          <w:rFonts w:ascii="Times New Roman" w:hAnsi="Times New Roman" w:cs="Times New Roman"/>
-        </w:rPr>
-        <w:t>3. Analysis</w:t>
-      </w:r>
-    </w:p>
-    <w:p>
-      <w:pPr>
-        <w:pStyle w:val="Heading3"/>
-        <w:rPr>
-          <w:rFonts w:ascii="Times New Roman" w:hAnsi="Times New Roman" w:cs="Times New Roman"/>
-        </w:rPr>
-      </w:pPr>
-      <w:r>
-        <w:rPr>
-          <w:rFonts w:ascii="Times New Roman" w:hAnsi="Times New Roman" w:cs="Times New Roman"/>
-        </w:rPr>
-        <w:t>3</w:t>
-      </w:r>
-      <w:r>
-        <w:rPr>
-          <w:rFonts w:ascii="Times New Roman" w:hAnsi="Times New Roman" w:cs="Times New Roman"/>
-        </w:rPr>
-        <w:t>.</w:t>
-      </w:r>
-      <w:r>
-        <w:rPr>
-          <w:rFonts w:ascii="Times New Roman" w:hAnsi="Times New Roman" w:cs="Times New Roman"/>
-        </w:rPr>
-        <w:t>1</w:t>
-      </w:r>
-      <w:r>
-        <w:rPr>
-          <w:rFonts w:ascii="Times New Roman" w:hAnsi="Times New Roman" w:cs="Times New Roman"/>
-        </w:rPr>
-        <w:t xml:space="preserve"> Site screening and candidate classification</w:t>
-      </w:r>
-    </w:p>
-    <w:p>
-      <w:pPr>
-        <w:rPr>
-          <w:rFonts w:ascii="Times New Roman" w:hAnsi="Times New Roman" w:cs="Times New Roman"/>
-          <w:color w:val="C00000"/>
-        </w:rPr>
-      </w:pPr>
-      <w:r>
-        <w:rPr>
-          <w:rFonts w:ascii="Times New Roman" w:hAnsi="Times New Roman" w:cs="Times New Roman"/>
-          <w:color w:val="C00000"/>
-        </w:rPr>
-        <w:t>Decision criteria (</w:t>
-      </w:r>
-      <w:proofErr w:type="spellStart"/>
-      <w:r>
-        <w:rPr>
-          <w:rFonts w:ascii="Times New Roman" w:hAnsi="Times New Roman" w:cs="Times New Roman"/>
-          <w:color w:val="C00000"/>
-        </w:rPr>
-        <w:t>solar+IHB</w:t>
-      </w:r>
-      <w:proofErr w:type="spellEnd"/>
-      <w:r>
-        <w:rPr>
-          <w:rFonts w:ascii="Times New Roman" w:hAnsi="Times New Roman" w:cs="Times New Roman"/>
-          <w:color w:val="C00000"/>
-        </w:rPr>
-        <w:t xml:space="preserve"> LCOH &lt; CCGT LCOH; minimum land / yield thresholds).</w:t>
-      </w:r>
-    </w:p>
-    <w:p>
-      <w:pPr>
-        <w:rPr>
-          <w:rFonts w:ascii="Times New Roman" w:hAnsi="Times New Roman" w:cs="Times New Roman"/>
-          <w:color w:val="C00000"/>
-        </w:rPr>
-      </w:pPr>
-      <w:r>
-        <w:rPr>
-          <w:rFonts w:ascii="Times New Roman" w:hAnsi="Times New Roman" w:cs="Times New Roman"/>
-          <w:color w:val="C00000"/>
-        </w:rPr>
-        <w:t>Aggregate outputs: replaceable heat, candidate count/share, LCOH-delta distribution, emissions reduction.</w:t>
-      </w:r>
-    </w:p>
-    <w:p>
-      <w:pPr>
-        <w:pStyle w:val="Heading3"/>
-        <w:rPr>
-          <w:rFonts w:ascii="Times New Roman" w:hAnsi="Times New Roman" w:cs="Times New Roman"/>
-        </w:rPr>
-      </w:pPr>
-      <w:r>
-        <w:rPr>
-          <w:rFonts w:ascii="Times New Roman" w:hAnsi="Times New Roman" w:cs="Times New Roman"/>
-        </w:rPr>
-        <w:lastRenderedPageBreak/>
         <w:t>3.2</w:t>
       </w:r>
       <w:r>
@@ -4133,15 +5356,13 @@
               </w:rPr>
               <w:t xml:space="preserve">Kiln </w:t>
             </w:r>
-            <w:proofErr w:type="spellStart"/>
-            <w:r>
-              <w:rPr>
-                <w:rFonts w:ascii="Times New Roman" w:hAnsi="Times New Roman" w:cs="Times New Roman"/>
-                <w:color w:val="C00000"/>
-              </w:rPr>
-              <w:t>pyroprocessing</w:t>
-            </w:r>
-            <w:proofErr w:type="spellEnd"/>
+            <w:r>
+              <w:rPr>
+                <w:rFonts w:ascii="Times New Roman" w:hAnsi="Times New Roman" w:cs="Times New Roman"/>
+                <w:color w:val="C00000"/>
+              </w:rPr>
+              <w:t>pyro processing</w:t>
+            </w:r>
             <w:r>
               <w:rPr>
                 <w:rFonts w:ascii="Times New Roman" w:hAnsi="Times New Roman" w:cs="Times New Roman"/>
@@ -4177,7 +5398,6 @@
                 <w:color w:val="C00000"/>
               </w:rPr>
             </w:pPr>
-            <w:proofErr w:type="spellStart"/>
             <w:r>
               <w:rPr>
                 <w:rFonts w:ascii="Times New Roman" w:hAnsi="Times New Roman" w:cs="Times New Roman"/>
@@ -4185,17 +5405,7 @@
                 <w:bCs/>
                 <w:color w:val="C00000"/>
               </w:rPr>
-              <w:t>Madlool</w:t>
-            </w:r>
-            <w:proofErr w:type="spellEnd"/>
-            <w:r>
-              <w:rPr>
-                <w:rFonts w:ascii="Times New Roman" w:hAnsi="Times New Roman" w:cs="Times New Roman"/>
-                <w:b/>
-                <w:bCs/>
-                <w:color w:val="C00000"/>
-              </w:rPr>
-              <w:t xml:space="preserve"> et al. 2011</w:t>
+              <w:t>Madlool et al. 2011</w:t>
             </w:r>
             <w:r>
               <w:rPr>
@@ -4506,7 +5716,6 @@
                 <w:color w:val="C00000"/>
               </w:rPr>
             </w:pPr>
-            <w:proofErr w:type="spellStart"/>
             <w:r>
               <w:rPr>
                 <w:rFonts w:ascii="Times New Roman" w:hAnsi="Times New Roman" w:cs="Times New Roman"/>
@@ -4514,17 +5723,7 @@
                 <w:bCs/>
                 <w:color w:val="C00000"/>
               </w:rPr>
-              <w:t>Beerkens</w:t>
-            </w:r>
-            <w:proofErr w:type="spellEnd"/>
-            <w:r>
-              <w:rPr>
-                <w:rFonts w:ascii="Times New Roman" w:hAnsi="Times New Roman" w:cs="Times New Roman"/>
-                <w:b/>
-                <w:bCs/>
-                <w:color w:val="C00000"/>
-              </w:rPr>
-              <w:t xml:space="preserve"> 2008</w:t>
+              <w:t>Beerkens 2008</w:t>
             </w:r>
             <w:r>
               <w:rPr>
@@ -4700,7 +5899,6 @@
               </w:rPr>
               <w:t>; </w:t>
             </w:r>
-            <w:proofErr w:type="spellStart"/>
             <w:r>
               <w:rPr>
                 <w:rFonts w:ascii="Times New Roman" w:hAnsi="Times New Roman" w:cs="Times New Roman"/>
@@ -4710,7 +5908,6 @@
               </w:rPr>
               <w:t>worldsteel</w:t>
             </w:r>
-            <w:proofErr w:type="spellEnd"/>
             <w:r>
               <w:rPr>
                 <w:rFonts w:ascii="Times New Roman" w:hAnsi="Times New Roman" w:cs="Times New Roman"/>
@@ -5224,21 +6421,12 @@
                 <w:color w:val="C00000"/>
               </w:rPr>
             </w:pPr>
-            <w:proofErr w:type="spellStart"/>
-            <w:r>
-              <w:rPr>
-                <w:rFonts w:ascii="Times New Roman" w:hAnsi="Times New Roman" w:cs="Times New Roman"/>
-                <w:color w:val="C00000"/>
-              </w:rPr>
-              <w:t>Aluminium</w:t>
-            </w:r>
-            <w:proofErr w:type="spellEnd"/>
-            <w:r>
-              <w:rPr>
-                <w:rFonts w:ascii="Times New Roman" w:hAnsi="Times New Roman" w:cs="Times New Roman"/>
-                <w:color w:val="C00000"/>
-              </w:rPr>
-              <w:t xml:space="preserve"> — refinery</w:t>
+            <w:r>
+              <w:rPr>
+                <w:rFonts w:ascii="Times New Roman" w:hAnsi="Times New Roman" w:cs="Times New Roman"/>
+                <w:color w:val="C00000"/>
+              </w:rPr>
+              <w:t>Aluminium — refinery</w:t>
             </w:r>
           </w:p>
         </w:tc>
@@ -5384,21 +6572,12 @@
                 <w:color w:val="C00000"/>
               </w:rPr>
             </w:pPr>
-            <w:proofErr w:type="spellStart"/>
-            <w:r>
-              <w:rPr>
-                <w:rFonts w:ascii="Times New Roman" w:hAnsi="Times New Roman" w:cs="Times New Roman"/>
-                <w:color w:val="C00000"/>
-              </w:rPr>
-              <w:t>Aluminium</w:t>
-            </w:r>
-            <w:proofErr w:type="spellEnd"/>
-            <w:r>
-              <w:rPr>
-                <w:rFonts w:ascii="Times New Roman" w:hAnsi="Times New Roman" w:cs="Times New Roman"/>
-                <w:color w:val="C00000"/>
-              </w:rPr>
-              <w:t xml:space="preserve"> — smelting</w:t>
+            <w:r>
+              <w:rPr>
+                <w:rFonts w:ascii="Times New Roman" w:hAnsi="Times New Roman" w:cs="Times New Roman"/>
+                <w:color w:val="C00000"/>
+              </w:rPr>
+              <w:t>Aluminium — smelting</w:t>
             </w:r>
           </w:p>
         </w:tc>
@@ -5826,21 +7005,12 @@
           <w:color w:val="000000" w:themeColor="text1"/>
         </w:rPr>
       </w:pPr>
-      <w:proofErr w:type="spellStart"/>
-      <w:r>
-        <w:rPr>
-          <w:rFonts w:ascii="Times New Roman" w:hAnsi="Times New Roman" w:cs="Times New Roman"/>
-          <w:color w:val="000000" w:themeColor="text1"/>
-        </w:rPr>
-        <w:t>IndustryHeat</w:t>
-      </w:r>
-      <w:proofErr w:type="spellEnd"/>
-      <w:r>
-        <w:rPr>
-          <w:rFonts w:ascii="Times New Roman" w:hAnsi="Times New Roman" w:cs="Times New Roman"/>
-          <w:color w:val="000000" w:themeColor="text1"/>
-        </w:rPr>
-        <w:t>-EU subsector mapping with Climate Trace subsector</w:t>
+      <w:r>
+        <w:rPr>
+          <w:rFonts w:ascii="Times New Roman" w:hAnsi="Times New Roman" w:cs="Times New Roman"/>
+          <w:color w:val="000000" w:themeColor="text1"/>
+        </w:rPr>
+        <w:t>IndustryHeat-EU subsector mapping with Climate Trace subsector</w:t>
       </w:r>
     </w:p>
     <w:tbl>
@@ -5937,7 +7107,6 @@
                 <w:color w:val="C00000"/>
               </w:rPr>
             </w:pPr>
-            <w:proofErr w:type="spellStart"/>
             <w:r>
               <w:rPr>
                 <w:rFonts w:ascii="Times New Roman" w:hAnsi="Times New Roman" w:cs="Times New Roman"/>
@@ -5945,17 +7114,7 @@
                 <w:bCs/>
                 <w:color w:val="C00000"/>
               </w:rPr>
-              <w:t>IndustryHeat</w:t>
-            </w:r>
-            <w:proofErr w:type="spellEnd"/>
-            <w:r>
-              <w:rPr>
-                <w:rFonts w:ascii="Times New Roman" w:hAnsi="Times New Roman" w:cs="Times New Roman"/>
-                <w:b/>
-                <w:bCs/>
-                <w:color w:val="C00000"/>
-              </w:rPr>
-              <w:t>-EU column</w:t>
+              <w:t>IndustryHeat-EU column</w:t>
             </w:r>
           </w:p>
         </w:tc>
@@ -6717,17 +7876,8 @@
                 <w:rFonts w:ascii="Times New Roman" w:hAnsi="Times New Roman" w:cs="Times New Roman"/>
                 <w:color w:val="C00000"/>
               </w:rPr>
-              <w:t xml:space="preserve">Pulp and </w:t>
-            </w:r>
-            <w:proofErr w:type="gramStart"/>
-            <w:r>
-              <w:rPr>
-                <w:rFonts w:ascii="Times New Roman" w:hAnsi="Times New Roman" w:cs="Times New Roman"/>
-                <w:color w:val="C00000"/>
-              </w:rPr>
-              <w:t>Paper</w:t>
-            </w:r>
-            <w:proofErr w:type="gramEnd"/>
+              <w:t>Pulp and Paper</w:t>
+            </w:r>
           </w:p>
         </w:tc>
         <w:tc>
@@ -7114,7 +8264,6 @@
                 <w:color w:val="C00000"/>
               </w:rPr>
             </w:pPr>
-            <w:proofErr w:type="gramStart"/>
             <w:r>
               <w:rPr>
                 <w:rFonts w:ascii="Times New Roman" w:hAnsi="Times New Roman" w:cs="Times New Roman"/>
@@ -7122,7 +8271,6 @@
               </w:rPr>
               <w:t>other-metals</w:t>
             </w:r>
-            <w:proofErr w:type="gramEnd"/>
           </w:p>
         </w:tc>
         <w:tc>
@@ -7205,6 +8353,526 @@
         </w:rPr>
       </w:pPr>
     </w:p>
+    <w:p>
+      <w:pPr>
+        <w:pStyle w:val="ListParagraph"/>
+        <w:numPr>
+          <w:ilvl w:val="0"/>
+          <w:numId w:val="2"/>
+        </w:numPr>
+        <w:rPr>
+          <w:rFonts w:ascii="Times New Roman" w:hAnsi="Times New Roman" w:cs="Times New Roman"/>
+          <w:color w:val="000000" w:themeColor="text1"/>
+        </w:rPr>
+      </w:pPr>
+      <w:r>
+        <w:rPr>
+          <w:rFonts w:ascii="Times New Roman" w:hAnsi="Times New Roman" w:cs="Times New Roman"/>
+          <w:color w:val="000000" w:themeColor="text1"/>
+        </w:rPr>
+        <w:t>Script pipeline description</w:t>
+      </w:r>
+    </w:p>
+    <w:p>
+      <w:pPr>
+        <w:spacing w:after="0"/>
+        <w:ind w:left="360"/>
+        <w:rPr>
+          <w:rFonts w:ascii="Times New Roman" w:hAnsi="Times New Roman" w:cs="Times New Roman"/>
+          <w:color w:val="000000" w:themeColor="text1"/>
+        </w:rPr>
+      </w:pPr>
+      <w:r>
+        <w:rPr>
+          <w:rFonts w:ascii="Times New Roman" w:hAnsi="Times New Roman" w:cs="Times New Roman"/>
+          <w:color w:val="000000" w:themeColor="text1"/>
+        </w:rPr>
+        <w:t>UPSTREAM STAGES (run independently, each writes files)</w:t>
+      </w:r>
+    </w:p>
+    <w:p>
+      <w:pPr>
+        <w:spacing w:after="0"/>
+        <w:ind w:left="360"/>
+        <w:rPr>
+          <w:rFonts w:ascii="Times New Roman" w:hAnsi="Times New Roman" w:cs="Times New Roman" w:hint="eastAsia"/>
+          <w:color w:val="000000" w:themeColor="text1"/>
+        </w:rPr>
+      </w:pPr>
+      <w:r>
+        <w:rPr>
+          <w:rFonts w:ascii="Times New Roman" w:hAnsi="Times New Roman" w:cs="Times New Roman" w:hint="eastAsia"/>
+          <w:color w:val="000000" w:themeColor="text1"/>
+        </w:rPr>
+        <w:t xml:space="preserve"> </w:t>
+      </w:r>
+      <w:r>
+        <w:rPr>
+          <w:rFonts w:ascii="Times New Roman" w:hAnsi="Times New Roman" w:cs="Times New Roman" w:hint="eastAsia"/>
+          <w:color w:val="000000" w:themeColor="text1"/>
+        </w:rPr>
+        <w:t>├─</w:t>
+      </w:r>
+      <w:r>
+        <w:rPr>
+          <w:rFonts w:ascii="Times New Roman" w:hAnsi="Times New Roman" w:cs="Times New Roman" w:hint="eastAsia"/>
+          <w:color w:val="000000" w:themeColor="text1"/>
+        </w:rPr>
+        <w:t xml:space="preserve"> heat_demand/</w:t>
+      </w:r>
+      <w:r>
+        <w:rPr>
+          <w:rFonts w:ascii="Times New Roman" w:hAnsi="Times New Roman" w:cs="Times New Roman" w:hint="eastAsia"/>
+          <w:color w:val="000000" w:themeColor="text1"/>
+        </w:rPr>
+        <w:t>…</w:t>
+      </w:r>
+      <w:r>
+        <w:rPr>
+          <w:rFonts w:ascii="Times New Roman" w:hAnsi="Times New Roman" w:cs="Times New Roman" w:hint="eastAsia"/>
+          <w:color w:val="000000" w:themeColor="text1"/>
+        </w:rPr>
+        <w:t xml:space="preserve">            </w:t>
+      </w:r>
+      <w:r>
+        <w:rPr>
+          <w:rFonts w:ascii="Times New Roman" w:hAnsi="Times New Roman" w:cs="Times New Roman" w:hint="eastAsia"/>
+          <w:color w:val="000000" w:themeColor="text1"/>
+        </w:rPr>
+        <w:t>→</w:t>
+      </w:r>
+      <w:r>
+        <w:rPr>
+          <w:rFonts w:ascii="Times New Roman" w:hAnsi="Times New Roman" w:cs="Times New Roman" w:hint="eastAsia"/>
+          <w:color w:val="000000" w:themeColor="text1"/>
+        </w:rPr>
+        <w:t xml:space="preserve"> facilities_2024_eu_replaceable.csv   (replaceable_heat_mwh)</w:t>
+      </w:r>
+    </w:p>
+    <w:p>
+      <w:pPr>
+        <w:spacing w:after="0"/>
+        <w:ind w:left="360"/>
+        <w:rPr>
+          <w:rFonts w:ascii="Times New Roman" w:hAnsi="Times New Roman" w:cs="Times New Roman" w:hint="eastAsia"/>
+          <w:color w:val="000000" w:themeColor="text1"/>
+        </w:rPr>
+      </w:pPr>
+      <w:r>
+        <w:rPr>
+          <w:rFonts w:ascii="Times New Roman" w:hAnsi="Times New Roman" w:cs="Times New Roman" w:hint="eastAsia"/>
+          <w:color w:val="000000" w:themeColor="text1"/>
+        </w:rPr>
+        <w:t xml:space="preserve"> </w:t>
+      </w:r>
+      <w:r>
+        <w:rPr>
+          <w:rFonts w:ascii="Times New Roman" w:hAnsi="Times New Roman" w:cs="Times New Roman" w:hint="eastAsia"/>
+          <w:color w:val="000000" w:themeColor="text1"/>
+        </w:rPr>
+        <w:t>├─</w:t>
+      </w:r>
+      <w:r>
+        <w:rPr>
+          <w:rFonts w:ascii="Times New Roman" w:hAnsi="Times New Roman" w:cs="Times New Roman" w:hint="eastAsia"/>
+          <w:color w:val="000000" w:themeColor="text1"/>
+        </w:rPr>
+        <w:t xml:space="preserve"> solar_radiation/pull_pvgis.py </w:t>
+      </w:r>
+      <w:r>
+        <w:rPr>
+          <w:rFonts w:ascii="Times New Roman" w:hAnsi="Times New Roman" w:cs="Times New Roman" w:hint="eastAsia"/>
+          <w:color w:val="000000" w:themeColor="text1"/>
+        </w:rPr>
+        <w:t>→</w:t>
+      </w:r>
+      <w:r>
+        <w:rPr>
+          <w:rFonts w:ascii="Times New Roman" w:hAnsi="Times New Roman" w:cs="Times New Roman" w:hint="eastAsia"/>
+          <w:color w:val="000000" w:themeColor="text1"/>
+        </w:rPr>
+        <w:t xml:space="preserve"> hourly_profiles/*.parquet + solar summary</w:t>
+      </w:r>
+    </w:p>
+    <w:p>
+      <w:pPr>
+        <w:spacing w:after="0"/>
+        <w:ind w:left="360"/>
+        <w:rPr>
+          <w:rFonts w:ascii="Times New Roman" w:hAnsi="Times New Roman" w:cs="Times New Roman" w:hint="eastAsia"/>
+          <w:color w:val="000000" w:themeColor="text1"/>
+        </w:rPr>
+      </w:pPr>
+      <w:r>
+        <w:rPr>
+          <w:rFonts w:ascii="Times New Roman" w:hAnsi="Times New Roman" w:cs="Times New Roman" w:hint="eastAsia"/>
+          <w:color w:val="000000" w:themeColor="text1"/>
+        </w:rPr>
+        <w:t xml:space="preserve"> </w:t>
+      </w:r>
+      <w:r>
+        <w:rPr>
+          <w:rFonts w:ascii="Times New Roman" w:hAnsi="Times New Roman" w:cs="Times New Roman" w:hint="eastAsia"/>
+          <w:color w:val="000000" w:themeColor="text1"/>
+        </w:rPr>
+        <w:t>└─</w:t>
+      </w:r>
+      <w:r>
+        <w:rPr>
+          <w:rFonts w:ascii="Times New Roman" w:hAnsi="Times New Roman" w:cs="Times New Roman" w:hint="eastAsia"/>
+          <w:color w:val="000000" w:themeColor="text1"/>
+        </w:rPr>
+        <w:t xml:space="preserve"> land_availability/</w:t>
+      </w:r>
+      <w:r>
+        <w:rPr>
+          <w:rFonts w:ascii="Times New Roman" w:hAnsi="Times New Roman" w:cs="Times New Roman" w:hint="eastAsia"/>
+          <w:color w:val="000000" w:themeColor="text1"/>
+        </w:rPr>
+        <w:t>…</w:t>
+      </w:r>
+      <w:r>
+        <w:rPr>
+          <w:rFonts w:ascii="Times New Roman" w:hAnsi="Times New Roman" w:cs="Times New Roman" w:hint="eastAsia"/>
+          <w:color w:val="000000" w:themeColor="text1"/>
+        </w:rPr>
+        <w:t xml:space="preserve"> (GEE + merge) </w:t>
+      </w:r>
+      <w:r>
+        <w:rPr>
+          <w:rFonts w:ascii="Times New Roman" w:hAnsi="Times New Roman" w:cs="Times New Roman" w:hint="eastAsia"/>
+          <w:color w:val="000000" w:themeColor="text1"/>
+        </w:rPr>
+        <w:t>→</w:t>
+      </w:r>
+      <w:r>
+        <w:rPr>
+          <w:rFonts w:ascii="Times New Roman" w:hAnsi="Times New Roman" w:cs="Times New Roman" w:hint="eastAsia"/>
+          <w:color w:val="000000" w:themeColor="text1"/>
+        </w:rPr>
+        <w:t xml:space="preserve"> land_availability_by_facility.csv</w:t>
+      </w:r>
+    </w:p>
+    <w:p>
+      <w:pPr>
+        <w:spacing w:after="0"/>
+        <w:ind w:left="360"/>
+        <w:rPr>
+          <w:rFonts w:ascii="Times New Roman" w:hAnsi="Times New Roman" w:cs="Times New Roman" w:hint="eastAsia"/>
+          <w:color w:val="000000" w:themeColor="text1"/>
+        </w:rPr>
+      </w:pPr>
+      <w:r>
+        <w:rPr>
+          <w:rFonts w:ascii="Times New Roman" w:hAnsi="Times New Roman" w:cs="Times New Roman" w:hint="eastAsia"/>
+          <w:color w:val="000000" w:themeColor="text1"/>
+        </w:rPr>
+        <w:t xml:space="preserve">                          </w:t>
+      </w:r>
+      <w:r>
+        <w:rPr>
+          <w:rFonts w:ascii="Times New Roman" w:hAnsi="Times New Roman" w:cs="Times New Roman" w:hint="eastAsia"/>
+          <w:color w:val="000000" w:themeColor="text1"/>
+        </w:rPr>
+        <w:t>│</w:t>
+      </w:r>
+    </w:p>
+    <w:p>
+      <w:pPr>
+        <w:spacing w:after="0"/>
+        <w:ind w:left="360"/>
+        <w:rPr>
+          <w:rFonts w:ascii="Times New Roman" w:hAnsi="Times New Roman" w:cs="Times New Roman" w:hint="eastAsia"/>
+          <w:color w:val="000000" w:themeColor="text1"/>
+        </w:rPr>
+      </w:pPr>
+      <w:r>
+        <w:rPr>
+          <w:rFonts w:ascii="Times New Roman" w:hAnsi="Times New Roman" w:cs="Times New Roman" w:hint="eastAsia"/>
+          <w:color w:val="000000" w:themeColor="text1"/>
+        </w:rPr>
+        <w:t xml:space="preserve">                          </w:t>
+      </w:r>
+      <w:r>
+        <w:rPr>
+          <w:rFonts w:ascii="Times New Roman" w:hAnsi="Times New Roman" w:cs="Times New Roman" w:hint="eastAsia"/>
+          <w:color w:val="000000" w:themeColor="text1"/>
+        </w:rPr>
+        <w:t>▼</w:t>
+      </w:r>
+    </w:p>
+    <w:p>
+      <w:pPr>
+        <w:spacing w:after="0"/>
+        <w:ind w:left="360"/>
+        <w:rPr>
+          <w:rFonts w:ascii="Times New Roman" w:hAnsi="Times New Roman" w:cs="Times New Roman" w:hint="eastAsia"/>
+          <w:color w:val="000000" w:themeColor="text1"/>
+        </w:rPr>
+      </w:pPr>
+      <w:r>
+        <w:rPr>
+          <w:rFonts w:ascii="Times New Roman" w:hAnsi="Times New Roman" w:cs="Times New Roman" w:hint="eastAsia"/>
+          <w:color w:val="000000" w:themeColor="text1"/>
+        </w:rPr>
+        <w:t xml:space="preserve"> COMBINE  </w:t>
+      </w:r>
+      <w:r>
+        <w:rPr>
+          <w:rFonts w:ascii="Times New Roman" w:hAnsi="Times New Roman" w:cs="Times New Roman" w:hint="eastAsia"/>
+          <w:color w:val="000000" w:themeColor="text1"/>
+        </w:rPr>
+        <w:t>──</w:t>
+      </w:r>
+      <w:r>
+        <w:rPr>
+          <w:rFonts w:ascii="Times New Roman" w:hAnsi="Times New Roman" w:cs="Times New Roman" w:hint="eastAsia"/>
+          <w:color w:val="000000" w:themeColor="text1"/>
+        </w:rPr>
+        <w:t xml:space="preserve">  flatblock_optimization/inputs/build_sites_input.py</w:t>
+      </w:r>
+    </w:p>
+    <w:p>
+      <w:pPr>
+        <w:spacing w:after="0"/>
+        <w:ind w:left="360"/>
+        <w:rPr>
+          <w:rFonts w:ascii="Times New Roman" w:hAnsi="Times New Roman" w:cs="Times New Roman"/>
+          <w:color w:val="000000" w:themeColor="text1"/>
+        </w:rPr>
+      </w:pPr>
+      <w:r>
+        <w:rPr>
+          <w:rFonts w:ascii="Times New Roman" w:hAnsi="Times New Roman" w:cs="Times New Roman"/>
+          <w:color w:val="000000" w:themeColor="text1"/>
+        </w:rPr>
+        <w:lastRenderedPageBreak/>
+        <w:t xml:space="preserve">   merges the three above (by source_id) into:</w:t>
+      </w:r>
+    </w:p>
+    <w:p>
+      <w:pPr>
+        <w:spacing w:after="0"/>
+        <w:ind w:left="360"/>
+        <w:rPr>
+          <w:rFonts w:ascii="Times New Roman" w:hAnsi="Times New Roman" w:cs="Times New Roman" w:hint="eastAsia"/>
+          <w:color w:val="000000" w:themeColor="text1"/>
+        </w:rPr>
+      </w:pPr>
+      <w:r>
+        <w:rPr>
+          <w:rFonts w:ascii="Times New Roman" w:hAnsi="Times New Roman" w:cs="Times New Roman" w:hint="eastAsia"/>
+          <w:color w:val="000000" w:themeColor="text1"/>
+        </w:rPr>
+        <w:t xml:space="preserve">   </w:t>
+      </w:r>
+      <w:r>
+        <w:rPr>
+          <w:rFonts w:ascii="Times New Roman" w:hAnsi="Times New Roman" w:cs="Times New Roman" w:hint="eastAsia"/>
+          <w:color w:val="000000" w:themeColor="text1"/>
+        </w:rPr>
+        <w:t>→</w:t>
+      </w:r>
+      <w:r>
+        <w:rPr>
+          <w:rFonts w:ascii="Times New Roman" w:hAnsi="Times New Roman" w:cs="Times New Roman" w:hint="eastAsia"/>
+          <w:color w:val="000000" w:themeColor="text1"/>
+        </w:rPr>
+        <w:t xml:space="preserve"> outputs/eu_ihb_site_assessment_2024.csv   </w:t>
+      </w:r>
+      <w:r>
+        <w:rPr>
+          <w:rFonts w:ascii="Times New Roman" w:hAnsi="Times New Roman" w:cs="Times New Roman" w:hint="eastAsia"/>
+          <w:color w:val="000000" w:themeColor="text1"/>
+        </w:rPr>
+        <w:t>←</w:t>
+      </w:r>
+      <w:r>
+        <w:rPr>
+          <w:rFonts w:ascii="Times New Roman" w:hAnsi="Times New Roman" w:cs="Times New Roman" w:hint="eastAsia"/>
+          <w:color w:val="000000" w:themeColor="text1"/>
+        </w:rPr>
+        <w:t xml:space="preserve"> the single "everything" file</w:t>
+      </w:r>
+    </w:p>
+    <w:p>
+      <w:pPr>
+        <w:spacing w:after="0"/>
+        <w:ind w:left="360"/>
+        <w:rPr>
+          <w:rFonts w:ascii="Times New Roman" w:hAnsi="Times New Roman" w:cs="Times New Roman" w:hint="eastAsia"/>
+          <w:color w:val="000000" w:themeColor="text1"/>
+        </w:rPr>
+      </w:pPr>
+      <w:r>
+        <w:rPr>
+          <w:rFonts w:ascii="Times New Roman" w:hAnsi="Times New Roman" w:cs="Times New Roman" w:hint="eastAsia"/>
+          <w:color w:val="000000" w:themeColor="text1"/>
+        </w:rPr>
+        <w:t xml:space="preserve">                          </w:t>
+      </w:r>
+      <w:r>
+        <w:rPr>
+          <w:rFonts w:ascii="Times New Roman" w:hAnsi="Times New Roman" w:cs="Times New Roman" w:hint="eastAsia"/>
+          <w:color w:val="000000" w:themeColor="text1"/>
+        </w:rPr>
+        <w:t>│</w:t>
+      </w:r>
+    </w:p>
+    <w:p>
+      <w:pPr>
+        <w:spacing w:after="0"/>
+        <w:ind w:left="360"/>
+        <w:rPr>
+          <w:rFonts w:ascii="Times New Roman" w:hAnsi="Times New Roman" w:cs="Times New Roman" w:hint="eastAsia"/>
+          <w:color w:val="000000" w:themeColor="text1"/>
+        </w:rPr>
+      </w:pPr>
+      <w:r>
+        <w:rPr>
+          <w:rFonts w:ascii="Times New Roman" w:hAnsi="Times New Roman" w:cs="Times New Roman" w:hint="eastAsia"/>
+          <w:color w:val="000000" w:themeColor="text1"/>
+        </w:rPr>
+        <w:t xml:space="preserve">                          </w:t>
+      </w:r>
+      <w:r>
+        <w:rPr>
+          <w:rFonts w:ascii="Times New Roman" w:hAnsi="Times New Roman" w:cs="Times New Roman" w:hint="eastAsia"/>
+          <w:color w:val="000000" w:themeColor="text1"/>
+        </w:rPr>
+        <w:t>▼</w:t>
+      </w:r>
+    </w:p>
+    <w:p>
+      <w:pPr>
+        <w:spacing w:after="0"/>
+        <w:ind w:left="360"/>
+        <w:rPr>
+          <w:rFonts w:ascii="Times New Roman" w:hAnsi="Times New Roman" w:cs="Times New Roman" w:hint="eastAsia"/>
+          <w:color w:val="000000" w:themeColor="text1"/>
+        </w:rPr>
+      </w:pPr>
+      <w:r>
+        <w:rPr>
+          <w:rFonts w:ascii="Times New Roman" w:hAnsi="Times New Roman" w:cs="Times New Roman" w:hint="eastAsia"/>
+          <w:color w:val="000000" w:themeColor="text1"/>
+        </w:rPr>
+        <w:t xml:space="preserve"> OPTIMIZE </w:t>
+      </w:r>
+      <w:r>
+        <w:rPr>
+          <w:rFonts w:ascii="Times New Roman" w:hAnsi="Times New Roman" w:cs="Times New Roman" w:hint="eastAsia"/>
+          <w:color w:val="000000" w:themeColor="text1"/>
+        </w:rPr>
+        <w:t>──</w:t>
+      </w:r>
+      <w:r>
+        <w:rPr>
+          <w:rFonts w:ascii="Times New Roman" w:hAnsi="Times New Roman" w:cs="Times New Roman" w:hint="eastAsia"/>
+          <w:color w:val="000000" w:themeColor="text1"/>
+        </w:rPr>
+        <w:t xml:space="preserve">  run_ihb_potential.py</w:t>
+      </w:r>
+    </w:p>
+    <w:p>
+      <w:pPr>
+        <w:spacing w:after="0"/>
+        <w:ind w:left="360"/>
+        <w:rPr>
+          <w:rFonts w:ascii="Times New Roman" w:hAnsi="Times New Roman" w:cs="Times New Roman"/>
+          <w:color w:val="000000" w:themeColor="text1"/>
+        </w:rPr>
+      </w:pPr>
+      <w:r>
+        <w:rPr>
+          <w:rFonts w:ascii="Times New Roman" w:hAnsi="Times New Roman" w:cs="Times New Roman"/>
+          <w:color w:val="000000" w:themeColor="text1"/>
+        </w:rPr>
+        <w:t xml:space="preserve">   reads  sites_csv = outputs/eu_ihb_site_assessment_2024.csv</w:t>
+      </w:r>
+    </w:p>
+    <w:p>
+      <w:pPr>
+        <w:spacing w:after="0"/>
+        <w:ind w:left="360"/>
+        <w:rPr>
+          <w:rFonts w:ascii="Times New Roman" w:hAnsi="Times New Roman" w:cs="Times New Roman"/>
+          <w:color w:val="000000" w:themeColor="text1"/>
+        </w:rPr>
+      </w:pPr>
+      <w:r>
+        <w:rPr>
+          <w:rFonts w:ascii="Times New Roman" w:hAnsi="Times New Roman" w:cs="Times New Roman"/>
+          <w:color w:val="000000" w:themeColor="text1"/>
+        </w:rPr>
+        <w:t xml:space="preserve">        + Input/bnef_country_costs.csv  (country tech costs)</w:t>
+      </w:r>
+    </w:p>
+    <w:p>
+      <w:pPr>
+        <w:spacing w:after="0"/>
+        <w:ind w:left="360"/>
+        <w:rPr>
+          <w:rFonts w:ascii="Times New Roman" w:hAnsi="Times New Roman" w:cs="Times New Roman"/>
+          <w:color w:val="000000" w:themeColor="text1"/>
+        </w:rPr>
+      </w:pPr>
+      <w:r>
+        <w:rPr>
+          <w:rFonts w:ascii="Times New Roman" w:hAnsi="Times New Roman" w:cs="Times New Roman"/>
+          <w:color w:val="000000" w:themeColor="text1"/>
+        </w:rPr>
+        <w:t xml:space="preserve">        + flatblock_optimization/inputs/input_heat_battery_cost.csv</w:t>
+      </w:r>
+    </w:p>
+    <w:p>
+      <w:pPr>
+        <w:spacing w:after="0"/>
+        <w:ind w:left="360"/>
+        <w:rPr>
+          <w:rFonts w:ascii="Times New Roman" w:hAnsi="Times New Roman" w:cs="Times New Roman"/>
+          <w:color w:val="000000" w:themeColor="text1"/>
+        </w:rPr>
+      </w:pPr>
+      <w:r>
+        <w:rPr>
+          <w:rFonts w:ascii="Times New Roman" w:hAnsi="Times New Roman" w:cs="Times New Roman"/>
+          <w:color w:val="000000" w:themeColor="text1"/>
+        </w:rPr>
+        <w:t xml:space="preserve">        + solar_radiation/outputs/hourly_profiles/*.parquet  (read at runtime)</w:t>
+      </w:r>
+    </w:p>
+    <w:p>
+      <w:pPr>
+        <w:spacing w:after="0"/>
+        <w:ind w:left="360"/>
+        <w:rPr>
+          <w:rFonts w:ascii="Times New Roman" w:hAnsi="Times New Roman" w:cs="Times New Roman"/>
+          <w:color w:val="000000" w:themeColor="text1"/>
+        </w:rPr>
+      </w:pPr>
+      <w:r>
+        <w:rPr>
+          <w:rFonts w:ascii="Times New Roman" w:hAnsi="Times New Roman" w:cs="Times New Roman" w:hint="eastAsia"/>
+          <w:color w:val="000000" w:themeColor="text1"/>
+        </w:rPr>
+        <w:t xml:space="preserve">   </w:t>
+      </w:r>
+      <w:r>
+        <w:rPr>
+          <w:rFonts w:ascii="Times New Roman" w:hAnsi="Times New Roman" w:cs="Times New Roman" w:hint="eastAsia"/>
+          <w:color w:val="000000" w:themeColor="text1"/>
+        </w:rPr>
+        <w:t>→</w:t>
+      </w:r>
+      <w:r>
+        <w:rPr>
+          <w:rFonts w:ascii="Times New Roman" w:hAnsi="Times New Roman" w:cs="Times New Roman" w:hint="eastAsia"/>
+          <w:color w:val="000000" w:themeColor="text1"/>
+        </w:rPr>
+        <w:t xml:space="preserve"> per-site LCOH / sizing results</w:t>
+      </w:r>
+    </w:p>
     <w:sectPr>
       <w:pgSz w:w="12240" w:h="15840"/>
       <w:pgMar w:top="1440" w:right="1440" w:bottom="1440" w:left="1440" w:header="720" w:footer="720" w:gutter="0"/>
@@ -7215,6 +8883,46 @@
 </w:document>
 </file>
 
+<file path=word/comments.xml><?xml version="1.0" encoding="utf-8"?>
+<w:comments xmlns:wpc="http://schemas.microsoft.com/office/word/2010/wordprocessingCanvas" xmlns:cx="http://schemas.microsoft.com/office/drawing/2014/chartex" xmlns:cx1="http://schemas.microsoft.com/office/drawing/2015/9/8/chartex" xmlns:cx2="http://schemas.microsoft.com/office/drawing/2015/10/21/chartex" xmlns:cx3="http://schemas.microsoft.com/office/drawing/2016/5/9/chartex" xmlns:cx4="http://schemas.microsoft.com/office/drawing/2016/5/10/chartex" xmlns:cx5="http://schemas.microsoft.com/office/drawing/2016/5/11/chartex" xmlns:cx6="http://schemas.microsoft.com/office/drawing/2016/5/12/chartex" xmlns:cx7="http://schemas.microsoft.com/office/drawing/2016/5/13/chartex" xmlns:cx8="http://schemas.microsoft.com/office/drawing/2016/5/14/chartex" xmlns:mc="http://schemas.openxmlformats.org/markup-compatibility/2006" xmlns:m="http://schemas.openxmlformats.org/officeDocument/2006/math" xmlns:aink="http://schemas.microsoft.com/office/drawing/2016/ink" xmlns:am3d="http://schemas.microsoft.com/office/drawing/2017/model3d" xmlns:oel="http://schemas.microsoft.com/office/2019/extlst" xmlns:r="http://schemas.openxmlformats.org/officeDocument/2006/relationships" xmlns:wp14="http://schemas.microsoft.com/office/word/2010/wordprocessingDrawing" xmlns:wp="http://schemas.openxmlformats.org/drawingml/2006/wordprocessingDrawing" xmlns:wpg="http://schemas.microsoft.com/office/word/2010/wordprocessingGroup" xmlns:wpi="http://schemas.microsoft.com/office/word/2010/wordprocessingInk" xmlns:wps="http://schemas.microsoft.com/office/word/2010/wordprocessingShape" xmlns:o="urn:schemas-microsoft-com:office:office" xmlns:v="urn:schemas-microsoft-com:vml" xmlns:w10="urn:schemas-microsoft-com:office:word" xmlns:w="http://schemas.openxmlformats.org/wordprocessingml/2006/main" xmlns:w14="http://schemas.microsoft.com/office/word/2010/wordml" xmlns:w15="http://schemas.microsoft.com/office/word/2012/wordml" xmlns:w16cex="http://schemas.microsoft.com/office/word/2018/wordml/cex" xmlns:w16cid="http://schemas.microsoft.com/office/word/2016/wordml/cid" xmlns:w16="http://schemas.microsoft.com/office/word/2018/wordml" xmlns:w16sdtdh="http://schemas.microsoft.com/office/word/2020/wordml/sdtdatahash" xmlns:w16sdtfl="http://schemas.microsoft.com/office/word/2024/wordml/sdtformatlock" xmlns:w16se="http://schemas.microsoft.com/office/word/2015/wordml/symex" xmlns:w16du="http://schemas.microsoft.com/office/word/2023/wordml/word16du" xmlns:wne="http://schemas.microsoft.com/office/word/2006/wordml" mc:Ignorable="w14 w15 w16se w16cid w16 w16cex w16sdtdh w16sdtfl w16du wp14">
+  <w:comment w:id="0" w:author="Anna Yuen" w:date="2026-07-17T12:02:00Z" w:initials="AY">
+    <w:p>
+      <w:r>
+        <w:rPr>
+          <w:rStyle w:val="CommentReference"/>
+        </w:rPr>
+        <w:annotationRef/>
+      </w:r>
+      <w:r>
+        <w:rPr>
+          <w:sz w:val="20"/>
+          <w:szCs w:val="20"/>
+        </w:rPr>
+        <w:t>Need to verify/flesh out</w:t>
+      </w:r>
+    </w:p>
+  </w:comment>
+</w:comments>
+</file>
+
+<file path=word/commentsExtended.xml><?xml version="1.0" encoding="utf-8"?>
+<w15:commentsEx xmlns:wpc="http://schemas.microsoft.com/office/word/2010/wordprocessingCanvas" xmlns:cx="http://schemas.microsoft.com/office/drawing/2014/chartex" xmlns:cx1="http://schemas.microsoft.com/office/drawing/2015/9/8/chartex" xmlns:cx2="http://schemas.microsoft.com/office/drawing/2015/10/21/chartex" xmlns:cx3="http://schemas.microsoft.com/office/drawing/2016/5/9/chartex" xmlns:cx4="http://schemas.microsoft.com/office/drawing/2016/5/10/chartex" xmlns:cx5="http://schemas.microsoft.com/office/drawing/2016/5/11/chartex" xmlns:cx6="http://schemas.microsoft.com/office/drawing/2016/5/12/chartex" xmlns:cx7="http://schemas.microsoft.com/office/drawing/2016/5/13/chartex" xmlns:cx8="http://schemas.microsoft.com/office/drawing/2016/5/14/chartex" xmlns:mc="http://schemas.openxmlformats.org/markup-compatibility/2006" xmlns:m="http://schemas.openxmlformats.org/officeDocument/2006/math" xmlns:aink="http://schemas.microsoft.com/office/drawing/2016/ink" xmlns:am3d="http://schemas.microsoft.com/office/drawing/2017/model3d" xmlns:oel="http://schemas.microsoft.com/office/2019/extlst" xmlns:r="http://schemas.openxmlformats.org/officeDocument/2006/relationships" xmlns:wp14="http://schemas.microsoft.com/office/word/2010/wordprocessingDrawing" xmlns:wp="http://schemas.openxmlformats.org/drawingml/2006/wordprocessingDrawing" xmlns:wpg="http://schemas.microsoft.com/office/word/2010/wordprocessingGroup" xmlns:wpi="http://schemas.microsoft.com/office/word/2010/wordprocessingInk" xmlns:wps="http://schemas.microsoft.com/office/word/2010/wordprocessingShape" xmlns:o="urn:schemas-microsoft-com:office:office" xmlns:v="urn:schemas-microsoft-com:vml" xmlns:w10="urn:schemas-microsoft-com:office:word" xmlns:w="http://schemas.openxmlformats.org/wordprocessingml/2006/main" xmlns:w14="http://schemas.microsoft.com/office/word/2010/wordml" xmlns:w15="http://schemas.microsoft.com/office/word/2012/wordml" xmlns:w16cex="http://schemas.microsoft.com/office/word/2018/wordml/cex" xmlns:w16cid="http://schemas.microsoft.com/office/word/2016/wordml/cid" xmlns:w16="http://schemas.microsoft.com/office/word/2018/wordml" xmlns:w16sdtdh="http://schemas.microsoft.com/office/word/2020/wordml/sdtdatahash" xmlns:w16sdtfl="http://schemas.microsoft.com/office/word/2024/wordml/sdtformatlock" xmlns:w16se="http://schemas.microsoft.com/office/word/2015/wordml/symex" xmlns:w16du="http://schemas.microsoft.com/office/word/2023/wordml/word16du" xmlns:wne="http://schemas.microsoft.com/office/word/2006/wordml" mc:Ignorable="w14 w15 w16se w16cid w16 w16cex w16sdtdh w16sdtfl w16du wp14">
+  <w15:commentEx w15:paraId="38D6E2CC" w15:done="0"/>
+</w15:commentsEx>
+</file>
+
+<file path=word/commentsExtensible.xml><?xml version="1.0" encoding="utf-8"?>
+<w16cex:commentsExtensible xmlns:wpc="http://schemas.microsoft.com/office/word/2010/wordprocessingCanvas" xmlns:cx="http://schemas.microsoft.com/office/drawing/2014/chartex" xmlns:cx1="http://schemas.microsoft.com/office/drawing/2015/9/8/chartex" xmlns:cx2="http://schemas.microsoft.com/office/drawing/2015/10/21/chartex" xmlns:cx3="http://schemas.microsoft.com/office/drawing/2016/5/9/chartex" xmlns:cx4="http://schemas.microsoft.com/office/drawing/2016/5/10/chartex" xmlns:cx5="http://schemas.microsoft.com/office/drawing/2016/5/11/chartex" xmlns:cx6="http://schemas.microsoft.com/office/drawing/2016/5/12/chartex" xmlns:cx7="http://schemas.microsoft.com/office/drawing/2016/5/13/chartex" xmlns:cx8="http://schemas.microsoft.com/office/drawing/2016/5/14/chartex" xmlns:cr="http://schemas.microsoft.com/office/comments/2020/reactions" xmlns:mc="http://schemas.openxmlformats.org/markup-compatibility/2006" xmlns:m="http://schemas.openxmlformats.org/officeDocument/2006/math" xmlns:aink="http://schemas.microsoft.com/office/drawing/2016/ink" xmlns:am3d="http://schemas.microsoft.com/office/drawing/2017/model3d" xmlns:oel="http://schemas.microsoft.com/office/2019/extlst" xmlns:r="http://schemas.openxmlformats.org/officeDocument/2006/relationships" xmlns:wp14="http://schemas.microsoft.com/office/word/2010/wordprocessingDrawing" xmlns:wp="http://schemas.openxmlformats.org/drawingml/2006/wordprocessingDrawing" xmlns:wpg="http://schemas.microsoft.com/office/word/2010/wordprocessingGroup" xmlns:wpi="http://schemas.microsoft.com/office/word/2010/wordprocessingInk" xmlns:wps="http://schemas.microsoft.com/office/word/2010/wordprocessingShape" xmlns:o="urn:schemas-microsoft-com:office:office" xmlns:v="urn:schemas-microsoft-com:vml" xmlns:w10="urn:schemas-microsoft-com:office:word" xmlns:w="http://schemas.openxmlformats.org/wordprocessingml/2006/main" xmlns:w14="http://schemas.microsoft.com/office/word/2010/wordml" xmlns:w15="http://schemas.microsoft.com/office/word/2012/wordml" xmlns:w16cex="http://schemas.microsoft.com/office/word/2018/wordml/cex" xmlns:w16cid="http://schemas.microsoft.com/office/word/2016/wordml/cid" xmlns:w16="http://schemas.microsoft.com/office/word/2018/wordml" xmlns:w16sdtdh="http://schemas.microsoft.com/office/word/2020/wordml/sdtdatahash" xmlns:w16sdtfl="http://schemas.microsoft.com/office/word/2024/wordml/sdtformatlock" xmlns:w16se="http://schemas.microsoft.com/office/word/2015/wordml/symex" xmlns:w16du="http://schemas.microsoft.com/office/word/2023/wordml/word16du" xmlns:wne="http://schemas.microsoft.com/office/word/2006/wordml" mc:Ignorable="w14 w15 w16se w16cid w16 w16cex w16sdtdh w16sdtfl cr w16du wp14">
+  <w16cex:commentExtensible w16cex:durableId="247B1741" w16cex:dateUtc="2026-07-17T19:02:00Z"/>
+</w16cex:commentsExtensible>
+</file>
+
+<file path=word/commentsIds.xml><?xml version="1.0" encoding="utf-8"?>
+<w16cid:commentsIds xmlns:wpc="http://schemas.microsoft.com/office/word/2010/wordprocessingCanvas" xmlns:cx="http://schemas.microsoft.com/office/drawing/2014/chartex" xmlns:cx1="http://schemas.microsoft.com/office/drawing/2015/9/8/chartex" xmlns:cx2="http://schemas.microsoft.com/office/drawing/2015/10/21/chartex" xmlns:cx3="http://schemas.microsoft.com/office/drawing/2016/5/9/chartex" xmlns:cx4="http://schemas.microsoft.com/office/drawing/2016/5/10/chartex" xmlns:cx5="http://schemas.microsoft.com/office/drawing/2016/5/11/chartex" xmlns:cx6="http://schemas.microsoft.com/office/drawing/2016/5/12/chartex" xmlns:cx7="http://schemas.microsoft.com/office/drawing/2016/5/13/chartex" xmlns:cx8="http://schemas.microsoft.com/office/drawing/2016/5/14/chartex" xmlns:mc="http://schemas.openxmlformats.org/markup-compatibility/2006" xmlns:m="http://schemas.openxmlformats.org/officeDocument/2006/math" xmlns:aink="http://schemas.microsoft.com/office/drawing/2016/ink" xmlns:am3d="http://schemas.microsoft.com/office/drawing/2017/model3d" xmlns:oel="http://schemas.microsoft.com/office/2019/extlst" xmlns:r="http://schemas.openxmlformats.org/officeDocument/2006/relationships" xmlns:wp14="http://schemas.microsoft.com/office/word/2010/wordprocessingDrawing" xmlns:wp="http://schemas.openxmlformats.org/drawingml/2006/wordprocessingDrawing" xmlns:wpg="http://schemas.microsoft.com/office/word/2010/wordprocessingGroup" xmlns:wpi="http://schemas.microsoft.com/office/word/2010/wordprocessingInk" xmlns:wps="http://schemas.microsoft.com/office/word/2010/wordprocessingShape" xmlns:o="urn:schemas-microsoft-com:office:office" xmlns:v="urn:schemas-microsoft-com:vml" xmlns:w10="urn:schemas-microsoft-com:office:word" xmlns:w="http://schemas.openxmlformats.org/wordprocessingml/2006/main" xmlns:w14="http://schemas.microsoft.com/office/word/2010/wordml" xmlns:w15="http://schemas.microsoft.com/office/word/2012/wordml" xmlns:w16cex="http://schemas.microsoft.com/office/word/2018/wordml/cex" xmlns:w16cid="http://schemas.microsoft.com/office/word/2016/wordml/cid" xmlns:w16="http://schemas.microsoft.com/office/word/2018/wordml" xmlns:w16sdtdh="http://schemas.microsoft.com/office/word/2020/wordml/sdtdatahash" xmlns:w16sdtfl="http://schemas.microsoft.com/office/word/2024/wordml/sdtformatlock" xmlns:w16se="http://schemas.microsoft.com/office/word/2015/wordml/symex" xmlns:w16du="http://schemas.microsoft.com/office/word/2023/wordml/word16du" xmlns:wne="http://schemas.microsoft.com/office/word/2006/wordml" mc:Ignorable="w14 w15 w16se w16cid w16 w16cex w16sdtdh w16sdtfl w16du wp14">
+  <w16cid:commentId w16cid:paraId="38D6E2CC" w16cid:durableId="247B1741"/>
+</w16cid:commentsIds>
+</file>
+
 <file path=word/endnotes.xml><?xml version="1.0" encoding="utf-8"?>
 <w:endnotes xmlns:wpc="http://schemas.microsoft.com/office/word/2010/wordprocessingCanvas" xmlns:cx="http://schemas.microsoft.com/office/drawing/2014/chartex" xmlns:cx1="http://schemas.microsoft.com/office/drawing/2015/9/8/chartex" xmlns:cx2="http://schemas.microsoft.com/office/drawing/2015/10/21/chartex" xmlns:cx3="http://schemas.microsoft.com/office/drawing/2016/5/9/chartex" xmlns:cx4="http://schemas.microsoft.com/office/drawing/2016/5/10/chartex" xmlns:cx5="http://schemas.microsoft.com/office/drawing/2016/5/11/chartex" xmlns:cx6="http://schemas.microsoft.com/office/drawing/2016/5/12/chartex" xmlns:cx7="http://schemas.microsoft.com/office/drawing/2016/5/13/chartex" xmlns:cx8="http://schemas.microsoft.com/office/drawing/2016/5/14/chartex" xmlns:mc="http://schemas.openxmlformats.org/markup-compatibility/2006" xmlns:m="http://schemas.openxmlformats.org/officeDocument/2006/math" xmlns:aink="http://schemas.microsoft.com/office/drawing/2016/ink" xmlns:am3d="http://schemas.microsoft.com/office/drawing/2017/model3d" xmlns:oel="http://schemas.microsoft.com/office/2019/extlst" xmlns:r="http://schemas.openxmlformats.org/officeDocument/2006/relationships" xmlns:wp14="http://schemas.microsoft.com/office/word/2010/wordprocessingDrawing" xmlns:wp="http://schemas.openxmlformats.org/drawingml/2006/wordprocessingDrawing" xmlns:wpg="http://schemas.microsoft.com/office/word/2010/wordprocessingGroup" xmlns:wpi="http://schemas.microsoft.com/office/word/2010/wordprocessingInk" xmlns:wps="http://schemas.microsoft.com/office/word/2010/wordprocessingShape" xmlns:o="urn:schemas-microsoft-com:office:office" xmlns:v="urn:schemas-microsoft-com:vml" xmlns:w10="urn:schemas-microsoft-com:office:word" xmlns:w="http://schemas.openxmlformats.org/wordprocessingml/2006/main" xmlns:w14="http://schemas.microsoft.com/office/word/2010/wordml" xmlns:w15="http://schemas.microsoft.com/office/word/2012/wordml" xmlns:w16cex="http://schemas.microsoft.com/office/word/2018/wordml/cex" xmlns:w16cid="http://schemas.microsoft.com/office/word/2016/wordml/cid" xmlns:w16="http://schemas.microsoft.com/office/word/2018/wordml" xmlns:w16sdtdh="http://schemas.microsoft.com/office/word/2020/wordml/sdtdatahash" xmlns:w16sdtfl="http://schemas.microsoft.com/office/word/2024/wordml/sdtformatlock" xmlns:w16se="http://schemas.microsoft.com/office/word/2015/wordml/symex" xmlns:w16du="http://schemas.microsoft.com/office/word/2023/wordml/word16du" xmlns:wne="http://schemas.microsoft.com/office/word/2006/wordml" mc:Ignorable="w14 w15 w16se w16cid w16 w16cex w16sdtdh w16sdtfl w16du wp14">
   <w:endnote w:type="separator" w:id="-1">
@@ -7303,25 +9011,7 @@
           <w:sz w:val="22"/>
           <w:szCs w:val="22"/>
         </w:rPr>
-        <w:t xml:space="preserve"> the food sector which is fitted to the JRC-IDEES/</w:t>
-      </w:r>
-      <w:proofErr w:type="spellStart"/>
-      <w:r>
-        <w:rPr>
-          <w:rFonts w:ascii="Times New Roman" w:hAnsi="Times New Roman" w:cs="Times New Roman"/>
-          <w:sz w:val="22"/>
-          <w:szCs w:val="22"/>
-        </w:rPr>
-        <w:t>IndustryHeat</w:t>
-      </w:r>
-      <w:proofErr w:type="spellEnd"/>
-      <w:r>
-        <w:rPr>
-          <w:rFonts w:ascii="Times New Roman" w:hAnsi="Times New Roman" w:cs="Times New Roman"/>
-          <w:sz w:val="22"/>
-          <w:szCs w:val="22"/>
-        </w:rPr>
-        <w:t xml:space="preserve">-EU data. </w:t>
+        <w:t xml:space="preserve"> the food sector which is fitted to the JRC-IDEES/IndustryHeat-EU data. </w:t>
       </w:r>
     </w:p>
   </w:footnote>
@@ -7374,6 +9064,232 @@
 <file path=word/numbering.xml><?xml version="1.0" encoding="utf-8"?>
 <w:numbering xmlns:wpc="http://schemas.microsoft.com/office/word/2010/wordprocessingCanvas" xmlns:cx="http://schemas.microsoft.com/office/drawing/2014/chartex" xmlns:cx1="http://schemas.microsoft.com/office/drawing/2015/9/8/chartex" xmlns:cx2="http://schemas.microsoft.com/office/drawing/2015/10/21/chartex" xmlns:cx3="http://schemas.microsoft.com/office/drawing/2016/5/9/chartex" xmlns:cx4="http://schemas.microsoft.com/office/drawing/2016/5/10/chartex" xmlns:cx5="http://schemas.microsoft.com/office/drawing/2016/5/11/chartex" xmlns:cx6="http://schemas.microsoft.com/office/drawing/2016/5/12/chartex" xmlns:cx7="http://schemas.microsoft.com/office/drawing/2016/5/13/chartex" xmlns:cx8="http://schemas.microsoft.com/office/drawing/2016/5/14/chartex" xmlns:mc="http://schemas.openxmlformats.org/markup-compatibility/2006" xmlns:m="http://schemas.openxmlformats.org/officeDocument/2006/math" xmlns:aink="http://schemas.microsoft.com/office/drawing/2016/ink" xmlns:am3d="http://schemas.microsoft.com/office/drawing/2017/model3d" xmlns:oel="http://schemas.microsoft.com/office/2019/extlst" xmlns:r="http://schemas.openxmlformats.org/officeDocument/2006/relationships" xmlns:wp14="http://schemas.microsoft.com/office/word/2010/wordprocessingDrawing" xmlns:wp="http://schemas.openxmlformats.org/drawingml/2006/wordprocessingDrawing" xmlns:wpg="http://schemas.microsoft.com/office/word/2010/wordprocessingGroup" xmlns:wpi="http://schemas.microsoft.com/office/word/2010/wordprocessingInk" xmlns:wps="http://schemas.microsoft.com/office/word/2010/wordprocessingShape" xmlns:o="urn:schemas-microsoft-com:office:office" xmlns:v="urn:schemas-microsoft-com:vml" xmlns:w10="urn:schemas-microsoft-com:office:word" xmlns:w="http://schemas.openxmlformats.org/wordprocessingml/2006/main" xmlns:w14="http://schemas.microsoft.com/office/word/2010/wordml" xmlns:w15="http://schemas.microsoft.com/office/word/2012/wordml" xmlns:w16cex="http://schemas.microsoft.com/office/word/2018/wordml/cex" xmlns:w16cid="http://schemas.microsoft.com/office/word/2016/wordml/cid" xmlns:w16="http://schemas.microsoft.com/office/word/2018/wordml" xmlns:w16sdtdh="http://schemas.microsoft.com/office/word/2020/wordml/sdtdatahash" xmlns:w16sdtfl="http://schemas.microsoft.com/office/word/2024/wordml/sdtformatlock" xmlns:w16se="http://schemas.microsoft.com/office/word/2015/wordml/symex" xmlns:w16du="http://schemas.microsoft.com/office/word/2023/wordml/word16du" xmlns:wne="http://schemas.microsoft.com/office/word/2006/wordml" mc:Ignorable="w14 w15 w16se w16cid w16 w16cex w16sdtdh w16sdtfl w16du wp14">
   <w:abstractNum w:abstractNumId="0" w15:restartNumberingAfterBreak="0">
+    <w:nsid w:val="09A666F4"/>
+    <w:multiLevelType w:val="hybridMultilevel"/>
+    <w:tmpl w:val="CA62C222"/>
+    <w:lvl w:ilvl="0" w:tplc="04090001">
+      <w:start w:val="1"/>
+      <w:numFmt w:val="bullet"/>
+      <w:lvlText w:val=""/>
+      <w:lvlJc w:val="left"/>
+      <w:pPr>
+        <w:ind w:left="720" w:hanging="360"/>
+      </w:pPr>
+      <w:rPr>
+        <w:rFonts w:ascii="Symbol" w:hAnsi="Symbol" w:hint="default"/>
+      </w:rPr>
+    </w:lvl>
+    <w:lvl w:ilvl="1" w:tplc="04090003" w:tentative="1">
+      <w:start w:val="1"/>
+      <w:numFmt w:val="bullet"/>
+      <w:lvlText w:val="o"/>
+      <w:lvlJc w:val="left"/>
+      <w:pPr>
+        <w:ind w:left="1440" w:hanging="360"/>
+      </w:pPr>
+      <w:rPr>
+        <w:rFonts w:ascii="Courier New" w:hAnsi="Courier New" w:cs="Courier New" w:hint="default"/>
+      </w:rPr>
+    </w:lvl>
+    <w:lvl w:ilvl="2" w:tplc="04090005" w:tentative="1">
+      <w:start w:val="1"/>
+      <w:numFmt w:val="bullet"/>
+      <w:lvlText w:val=""/>
+      <w:lvlJc w:val="left"/>
+      <w:pPr>
+        <w:ind w:left="2160" w:hanging="360"/>
+      </w:pPr>
+      <w:rPr>
+        <w:rFonts w:ascii="Wingdings" w:hAnsi="Wingdings" w:hint="default"/>
+      </w:rPr>
+    </w:lvl>
+    <w:lvl w:ilvl="3" w:tplc="04090001" w:tentative="1">
+      <w:start w:val="1"/>
+      <w:numFmt w:val="bullet"/>
+      <w:lvlText w:val=""/>
+      <w:lvlJc w:val="left"/>
+      <w:pPr>
+        <w:ind w:left="2880" w:hanging="360"/>
+      </w:pPr>
+      <w:rPr>
+        <w:rFonts w:ascii="Symbol" w:hAnsi="Symbol" w:hint="default"/>
+      </w:rPr>
+    </w:lvl>
+    <w:lvl w:ilvl="4" w:tplc="04090003" w:tentative="1">
+      <w:start w:val="1"/>
+      <w:numFmt w:val="bullet"/>
+      <w:lvlText w:val="o"/>
+      <w:lvlJc w:val="left"/>
+      <w:pPr>
+        <w:ind w:left="3600" w:hanging="360"/>
+      </w:pPr>
+      <w:rPr>
+        <w:rFonts w:ascii="Courier New" w:hAnsi="Courier New" w:cs="Courier New" w:hint="default"/>
+      </w:rPr>
+    </w:lvl>
+    <w:lvl w:ilvl="5" w:tplc="04090005" w:tentative="1">
+      <w:start w:val="1"/>
+      <w:numFmt w:val="bullet"/>
+      <w:lvlText w:val=""/>
+      <w:lvlJc w:val="left"/>
+      <w:pPr>
+        <w:ind w:left="4320" w:hanging="360"/>
+      </w:pPr>
+      <w:rPr>
+        <w:rFonts w:ascii="Wingdings" w:hAnsi="Wingdings" w:hint="default"/>
+      </w:rPr>
+    </w:lvl>
+    <w:lvl w:ilvl="6" w:tplc="04090001" w:tentative="1">
+      <w:start w:val="1"/>
+      <w:numFmt w:val="bullet"/>
+      <w:lvlText w:val=""/>
+      <w:lvlJc w:val="left"/>
+      <w:pPr>
+        <w:ind w:left="5040" w:hanging="360"/>
+      </w:pPr>
+      <w:rPr>
+        <w:rFonts w:ascii="Symbol" w:hAnsi="Symbol" w:hint="default"/>
+      </w:rPr>
+    </w:lvl>
+    <w:lvl w:ilvl="7" w:tplc="04090003" w:tentative="1">
+      <w:start w:val="1"/>
+      <w:numFmt w:val="bullet"/>
+      <w:lvlText w:val="o"/>
+      <w:lvlJc w:val="left"/>
+      <w:pPr>
+        <w:ind w:left="5760" w:hanging="360"/>
+      </w:pPr>
+      <w:rPr>
+        <w:rFonts w:ascii="Courier New" w:hAnsi="Courier New" w:cs="Courier New" w:hint="default"/>
+      </w:rPr>
+    </w:lvl>
+    <w:lvl w:ilvl="8" w:tplc="04090005" w:tentative="1">
+      <w:start w:val="1"/>
+      <w:numFmt w:val="bullet"/>
+      <w:lvlText w:val=""/>
+      <w:lvlJc w:val="left"/>
+      <w:pPr>
+        <w:ind w:left="6480" w:hanging="360"/>
+      </w:pPr>
+      <w:rPr>
+        <w:rFonts w:ascii="Wingdings" w:hAnsi="Wingdings" w:hint="default"/>
+      </w:rPr>
+    </w:lvl>
+  </w:abstractNum>
+  <w:abstractNum w:abstractNumId="1" w15:restartNumberingAfterBreak="0">
+    <w:nsid w:val="20324A6D"/>
+    <w:multiLevelType w:val="hybridMultilevel"/>
+    <w:tmpl w:val="10ACF006"/>
+    <w:lvl w:ilvl="0" w:tplc="04090001">
+      <w:start w:val="1"/>
+      <w:numFmt w:val="bullet"/>
+      <w:lvlText w:val=""/>
+      <w:lvlJc w:val="left"/>
+      <w:pPr>
+        <w:ind w:left="720" w:hanging="360"/>
+      </w:pPr>
+      <w:rPr>
+        <w:rFonts w:ascii="Symbol" w:hAnsi="Symbol" w:hint="default"/>
+      </w:rPr>
+    </w:lvl>
+    <w:lvl w:ilvl="1" w:tplc="04090003" w:tentative="1">
+      <w:start w:val="1"/>
+      <w:numFmt w:val="bullet"/>
+      <w:lvlText w:val="o"/>
+      <w:lvlJc w:val="left"/>
+      <w:pPr>
+        <w:ind w:left="1440" w:hanging="360"/>
+      </w:pPr>
+      <w:rPr>
+        <w:rFonts w:ascii="Courier New" w:hAnsi="Courier New" w:cs="Courier New" w:hint="default"/>
+      </w:rPr>
+    </w:lvl>
+    <w:lvl w:ilvl="2" w:tplc="04090005" w:tentative="1">
+      <w:start w:val="1"/>
+      <w:numFmt w:val="bullet"/>
+      <w:lvlText w:val=""/>
+      <w:lvlJc w:val="left"/>
+      <w:pPr>
+        <w:ind w:left="2160" w:hanging="360"/>
+      </w:pPr>
+      <w:rPr>
+        <w:rFonts w:ascii="Wingdings" w:hAnsi="Wingdings" w:hint="default"/>
+      </w:rPr>
+    </w:lvl>
+    <w:lvl w:ilvl="3" w:tplc="04090001" w:tentative="1">
+      <w:start w:val="1"/>
+      <w:numFmt w:val="bullet"/>
+      <w:lvlText w:val=""/>
+      <w:lvlJc w:val="left"/>
+      <w:pPr>
+        <w:ind w:left="2880" w:hanging="360"/>
+      </w:pPr>
+      <w:rPr>
+        <w:rFonts w:ascii="Symbol" w:hAnsi="Symbol" w:hint="default"/>
+      </w:rPr>
+    </w:lvl>
+    <w:lvl w:ilvl="4" w:tplc="04090003" w:tentative="1">
+      <w:start w:val="1"/>
+      <w:numFmt w:val="bullet"/>
+      <w:lvlText w:val="o"/>
+      <w:lvlJc w:val="left"/>
+      <w:pPr>
+        <w:ind w:left="3600" w:hanging="360"/>
+      </w:pPr>
+      <w:rPr>
+        <w:rFonts w:ascii="Courier New" w:hAnsi="Courier New" w:cs="Courier New" w:hint="default"/>
+      </w:rPr>
+    </w:lvl>
+    <w:lvl w:ilvl="5" w:tplc="04090005" w:tentative="1">
+      <w:start w:val="1"/>
+      <w:numFmt w:val="bullet"/>
+      <w:lvlText w:val=""/>
+      <w:lvlJc w:val="left"/>
+      <w:pPr>
+        <w:ind w:left="4320" w:hanging="360"/>
+      </w:pPr>
+      <w:rPr>
+        <w:rFonts w:ascii="Wingdings" w:hAnsi="Wingdings" w:hint="default"/>
+      </w:rPr>
+    </w:lvl>
+    <w:lvl w:ilvl="6" w:tplc="04090001" w:tentative="1">
+      <w:start w:val="1"/>
+      <w:numFmt w:val="bullet"/>
+      <w:lvlText w:val=""/>
+      <w:lvlJc w:val="left"/>
+      <w:pPr>
+        <w:ind w:left="5040" w:hanging="360"/>
+      </w:pPr>
+      <w:rPr>
+        <w:rFonts w:ascii="Symbol" w:hAnsi="Symbol" w:hint="default"/>
+      </w:rPr>
+    </w:lvl>
+    <w:lvl w:ilvl="7" w:tplc="04090003" w:tentative="1">
+      <w:start w:val="1"/>
+      <w:numFmt w:val="bullet"/>
+      <w:lvlText w:val="o"/>
+      <w:lvlJc w:val="left"/>
+      <w:pPr>
+        <w:ind w:left="5760" w:hanging="360"/>
+      </w:pPr>
+      <w:rPr>
+        <w:rFonts w:ascii="Courier New" w:hAnsi="Courier New" w:cs="Courier New" w:hint="default"/>
+      </w:rPr>
+    </w:lvl>
+    <w:lvl w:ilvl="8" w:tplc="04090005" w:tentative="1">
+      <w:start w:val="1"/>
+      <w:numFmt w:val="bullet"/>
+      <w:lvlText w:val=""/>
+      <w:lvlJc w:val="left"/>
+      <w:pPr>
+        <w:ind w:left="6480" w:hanging="360"/>
+      </w:pPr>
+      <w:rPr>
+        <w:rFonts w:ascii="Wingdings" w:hAnsi="Wingdings" w:hint="default"/>
+      </w:rPr>
+    </w:lvl>
+  </w:abstractNum>
+  <w:abstractNum w:abstractNumId="2" w15:restartNumberingAfterBreak="0">
     <w:nsid w:val="2BD66BCB"/>
     <w:multiLevelType w:val="hybridMultilevel"/>
     <w:tmpl w:val="186C5EA4"/>
@@ -7462,7 +9378,7 @@
       </w:pPr>
     </w:lvl>
   </w:abstractNum>
-  <w:abstractNum w:abstractNumId="1" w15:restartNumberingAfterBreak="0">
+  <w:abstractNum w:abstractNumId="3" w15:restartNumberingAfterBreak="0">
     <w:nsid w:val="7040292E"/>
     <w:multiLevelType w:val="hybridMultilevel"/>
     <w:tmpl w:val="795C3EBC"/>
@@ -7552,12 +9468,26 @@
     </w:lvl>
   </w:abstractNum>
   <w:num w:numId="1" w16cid:durableId="1196237722">
+    <w:abstractNumId w:val="2"/>
+  </w:num>
+  <w:num w:numId="2" w16cid:durableId="60955664">
+    <w:abstractNumId w:val="3"/>
+  </w:num>
+  <w:num w:numId="3" w16cid:durableId="1200436234">
+    <w:abstractNumId w:val="1"/>
+  </w:num>
+  <w:num w:numId="4" w16cid:durableId="1161848224">
     <w:abstractNumId w:val="0"/>
   </w:num>
-  <w:num w:numId="2" w16cid:durableId="60955664">
-    <w:abstractNumId w:val="1"/>
-  </w:num>
 </w:numbering>
+</file>
+
+<file path=word/people.xml><?xml version="1.0" encoding="utf-8"?>
+<w15:people xmlns:wpc="http://schemas.microsoft.com/office/word/2010/wordprocessingCanvas" xmlns:cx="http://schemas.microsoft.com/office/drawing/2014/chartex" xmlns:cx1="http://schemas.microsoft.com/office/drawing/2015/9/8/chartex" xmlns:cx2="http://schemas.microsoft.com/office/drawing/2015/10/21/chartex" xmlns:cx3="http://schemas.microsoft.com/office/drawing/2016/5/9/chartex" xmlns:cx4="http://schemas.microsoft.com/office/drawing/2016/5/10/chartex" xmlns:cx5="http://schemas.microsoft.com/office/drawing/2016/5/11/chartex" xmlns:cx6="http://schemas.microsoft.com/office/drawing/2016/5/12/chartex" xmlns:cx7="http://schemas.microsoft.com/office/drawing/2016/5/13/chartex" xmlns:cx8="http://schemas.microsoft.com/office/drawing/2016/5/14/chartex" xmlns:mc="http://schemas.openxmlformats.org/markup-compatibility/2006" xmlns:m="http://schemas.openxmlformats.org/officeDocument/2006/math" xmlns:aink="http://schemas.microsoft.com/office/drawing/2016/ink" xmlns:am3d="http://schemas.microsoft.com/office/drawing/2017/model3d" xmlns:oel="http://schemas.microsoft.com/office/2019/extlst" xmlns:r="http://schemas.openxmlformats.org/officeDocument/2006/relationships" xmlns:wp14="http://schemas.microsoft.com/office/word/2010/wordprocessingDrawing" xmlns:wp="http://schemas.openxmlformats.org/drawingml/2006/wordprocessingDrawing" xmlns:wpg="http://schemas.microsoft.com/office/word/2010/wordprocessingGroup" xmlns:wpi="http://schemas.microsoft.com/office/word/2010/wordprocessingInk" xmlns:wps="http://schemas.microsoft.com/office/word/2010/wordprocessingShape" xmlns:o="urn:schemas-microsoft-com:office:office" xmlns:v="urn:schemas-microsoft-com:vml" xmlns:w10="urn:schemas-microsoft-com:office:word" xmlns:w="http://schemas.openxmlformats.org/wordprocessingml/2006/main" xmlns:w14="http://schemas.microsoft.com/office/word/2010/wordml" xmlns:w15="http://schemas.microsoft.com/office/word/2012/wordml" xmlns:w16cex="http://schemas.microsoft.com/office/word/2018/wordml/cex" xmlns:w16cid="http://schemas.microsoft.com/office/word/2016/wordml/cid" xmlns:w16="http://schemas.microsoft.com/office/word/2018/wordml" xmlns:w16sdtdh="http://schemas.microsoft.com/office/word/2020/wordml/sdtdatahash" xmlns:w16sdtfl="http://schemas.microsoft.com/office/word/2024/wordml/sdtformatlock" xmlns:w16se="http://schemas.microsoft.com/office/word/2015/wordml/symex" xmlns:w16du="http://schemas.microsoft.com/office/word/2023/wordml/word16du" xmlns:wne="http://schemas.microsoft.com/office/word/2006/wordml" mc:Ignorable="w14 w15 w16se w16cid w16 w16cex w16sdtdh w16sdtfl w16du wp14">
+  <w15:person w15:author="Anna Yuen">
+    <w15:presenceInfo w15:providerId="AD" w15:userId="S::anna_yuen@BERKELEY.EDU::c050d9f0-1230-411a-853d-925099412a08"/>
+  </w15:person>
+</w15:people>
 </file>
 
 <file path=word/styles.xml><?xml version="1.0" encoding="utf-8"?>
@@ -8528,6 +10458,139 @@
       </w:tblBorders>
     </w:tblPr>
   </w:style>
+  <w:style w:type="character" w:styleId="CommentReference">
+    <w:name w:val="annotation reference"/>
+    <w:basedOn w:val="DefaultParagraphFont"/>
+    <w:uiPriority w:val="99"/>
+    <w:semiHidden/>
+    <w:unhideWhenUsed/>
+    <w:rsid w:val="00F26489"/>
+    <w:rPr>
+      <w:sz w:val="16"/>
+      <w:szCs w:val="16"/>
+    </w:rPr>
+  </w:style>
+  <w:style w:type="paragraph" w:styleId="CommentText">
+    <w:name w:val="annotation text"/>
+    <w:basedOn w:val="Normal"/>
+    <w:link w:val="CommentTextChar"/>
+    <w:uiPriority w:val="99"/>
+    <w:semiHidden/>
+    <w:unhideWhenUsed/>
+    <w:rsid w:val="00F26489"/>
+    <w:pPr>
+      <w:spacing w:line="240" w:lineRule="auto"/>
+    </w:pPr>
+    <w:rPr>
+      <w:sz w:val="20"/>
+      <w:szCs w:val="20"/>
+    </w:rPr>
+  </w:style>
+  <w:style w:type="character" w:customStyle="1" w:styleId="CommentTextChar">
+    <w:name w:val="Comment Text Char"/>
+    <w:basedOn w:val="DefaultParagraphFont"/>
+    <w:link w:val="CommentText"/>
+    <w:uiPriority w:val="99"/>
+    <w:semiHidden/>
+    <w:rsid w:val="00F26489"/>
+    <w:rPr>
+      <w:sz w:val="20"/>
+      <w:szCs w:val="20"/>
+    </w:rPr>
+  </w:style>
+  <w:style w:type="paragraph" w:styleId="CommentSubject">
+    <w:name w:val="annotation subject"/>
+    <w:basedOn w:val="CommentText"/>
+    <w:next w:val="CommentText"/>
+    <w:link w:val="CommentSubjectChar"/>
+    <w:uiPriority w:val="99"/>
+    <w:semiHidden/>
+    <w:unhideWhenUsed/>
+    <w:rsid w:val="00F26489"/>
+    <w:rPr>
+      <w:b/>
+      <w:bCs/>
+    </w:rPr>
+  </w:style>
+  <w:style w:type="character" w:customStyle="1" w:styleId="CommentSubjectChar">
+    <w:name w:val="Comment Subject Char"/>
+    <w:basedOn w:val="CommentTextChar"/>
+    <w:link w:val="CommentSubject"/>
+    <w:uiPriority w:val="99"/>
+    <w:semiHidden/>
+    <w:rsid w:val="00F26489"/>
+    <w:rPr>
+      <w:b/>
+      <w:bCs/>
+      <w:sz w:val="20"/>
+      <w:szCs w:val="20"/>
+    </w:rPr>
+  </w:style>
+  <w:style w:type="paragraph" w:styleId="HTMLPreformatted">
+    <w:name w:val="HTML Preformatted"/>
+    <w:basedOn w:val="Normal"/>
+    <w:link w:val="HTMLPreformattedChar"/>
+    <w:uiPriority w:val="99"/>
+    <w:semiHidden/>
+    <w:unhideWhenUsed/>
+    <w:rsid w:val="00D163CA"/>
+    <w:pPr>
+      <w:tabs>
+        <w:tab w:val="left" w:pos="916"/>
+        <w:tab w:val="left" w:pos="1832"/>
+        <w:tab w:val="left" w:pos="2748"/>
+        <w:tab w:val="left" w:pos="3664"/>
+        <w:tab w:val="left" w:pos="4580"/>
+        <w:tab w:val="left" w:pos="5496"/>
+        <w:tab w:val="left" w:pos="6412"/>
+        <w:tab w:val="left" w:pos="7328"/>
+        <w:tab w:val="left" w:pos="8244"/>
+        <w:tab w:val="left" w:pos="9160"/>
+        <w:tab w:val="left" w:pos="10076"/>
+        <w:tab w:val="left" w:pos="10992"/>
+        <w:tab w:val="left" w:pos="11908"/>
+        <w:tab w:val="left" w:pos="12824"/>
+        <w:tab w:val="left" w:pos="13740"/>
+        <w:tab w:val="left" w:pos="14656"/>
+      </w:tabs>
+      <w:spacing w:after="0" w:line="240" w:lineRule="auto"/>
+    </w:pPr>
+    <w:rPr>
+      <w:rFonts w:ascii="Courier New" w:eastAsia="Times New Roman" w:hAnsi="Courier New" w:cs="Courier New"/>
+      <w:kern w:val="0"/>
+      <w:sz w:val="20"/>
+      <w:szCs w:val="20"/>
+      <w14:ligatures w14:val="none"/>
+    </w:rPr>
+  </w:style>
+  <w:style w:type="character" w:customStyle="1" w:styleId="HTMLPreformattedChar">
+    <w:name w:val="HTML Preformatted Char"/>
+    <w:basedOn w:val="DefaultParagraphFont"/>
+    <w:link w:val="HTMLPreformatted"/>
+    <w:uiPriority w:val="99"/>
+    <w:semiHidden/>
+    <w:rsid w:val="00D163CA"/>
+    <w:rPr>
+      <w:rFonts w:ascii="Courier New" w:eastAsia="Times New Roman" w:hAnsi="Courier New" w:cs="Courier New"/>
+      <w:kern w:val="0"/>
+      <w:sz w:val="20"/>
+      <w:szCs w:val="20"/>
+      <w14:ligatures w14:val="none"/>
+    </w:rPr>
+  </w:style>
+  <w:style w:type="character" w:styleId="HTMLCode">
+    <w:name w:val="HTML Code"/>
+    <w:basedOn w:val="DefaultParagraphFont"/>
+    <w:uiPriority w:val="99"/>
+    <w:semiHidden/>
+    <w:unhideWhenUsed/>
+    <w:rsid w:val="00D163CA"/>
+    <w:rPr>
+      <w:rFonts w:ascii="Courier New" w:eastAsia="Times New Roman" w:hAnsi="Courier New" w:cs="Courier New"/>
+      <w:sz w:val="20"/>
+      <w:szCs w:val="20"/>
+    </w:rPr>
+  </w:style>
 </w:styles>
 </file>
 
@@ -8851,7 +10914,7 @@
 </file>
 
 <file path=customXml/itemProps1.xml><?xml version="1.0" encoding="utf-8"?>
-<ds:datastoreItem xmlns:ds="http://schemas.openxmlformats.org/officeDocument/2006/customXml" ds:itemID="{E25B5AAA-FA33-0C47-914A-2DA9EC4C2FBC}">
+<ds:datastoreItem xmlns:ds="http://schemas.openxmlformats.org/officeDocument/2006/customXml" ds:itemID="{09D6C797-C9B8-AB46-977C-23C4FE15F557}">
   <ds:schemaRefs>
     <ds:schemaRef ds:uri="http://schemas.openxmlformats.org/officeDocument/2006/bibliography"/>
   </ds:schemaRefs>
